--- a/06-转换电路/01-模数转换ADC/双积分型ADC电路/双积分型ADC电路.docx
+++ b/06-转换电路/01-模数转换ADC/双积分型ADC电路/双积分型ADC电路.docx
@@ -2913,6 +2913,20 @@
     </w:p>
     <w:bookmarkEnd w:id="26"/>
     <w:bookmarkEnd w:id="27"/>
+    <w:p>
+      <w:pPr>
+        <w:spacing w:before="360"/>
+        <w:jc w:val="center"/>
+      </w:pPr>
+      <w:r>
+        <w:rPr>
+          <w:rFonts w:ascii="Times New Roman" w:hAnsi="Times New Roman"/>
+          <w:color w:val="555555"/>
+          <w:sz w:val="21"/>
+        </w:rPr>
+        <w:t>材料收集者：杜文杰</w:t>
+      </w:r>
+    </w:p>
     <w:sectPr>
       <w:headerReference r:id="rId9" w:type="default"/>
       <w:footerReference r:id="rId10" w:type="default"/>

--- a/06-转换电路/01-模数转换ADC/双积分型ADC电路/双积分型ADC电路.docx
+++ b/06-转换电路/01-模数转换ADC/双积分型ADC电路/双积分型ADC电路.docx
@@ -1,6 +1,6 @@
 
 <file path=word/document.xml><?xml version="1.0" encoding="utf-8"?>
-<w:document xmlns:w="http://schemas.openxmlformats.org/wordprocessingml/2006/main" xmlns:m="http://schemas.openxmlformats.org/officeDocument/2006/math" xmlns:r="http://schemas.openxmlformats.org/officeDocument/2006/relationships" xmlns:o="urn:schemas-microsoft-com:office:office" xmlns:v="urn:schemas-microsoft-com:vml" xmlns:w10="urn:schemas-microsoft-com:office:word" xmlns:a="http://schemas.openxmlformats.org/drawingml/2006/main" xmlns:pic="http://schemas.openxmlformats.org/drawingml/2006/picture" xmlns:wp="http://schemas.openxmlformats.org/drawingml/2006/wordprocessingDrawing">
+<w:document xmlns:m="http://schemas.openxmlformats.org/officeDocument/2006/math" xmlns:r="http://schemas.openxmlformats.org/officeDocument/2006/relationships" xmlns:w="http://schemas.openxmlformats.org/wordprocessingml/2006/main" xmlns:o="urn:schemas-microsoft-com:office:office" xmlns:v="urn:schemas-microsoft-com:vml" xmlns:w10="urn:schemas-microsoft-com:office:word" xmlns:a="http://schemas.openxmlformats.org/drawingml/2006/main" xmlns:pic="http://schemas.openxmlformats.org/drawingml/2006/picture" xmlns:wp="http://schemas.openxmlformats.org/drawingml/2006/wordprocessingDrawing">
   <w:body>
     <w:bookmarkStart w:id="27" w:name="双积分型-adc-电路"/>
     <w:p>
@@ -9,16 +9,19 @@
       </w:pPr>
       <w:r>
         <w:rPr>
-          <w:rFonts w:hint="eastAsia"/>
+          <w:rFonts w:hint="eastAsia" w:eastAsia="黑体"/>
         </w:rPr>
         <w:t xml:space="preserve">双积分型</w:t>
       </w:r>
       <w:r>
+        <w:rPr>
+          <w:rFonts w:eastAsia="黑体"/>
+        </w:rPr>
         <w:t xml:space="preserve"> ADC </w:t>
       </w:r>
       <w:r>
         <w:rPr>
-          <w:rFonts w:hint="eastAsia"/>
+          <w:rFonts w:hint="eastAsia" w:eastAsia="黑体"/>
         </w:rPr>
         <w:t xml:space="preserve">电路</w:t>
       </w:r>
@@ -30,7 +33,7 @@
       </w:pPr>
       <w:r>
         <w:rPr>
-          <w:rFonts w:hint="eastAsia"/>
+          <w:rFonts w:hint="eastAsia" w:eastAsia="黑体"/>
         </w:rPr>
         <w:t xml:space="preserve">拓扑描述</w:t>
       </w:r>
@@ -41,16 +44,19 @@
       </w:pPr>
       <w:r>
         <w:rPr>
-          <w:rFonts w:hint="eastAsia"/>
+          <w:rFonts w:hint="eastAsia" w:eastAsia="黑体"/>
         </w:rPr>
         <w:t xml:space="preserve">由</w:t>
       </w:r>
       <w:r>
+        <w:rPr>
+          <w:rFonts w:eastAsia="黑体"/>
+        </w:rPr>
         <w:t xml:space="preserve"> </w:t>
       </w:r>
       <w:r>
         <w:rPr>
-          <w:rFonts w:hint="eastAsia"/>
+          <w:rFonts w:hint="eastAsia" w:eastAsia="黑体"/>
           <w:b/>
           <w:bCs/>
         </w:rPr>
@@ -58,6 +64,7 @@
       </w:r>
       <w:r>
         <w:rPr>
+          <w:rFonts w:eastAsia="黑体"/>
           <w:b/>
           <w:bCs/>
         </w:rPr>
@@ -65,11 +72,14 @@
       </w:r>
       <w:r>
         <w:rPr>
-          <w:rFonts w:hint="eastAsia"/>
+          <w:rFonts w:hint="eastAsia" w:eastAsia="黑体"/>
         </w:rPr>
         <w:t xml:space="preserve">（运放与反馈电容</w:t>
       </w:r>
       <w:r>
+        <w:rPr>
+          <w:rFonts w:eastAsia="黑体"/>
+        </w:rPr>
         <w:t xml:space="preserve"> </w:t>
       </w:r>
       <m:oMath>
@@ -79,13 +89,13 @@
       </m:oMath>
       <w:r>
         <w:rPr>
-          <w:rFonts w:hint="eastAsia"/>
+          <w:rFonts w:hint="eastAsia" w:eastAsia="黑体"/>
         </w:rPr>
         <w:t xml:space="preserve">）、</w:t>
       </w:r>
       <w:r>
         <w:rPr>
-          <w:rFonts w:hint="eastAsia"/>
+          <w:rFonts w:hint="eastAsia" w:eastAsia="黑体"/>
           <w:b/>
           <w:bCs/>
         </w:rPr>
@@ -93,17 +103,21 @@
       </w:r>
       <w:r>
         <w:rPr>
+          <w:rFonts w:eastAsia="黑体"/>
           <w:b/>
           <w:bCs/>
         </w:rPr>
         <w:t xml:space="preserve"> C1</w:t>
       </w:r>
       <w:r>
+        <w:rPr>
+          <w:rFonts w:eastAsia="黑体"/>
+        </w:rPr>
         <w:t xml:space="preserve">、</w:t>
       </w:r>
       <w:r>
         <w:rPr>
-          <w:rFonts w:hint="eastAsia"/>
+          <w:rFonts w:hint="eastAsia" w:eastAsia="黑体"/>
           <w:b/>
           <w:bCs/>
         </w:rPr>
@@ -111,28 +125,35 @@
       </w:r>
       <w:r>
         <w:rPr>
+          <w:rFonts w:eastAsia="黑体"/>
           <w:b/>
           <w:bCs/>
         </w:rPr>
         <w:t xml:space="preserve"> CNT1</w:t>
       </w:r>
       <w:r>
+        <w:rPr>
+          <w:rFonts w:eastAsia="黑体"/>
+        </w:rPr>
         <w:t xml:space="preserve">、</w:t>
       </w:r>
       <w:r>
         <w:rPr>
-          <w:rFonts w:hint="eastAsia"/>
+          <w:rFonts w:hint="eastAsia" w:eastAsia="黑体"/>
           <w:b/>
           <w:bCs/>
         </w:rPr>
         <w:t xml:space="preserve">控制逻辑</w:t>
       </w:r>
       <w:r>
+        <w:rPr>
+          <w:rFonts w:eastAsia="黑体"/>
+        </w:rPr>
         <w:t xml:space="preserve">、</w:t>
       </w:r>
       <w:r>
         <w:rPr>
-          <w:rFonts w:hint="eastAsia"/>
+          <w:rFonts w:hint="eastAsia" w:eastAsia="黑体"/>
           <w:b/>
           <w:bCs/>
         </w:rPr>
@@ -140,6 +161,7 @@
       </w:r>
       <w:r>
         <w:rPr>
+          <w:rFonts w:eastAsia="黑体"/>
           <w:b/>
           <w:bCs/>
         </w:rPr>
@@ -166,20 +188,26 @@
         </m:sSub>
       </m:oMath>
       <w:r>
+        <w:rPr>
+          <w:rFonts w:eastAsia="黑体"/>
+        </w:rPr>
         <w:t xml:space="preserve"> </w:t>
       </w:r>
       <w:r>
         <w:rPr>
-          <w:rFonts w:hint="eastAsia"/>
+          <w:rFonts w:hint="eastAsia" w:eastAsia="黑体"/>
         </w:rPr>
         <w:t xml:space="preserve">及</w:t>
       </w:r>
       <w:r>
+        <w:rPr>
+          <w:rFonts w:eastAsia="黑体"/>
+        </w:rPr>
         <w:t xml:space="preserve"> </w:t>
       </w:r>
       <w:r>
         <w:rPr>
-          <w:rFonts w:hint="eastAsia"/>
+          <w:rFonts w:hint="eastAsia" w:eastAsia="黑体"/>
           <w:b/>
           <w:bCs/>
         </w:rPr>
@@ -187,32 +215,39 @@
       </w:r>
       <w:r>
         <w:rPr>
+          <w:rFonts w:eastAsia="黑体"/>
           <w:b/>
           <w:bCs/>
         </w:rPr>
         <w:t xml:space="preserve"> S1/S2/S3</w:t>
       </w:r>
       <w:r>
+        <w:rPr>
+          <w:rFonts w:eastAsia="黑体"/>
+        </w:rPr>
         <w:t xml:space="preserve"> </w:t>
       </w:r>
       <w:r>
         <w:rPr>
-          <w:rFonts w:hint="eastAsia"/>
+          <w:rFonts w:hint="eastAsia" w:eastAsia="黑体"/>
         </w:rPr>
         <w:t xml:space="preserve">组成。电路共有</w:t>
       </w:r>
       <w:r>
+        <w:rPr>
+          <w:rFonts w:eastAsia="黑体"/>
+        </w:rPr>
         <w:t xml:space="preserve"> 6 </w:t>
       </w:r>
       <w:r>
         <w:rPr>
-          <w:rFonts w:hint="eastAsia"/>
+          <w:rFonts w:hint="eastAsia" w:eastAsia="黑体"/>
         </w:rPr>
         <w:t xml:space="preserve">个关键节点：</w:t>
       </w:r>
       <w:r>
         <w:rPr>
-          <w:rFonts w:hint="eastAsia"/>
+          <w:rFonts w:hint="eastAsia" w:eastAsia="黑体"/>
           <w:b/>
           <w:bCs/>
         </w:rPr>
@@ -220,6 +255,7 @@
       </w:r>
       <w:r>
         <w:rPr>
+          <w:rFonts w:eastAsia="黑体"/>
           <w:b/>
           <w:bCs/>
         </w:rPr>
@@ -227,7 +263,7 @@
       </w:r>
       <w:r>
         <w:rPr>
-          <w:rFonts w:hint="eastAsia"/>
+          <w:rFonts w:hint="eastAsia" w:eastAsia="黑体"/>
           <w:b/>
           <w:bCs/>
         </w:rPr>
@@ -235,11 +271,14 @@
       </w:r>
       <w:r>
         <w:rPr>
-          <w:rFonts w:hint="eastAsia"/>
+          <w:rFonts w:hint="eastAsia" w:eastAsia="黑体"/>
         </w:rPr>
         <w:t xml:space="preserve">（接入输入电压</w:t>
       </w:r>
       <w:r>
+        <w:rPr>
+          <w:rFonts w:eastAsia="黑体"/>
+        </w:rPr>
         <w:t xml:space="preserve"> </w:t>
       </w:r>
       <m:oMath>
@@ -261,13 +300,13 @@
       </m:oMath>
       <w:r>
         <w:rPr>
-          <w:rFonts w:hint="eastAsia"/>
+          <w:rFonts w:hint="eastAsia" w:eastAsia="黑体"/>
         </w:rPr>
         <w:t xml:space="preserve">）；</w:t>
       </w:r>
       <w:r>
         <w:rPr>
-          <w:rFonts w:hint="eastAsia"/>
+          <w:rFonts w:hint="eastAsia" w:eastAsia="黑体"/>
           <w:b/>
           <w:bCs/>
         </w:rPr>
@@ -275,6 +314,7 @@
       </w:r>
       <w:r>
         <w:rPr>
+          <w:rFonts w:eastAsia="黑体"/>
           <w:b/>
           <w:bCs/>
         </w:rPr>
@@ -282,7 +322,7 @@
       </w:r>
       <w:r>
         <w:rPr>
-          <w:rFonts w:hint="eastAsia"/>
+          <w:rFonts w:hint="eastAsia" w:eastAsia="黑体"/>
           <w:b/>
           <w:bCs/>
         </w:rPr>
@@ -290,11 +330,14 @@
       </w:r>
       <w:r>
         <w:rPr>
-          <w:rFonts w:hint="eastAsia"/>
+          <w:rFonts w:hint="eastAsia" w:eastAsia="黑体"/>
         </w:rPr>
         <w:t xml:space="preserve">（接入参考电压</w:t>
       </w:r>
       <w:r>
+        <w:rPr>
+          <w:rFonts w:eastAsia="黑体"/>
+        </w:rPr>
         <w:t xml:space="preserve"> </w:t>
       </w:r>
       <m:oMath>
@@ -319,13 +362,13 @@
       </m:oMath>
       <w:r>
         <w:rPr>
-          <w:rFonts w:hint="eastAsia"/>
+          <w:rFonts w:hint="eastAsia" w:eastAsia="黑体"/>
         </w:rPr>
         <w:t xml:space="preserve">，需与输入极性相反）；</w:t>
       </w:r>
       <w:r>
         <w:rPr>
-          <w:rFonts w:hint="eastAsia"/>
+          <w:rFonts w:hint="eastAsia" w:eastAsia="黑体"/>
           <w:b/>
           <w:bCs/>
         </w:rPr>
@@ -333,6 +376,7 @@
       </w:r>
       <w:r>
         <w:rPr>
+          <w:rFonts w:eastAsia="黑体"/>
           <w:b/>
           <w:bCs/>
         </w:rPr>
@@ -340,7 +384,7 @@
       </w:r>
       <w:r>
         <w:rPr>
-          <w:rFonts w:hint="eastAsia"/>
+          <w:rFonts w:hint="eastAsia" w:eastAsia="黑体"/>
           <w:b/>
           <w:bCs/>
         </w:rPr>
@@ -348,11 +392,14 @@
       </w:r>
       <w:r>
         <w:rPr>
-          <w:rFonts w:hint="eastAsia"/>
+          <w:rFonts w:hint="eastAsia" w:eastAsia="黑体"/>
         </w:rPr>
         <w:t xml:space="preserve">（积分电阻</w:t>
       </w:r>
       <w:r>
+        <w:rPr>
+          <w:rFonts w:eastAsia="黑体"/>
+        </w:rPr>
         <w:t xml:space="preserve"> </w:t>
       </w:r>
       <m:oMath>
@@ -361,15 +408,21 @@
         </m:r>
       </m:oMath>
       <w:r>
+        <w:rPr>
+          <w:rFonts w:eastAsia="黑体"/>
+        </w:rPr>
         <w:t xml:space="preserve"> </w:t>
       </w:r>
       <w:r>
         <w:rPr>
-          <w:rFonts w:hint="eastAsia"/>
+          <w:rFonts w:hint="eastAsia" w:eastAsia="黑体"/>
         </w:rPr>
         <w:t xml:space="preserve">下端、反馈电容</w:t>
       </w:r>
       <w:r>
+        <w:rPr>
+          <w:rFonts w:eastAsia="黑体"/>
+        </w:rPr>
         <w:t xml:space="preserve"> </w:t>
       </w:r>
       <m:oMath>
@@ -378,35 +431,44 @@
         </m:r>
       </m:oMath>
       <w:r>
+        <w:rPr>
+          <w:rFonts w:eastAsia="黑体"/>
+        </w:rPr>
         <w:t xml:space="preserve"> </w:t>
       </w:r>
       <w:r>
         <w:rPr>
-          <w:rFonts w:hint="eastAsia"/>
+          <w:rFonts w:hint="eastAsia" w:eastAsia="黑体"/>
         </w:rPr>
         <w:t xml:space="preserve">左端、积分器</w:t>
       </w:r>
       <w:r>
+        <w:rPr>
+          <w:rFonts w:eastAsia="黑体"/>
+        </w:rPr>
         <w:t xml:space="preserve"> A1 </w:t>
       </w:r>
       <w:r>
         <w:rPr>
-          <w:rFonts w:hint="eastAsia"/>
+          <w:rFonts w:hint="eastAsia" w:eastAsia="黑体"/>
         </w:rPr>
         <w:t xml:space="preserve">的反相输入</w:t>
       </w:r>
       <w:r>
+        <w:rPr>
+          <w:rFonts w:eastAsia="黑体"/>
+        </w:rPr>
         <w:t xml:space="preserve"> IN− </w:t>
       </w:r>
       <w:r>
         <w:rPr>
-          <w:rFonts w:hint="eastAsia"/>
+          <w:rFonts w:hint="eastAsia" w:eastAsia="黑体"/>
         </w:rPr>
         <w:t xml:space="preserve">三者相连）；</w:t>
       </w:r>
       <w:r>
         <w:rPr>
-          <w:rFonts w:hint="eastAsia"/>
+          <w:rFonts w:hint="eastAsia" w:eastAsia="黑体"/>
           <w:b/>
           <w:bCs/>
         </w:rPr>
@@ -414,6 +476,7 @@
       </w:r>
       <w:r>
         <w:rPr>
+          <w:rFonts w:eastAsia="黑体"/>
           <w:b/>
           <w:bCs/>
         </w:rPr>
@@ -421,7 +484,7 @@
       </w:r>
       <w:r>
         <w:rPr>
-          <w:rFonts w:hint="eastAsia"/>
+          <w:rFonts w:hint="eastAsia" w:eastAsia="黑体"/>
           <w:b/>
           <w:bCs/>
         </w:rPr>
@@ -429,49 +492,61 @@
       </w:r>
       <w:r>
         <w:rPr>
-          <w:rFonts w:hint="eastAsia"/>
+          <w:rFonts w:hint="eastAsia" w:eastAsia="黑体"/>
         </w:rPr>
         <w:t xml:space="preserve">（A1</w:t>
       </w:r>
       <w:r>
+        <w:rPr>
+          <w:rFonts w:eastAsia="黑体"/>
+        </w:rPr>
         <w:t xml:space="preserve"> </w:t>
       </w:r>
       <w:r>
         <w:rPr>
-          <w:rFonts w:hint="eastAsia"/>
+          <w:rFonts w:hint="eastAsia" w:eastAsia="黑体"/>
         </w:rPr>
         <w:t xml:space="preserve">的输出</w:t>
       </w:r>
       <w:r>
+        <w:rPr>
+          <w:rFonts w:eastAsia="黑体"/>
+        </w:rPr>
         <w:t xml:space="preserve"> OUT </w:t>
       </w:r>
       <w:r>
         <w:rPr>
-          <w:rFonts w:hint="eastAsia"/>
+          <w:rFonts w:hint="eastAsia" w:eastAsia="黑体"/>
         </w:rPr>
         <w:t xml:space="preserve">与比较器</w:t>
       </w:r>
       <w:r>
+        <w:rPr>
+          <w:rFonts w:eastAsia="黑体"/>
+        </w:rPr>
         <w:t xml:space="preserve"> C1 </w:t>
       </w:r>
       <w:r>
         <w:rPr>
-          <w:rFonts w:hint="eastAsia"/>
+          <w:rFonts w:hint="eastAsia" w:eastAsia="黑体"/>
         </w:rPr>
         <w:t xml:space="preserve">的同相输入</w:t>
       </w:r>
       <w:r>
+        <w:rPr>
+          <w:rFonts w:eastAsia="黑体"/>
+        </w:rPr>
         <w:t xml:space="preserve"> IN+ </w:t>
       </w:r>
       <w:r>
         <w:rPr>
-          <w:rFonts w:hint="eastAsia"/>
+          <w:rFonts w:hint="eastAsia" w:eastAsia="黑体"/>
         </w:rPr>
         <w:t xml:space="preserve">相连）；</w:t>
       </w:r>
       <w:r>
         <w:rPr>
-          <w:rFonts w:hint="eastAsia"/>
+          <w:rFonts w:hint="eastAsia" w:eastAsia="黑体"/>
           <w:b/>
           <w:bCs/>
         </w:rPr>
@@ -479,6 +554,7 @@
       </w:r>
       <w:r>
         <w:rPr>
+          <w:rFonts w:eastAsia="黑体"/>
           <w:b/>
           <w:bCs/>
         </w:rPr>
@@ -486,7 +562,7 @@
       </w:r>
       <w:r>
         <w:rPr>
-          <w:rFonts w:hint="eastAsia"/>
+          <w:rFonts w:hint="eastAsia" w:eastAsia="黑体"/>
           <w:b/>
           <w:bCs/>
         </w:rPr>
@@ -494,31 +570,37 @@
       </w:r>
       <w:r>
         <w:rPr>
-          <w:rFonts w:hint="eastAsia"/>
+          <w:rFonts w:hint="eastAsia" w:eastAsia="黑体"/>
         </w:rPr>
         <w:t xml:space="preserve">（C1</w:t>
       </w:r>
       <w:r>
+        <w:rPr>
+          <w:rFonts w:eastAsia="黑体"/>
+        </w:rPr>
         <w:t xml:space="preserve"> </w:t>
       </w:r>
       <w:r>
         <w:rPr>
-          <w:rFonts w:hint="eastAsia"/>
+          <w:rFonts w:hint="eastAsia" w:eastAsia="黑体"/>
         </w:rPr>
         <w:t xml:space="preserve">的输出</w:t>
       </w:r>
       <w:r>
+        <w:rPr>
+          <w:rFonts w:eastAsia="黑体"/>
+        </w:rPr>
         <w:t xml:space="preserve"> OUT </w:t>
       </w:r>
       <w:r>
         <w:rPr>
-          <w:rFonts w:hint="eastAsia"/>
+          <w:rFonts w:hint="eastAsia" w:eastAsia="黑体"/>
         </w:rPr>
         <w:t xml:space="preserve">接控制逻辑与计数器）；</w:t>
       </w:r>
       <w:r>
         <w:rPr>
-          <w:rFonts w:hint="eastAsia"/>
+          <w:rFonts w:hint="eastAsia" w:eastAsia="黑体"/>
           <w:b/>
           <w:bCs/>
         </w:rPr>
@@ -526,6 +608,7 @@
       </w:r>
       <w:r>
         <w:rPr>
+          <w:rFonts w:eastAsia="黑体"/>
           <w:b/>
           <w:bCs/>
         </w:rPr>
@@ -533,7 +616,7 @@
       </w:r>
       <w:r>
         <w:rPr>
-          <w:rFonts w:hint="eastAsia"/>
+          <w:rFonts w:hint="eastAsia" w:eastAsia="黑体"/>
           <w:b/>
           <w:bCs/>
         </w:rPr>
@@ -541,20 +624,26 @@
       </w:r>
       <w:r>
         <w:rPr>
-          <w:rFonts w:hint="eastAsia"/>
+          <w:rFonts w:hint="eastAsia" w:eastAsia="黑体"/>
         </w:rPr>
         <w:t xml:space="preserve">（计数器</w:t>
       </w:r>
       <w:r>
+        <w:rPr>
+          <w:rFonts w:eastAsia="黑体"/>
+        </w:rPr>
         <w:t xml:space="preserve"> CNT1 </w:t>
       </w:r>
       <w:r>
         <w:rPr>
-          <w:rFonts w:hint="eastAsia"/>
+          <w:rFonts w:hint="eastAsia" w:eastAsia="黑体"/>
         </w:rPr>
         <w:t xml:space="preserve">的时钟端接</w:t>
       </w:r>
       <w:r>
+        <w:rPr>
+          <w:rFonts w:eastAsia="黑体"/>
+        </w:rPr>
         <w:t xml:space="preserve"> </w:t>
       </w:r>
       <m:oMath>
@@ -579,7 +668,7 @@
       </m:oMath>
       <w:r>
         <w:rPr>
-          <w:rFonts w:hint="eastAsia"/>
+          <w:rFonts w:hint="eastAsia" w:eastAsia="黑体"/>
         </w:rPr>
         <w:t xml:space="preserve">）。</w:t>
       </w:r>
@@ -588,23 +677,27 @@
       <w:pPr/>
       <w:r>
         <w:rPr>
-          <w:rFonts w:hint="eastAsia"/>
+          <w:rFonts w:hint="eastAsia" w:eastAsia="黑体"/>
         </w:rPr>
         <w:t xml:space="preserve">各管脚连接：</w:t>
       </w:r>
       <w:r>
         <w:rPr>
+          <w:rFonts w:eastAsia="黑体"/>
           <w:b/>
           <w:bCs/>
         </w:rPr>
         <w:t xml:space="preserve">S1</w:t>
       </w:r>
       <w:r>
+        <w:rPr>
+          <w:rFonts w:eastAsia="黑体"/>
+        </w:rPr>
         <w:t xml:space="preserve"> </w:t>
       </w:r>
       <w:r>
         <w:rPr>
-          <w:rFonts w:hint="eastAsia"/>
+          <w:rFonts w:hint="eastAsia" w:eastAsia="黑体"/>
         </w:rPr>
         <w:t xml:space="preserve">一端接节点①（</w:t>
       </w:r>
@@ -627,11 +720,14 @@
       </m:oMath>
       <w:r>
         <w:rPr>
-          <w:rFonts w:hint="eastAsia"/>
+          <w:rFonts w:hint="eastAsia" w:eastAsia="黑体"/>
         </w:rPr>
         <w:t xml:space="preserve">）、另一端接积分电阻</w:t>
       </w:r>
       <w:r>
+        <w:rPr>
+          <w:rFonts w:eastAsia="黑体"/>
+        </w:rPr>
         <w:t xml:space="preserve"> </w:t>
       </w:r>
       <m:oMath>
@@ -640,27 +736,34 @@
         </m:r>
       </m:oMath>
       <w:r>
+        <w:rPr>
+          <w:rFonts w:eastAsia="黑体"/>
+        </w:rPr>
         <w:t xml:space="preserve"> </w:t>
       </w:r>
       <w:r>
         <w:rPr>
-          <w:rFonts w:hint="eastAsia"/>
+          <w:rFonts w:hint="eastAsia" w:eastAsia="黑体"/>
         </w:rPr>
         <w:t xml:space="preserve">上端；</w:t>
       </w:r>
       <w:r>
         <w:rPr>
+          <w:rFonts w:eastAsia="黑体"/>
           <w:b/>
           <w:bCs/>
         </w:rPr>
         <w:t xml:space="preserve">S2</w:t>
       </w:r>
       <w:r>
+        <w:rPr>
+          <w:rFonts w:eastAsia="黑体"/>
+        </w:rPr>
         <w:t xml:space="preserve"> </w:t>
       </w:r>
       <w:r>
         <w:rPr>
-          <w:rFonts w:hint="eastAsia"/>
+          <w:rFonts w:hint="eastAsia" w:eastAsia="黑体"/>
         </w:rPr>
         <w:t xml:space="preserve">一端接节点②（</w:t>
       </w:r>
@@ -686,11 +789,14 @@
       </m:oMath>
       <w:r>
         <w:rPr>
-          <w:rFonts w:hint="eastAsia"/>
+          <w:rFonts w:hint="eastAsia" w:eastAsia="黑体"/>
         </w:rPr>
         <w:t xml:space="preserve">，反极性）、另一端接同一</w:t>
       </w:r>
       <w:r>
+        <w:rPr>
+          <w:rFonts w:eastAsia="黑体"/>
+        </w:rPr>
         <w:t xml:space="preserve"> </w:t>
       </w:r>
       <m:oMath>
@@ -699,83 +805,109 @@
         </m:r>
       </m:oMath>
       <w:r>
+        <w:rPr>
+          <w:rFonts w:eastAsia="黑体"/>
+        </w:rPr>
         <w:t xml:space="preserve"> </w:t>
       </w:r>
       <w:r>
         <w:rPr>
-          <w:rFonts w:hint="eastAsia"/>
+          <w:rFonts w:hint="eastAsia" w:eastAsia="黑体"/>
         </w:rPr>
         <w:t xml:space="preserve">上端；</w:t>
       </w:r>
       <w:r>
         <w:rPr>
+          <w:rFonts w:eastAsia="黑体"/>
           <w:b/>
           <w:bCs/>
         </w:rPr>
         <w:t xml:space="preserve">R</w:t>
       </w:r>
       <w:r>
+        <w:rPr>
+          <w:rFonts w:eastAsia="黑体"/>
+        </w:rPr>
         <w:t xml:space="preserve"> </w:t>
       </w:r>
       <w:r>
         <w:rPr>
-          <w:rFonts w:hint="eastAsia"/>
+          <w:rFonts w:hint="eastAsia" w:eastAsia="黑体"/>
         </w:rPr>
         <w:t xml:space="preserve">一端接</w:t>
       </w:r>
       <w:r>
+        <w:rPr>
+          <w:rFonts w:eastAsia="黑体"/>
+        </w:rPr>
         <w:t xml:space="preserve"> S1/S2 </w:t>
       </w:r>
       <w:r>
         <w:rPr>
-          <w:rFonts w:hint="eastAsia"/>
+          <w:rFonts w:hint="eastAsia" w:eastAsia="黑体"/>
         </w:rPr>
         <w:t xml:space="preserve">的公共输出端、另一端接节点③；</w:t>
       </w:r>
       <w:r>
         <w:rPr>
+          <w:rFonts w:eastAsia="黑体"/>
           <w:b/>
           <w:bCs/>
         </w:rPr>
         <w:t xml:space="preserve">A1</w:t>
       </w:r>
       <w:r>
+        <w:rPr>
+          <w:rFonts w:eastAsia="黑体"/>
+        </w:rPr>
         <w:t xml:space="preserve"> </w:t>
       </w:r>
       <w:r>
         <w:rPr>
-          <w:rFonts w:hint="eastAsia"/>
+          <w:rFonts w:hint="eastAsia" w:eastAsia="黑体"/>
         </w:rPr>
         <w:t xml:space="preserve">的</w:t>
       </w:r>
       <w:r>
+        <w:rPr>
+          <w:rFonts w:eastAsia="黑体"/>
+        </w:rPr>
         <w:t xml:space="preserve"> IN− </w:t>
       </w:r>
       <w:r>
         <w:rPr>
-          <w:rFonts w:hint="eastAsia"/>
+          <w:rFonts w:hint="eastAsia" w:eastAsia="黑体"/>
         </w:rPr>
         <w:t xml:space="preserve">接节点③、IN+</w:t>
       </w:r>
       <w:r>
+        <w:rPr>
+          <w:rFonts w:eastAsia="黑体"/>
+        </w:rPr>
         <w:t xml:space="preserve"> </w:t>
       </w:r>
       <w:r>
         <w:rPr>
-          <w:rFonts w:hint="eastAsia"/>
+          <w:rFonts w:hint="eastAsia" w:eastAsia="黑体"/>
         </w:rPr>
         <w:t xml:space="preserve">接参考地</w:t>
       </w:r>
       <w:r>
+        <w:rPr>
+          <w:rFonts w:eastAsia="黑体"/>
+        </w:rPr>
         <w:t xml:space="preserve"> </w:t>
       </w:r>
       <w:r>
         <w:rPr>
-          <w:rFonts w:hint="eastAsia"/>
+          <w:rFonts w:hint="eastAsia" w:eastAsia="黑体"/>
         </w:rPr>
         <w:t xml:space="preserve">GND、反馈电容</w:t>
       </w:r>
       <w:r>
+        <w:rPr>
+          <w:rFonts w:eastAsia="黑体"/>
+        </w:rPr>
         <w:t xml:space="preserve"> </w:t>
       </w:r>
       <m:oMath>
@@ -784,97 +916,131 @@
         </m:r>
       </m:oMath>
       <w:r>
+        <w:rPr>
+          <w:rFonts w:eastAsia="黑体"/>
+        </w:rPr>
         <w:t xml:space="preserve"> </w:t>
       </w:r>
       <w:r>
         <w:rPr>
-          <w:rFonts w:hint="eastAsia"/>
+          <w:rFonts w:hint="eastAsia" w:eastAsia="黑体"/>
         </w:rPr>
         <w:t xml:space="preserve">一端接节点③、另一端接节点④、OUT</w:t>
       </w:r>
       <w:r>
+        <w:rPr>
+          <w:rFonts w:eastAsia="黑体"/>
+        </w:rPr>
         <w:t xml:space="preserve"> </w:t>
       </w:r>
       <w:r>
         <w:rPr>
-          <w:rFonts w:hint="eastAsia"/>
+          <w:rFonts w:hint="eastAsia" w:eastAsia="黑体"/>
         </w:rPr>
         <w:t xml:space="preserve">接节点④、正电源脚</w:t>
       </w:r>
       <w:r>
+        <w:rPr>
+          <w:rFonts w:eastAsia="黑体"/>
+        </w:rPr>
         <w:t xml:space="preserve"> V+ </w:t>
       </w:r>
       <w:r>
         <w:rPr>
-          <w:rFonts w:hint="eastAsia"/>
+          <w:rFonts w:hint="eastAsia" w:eastAsia="黑体"/>
         </w:rPr>
         <w:t xml:space="preserve">接</w:t>
       </w:r>
       <w:r>
+        <w:rPr>
+          <w:rFonts w:eastAsia="黑体"/>
+        </w:rPr>
         <w:t xml:space="preserve"> </w:t>
       </w:r>
       <w:r>
         <w:rPr>
-          <w:rFonts w:hint="eastAsia"/>
+          <w:rFonts w:hint="eastAsia" w:eastAsia="黑体"/>
         </w:rPr>
         <w:t xml:space="preserve">+VCC、负电源脚</w:t>
       </w:r>
       <w:r>
+        <w:rPr>
+          <w:rFonts w:eastAsia="黑体"/>
+        </w:rPr>
         <w:t xml:space="preserve"> V− </w:t>
       </w:r>
       <w:r>
         <w:rPr>
-          <w:rFonts w:hint="eastAsia"/>
+          <w:rFonts w:hint="eastAsia" w:eastAsia="黑体"/>
         </w:rPr>
         <w:t xml:space="preserve">接</w:t>
       </w:r>
       <w:r>
+        <w:rPr>
+          <w:rFonts w:eastAsia="黑体"/>
+        </w:rPr>
         <w:t xml:space="preserve"> </w:t>
       </w:r>
       <w:r>
         <w:rPr>
-          <w:rFonts w:hint="eastAsia"/>
+          <w:rFonts w:hint="eastAsia" w:eastAsia="黑体"/>
         </w:rPr>
         <w:t xml:space="preserve">−VEE（单电源时</w:t>
       </w:r>
       <w:r>
+        <w:rPr>
+          <w:rFonts w:eastAsia="黑体"/>
+        </w:rPr>
         <w:t xml:space="preserve"> V− </w:t>
       </w:r>
       <w:r>
         <w:rPr>
-          <w:rFonts w:hint="eastAsia"/>
+          <w:rFonts w:hint="eastAsia" w:eastAsia="黑体"/>
         </w:rPr>
         <w:t xml:space="preserve">接</w:t>
       </w:r>
       <w:r>
+        <w:rPr>
+          <w:rFonts w:eastAsia="黑体"/>
+        </w:rPr>
         <w:t xml:space="preserve"> </w:t>
       </w:r>
       <w:r>
         <w:rPr>
-          <w:rFonts w:hint="eastAsia"/>
+          <w:rFonts w:hint="eastAsia" w:eastAsia="黑体"/>
         </w:rPr>
         <w:t xml:space="preserve">GND）；复位开关</w:t>
       </w:r>
       <w:r>
+        <w:rPr>
+          <w:rFonts w:eastAsia="黑体"/>
+        </w:rPr>
         <w:t xml:space="preserve"> </w:t>
       </w:r>
       <w:r>
         <w:rPr>
+          <w:rFonts w:eastAsia="黑体"/>
           <w:b/>
           <w:bCs/>
         </w:rPr>
         <w:t xml:space="preserve">S3</w:t>
       </w:r>
       <w:r>
+        <w:rPr>
+          <w:rFonts w:eastAsia="黑体"/>
+        </w:rPr>
         <w:t xml:space="preserve"> </w:t>
       </w:r>
       <w:r>
         <w:rPr>
-          <w:rFonts w:hint="eastAsia"/>
+          <w:rFonts w:hint="eastAsia" w:eastAsia="黑体"/>
         </w:rPr>
         <w:t xml:space="preserve">并接在</w:t>
       </w:r>
       <w:r>
+        <w:rPr>
+          <w:rFonts w:eastAsia="黑体"/>
+        </w:rPr>
         <w:t xml:space="preserve"> </w:t>
       </w:r>
       <m:oMath>
@@ -883,128 +1049,169 @@
         </m:r>
       </m:oMath>
       <w:r>
+        <w:rPr>
+          <w:rFonts w:eastAsia="黑体"/>
+        </w:rPr>
         <w:t xml:space="preserve"> </w:t>
       </w:r>
       <w:r>
         <w:rPr>
-          <w:rFonts w:hint="eastAsia"/>
+          <w:rFonts w:hint="eastAsia" w:eastAsia="黑体"/>
         </w:rPr>
         <w:t xml:space="preserve">两端（一端接节点③、另一端接节点④）；</w:t>
       </w:r>
       <w:r>
         <w:rPr>
+          <w:rFonts w:eastAsia="黑体"/>
           <w:b/>
           <w:bCs/>
         </w:rPr>
         <w:t xml:space="preserve">C1</w:t>
       </w:r>
       <w:r>
+        <w:rPr>
+          <w:rFonts w:eastAsia="黑体"/>
+        </w:rPr>
         <w:t xml:space="preserve"> </w:t>
       </w:r>
       <w:r>
         <w:rPr>
-          <w:rFonts w:hint="eastAsia"/>
+          <w:rFonts w:hint="eastAsia" w:eastAsia="黑体"/>
         </w:rPr>
         <w:t xml:space="preserve">的</w:t>
       </w:r>
       <w:r>
+        <w:rPr>
+          <w:rFonts w:eastAsia="黑体"/>
+        </w:rPr>
         <w:t xml:space="preserve"> IN+ </w:t>
       </w:r>
       <w:r>
         <w:rPr>
-          <w:rFonts w:hint="eastAsia"/>
+          <w:rFonts w:hint="eastAsia" w:eastAsia="黑体"/>
         </w:rPr>
         <w:t xml:space="preserve">接节点④、IN−</w:t>
       </w:r>
       <w:r>
+        <w:rPr>
+          <w:rFonts w:eastAsia="黑体"/>
+        </w:rPr>
         <w:t xml:space="preserve"> </w:t>
       </w:r>
       <w:r>
         <w:rPr>
-          <w:rFonts w:hint="eastAsia"/>
+          <w:rFonts w:hint="eastAsia" w:eastAsia="黑体"/>
         </w:rPr>
         <w:t xml:space="preserve">接</w:t>
       </w:r>
       <w:r>
+        <w:rPr>
+          <w:rFonts w:eastAsia="黑体"/>
+        </w:rPr>
         <w:t xml:space="preserve"> </w:t>
       </w:r>
       <w:r>
         <w:rPr>
-          <w:rFonts w:hint="eastAsia"/>
+          <w:rFonts w:hint="eastAsia" w:eastAsia="黑体"/>
         </w:rPr>
         <w:t xml:space="preserve">GND（过零基准）、OUT</w:t>
       </w:r>
       <w:r>
+        <w:rPr>
+          <w:rFonts w:eastAsia="黑体"/>
+        </w:rPr>
         <w:t xml:space="preserve"> </w:t>
       </w:r>
       <w:r>
         <w:rPr>
-          <w:rFonts w:hint="eastAsia"/>
+          <w:rFonts w:hint="eastAsia" w:eastAsia="黑体"/>
         </w:rPr>
         <w:t xml:space="preserve">接节点⑤、V+</w:t>
       </w:r>
       <w:r>
+        <w:rPr>
+          <w:rFonts w:eastAsia="黑体"/>
+        </w:rPr>
         <w:t xml:space="preserve"> </w:t>
       </w:r>
       <w:r>
         <w:rPr>
-          <w:rFonts w:hint="eastAsia"/>
+          <w:rFonts w:hint="eastAsia" w:eastAsia="黑体"/>
         </w:rPr>
         <w:t xml:space="preserve">接</w:t>
       </w:r>
       <w:r>
+        <w:rPr>
+          <w:rFonts w:eastAsia="黑体"/>
+        </w:rPr>
         <w:t xml:space="preserve"> +VCC、V− </w:t>
       </w:r>
       <w:r>
         <w:rPr>
-          <w:rFonts w:hint="eastAsia"/>
+          <w:rFonts w:hint="eastAsia" w:eastAsia="黑体"/>
         </w:rPr>
         <w:t xml:space="preserve">接</w:t>
       </w:r>
       <w:r>
+        <w:rPr>
+          <w:rFonts w:eastAsia="黑体"/>
+        </w:rPr>
         <w:t xml:space="preserve"> </w:t>
       </w:r>
       <w:r>
         <w:rPr>
-          <w:rFonts w:hint="eastAsia"/>
+          <w:rFonts w:hint="eastAsia" w:eastAsia="黑体"/>
         </w:rPr>
         <w:t xml:space="preserve">−VEE（单电源时</w:t>
       </w:r>
       <w:r>
+        <w:rPr>
+          <w:rFonts w:eastAsia="黑体"/>
+        </w:rPr>
         <w:t xml:space="preserve"> V− </w:t>
       </w:r>
       <w:r>
         <w:rPr>
-          <w:rFonts w:hint="eastAsia"/>
+          <w:rFonts w:hint="eastAsia" w:eastAsia="黑体"/>
         </w:rPr>
         <w:t xml:space="preserve">接</w:t>
       </w:r>
       <w:r>
+        <w:rPr>
+          <w:rFonts w:eastAsia="黑体"/>
+        </w:rPr>
         <w:t xml:space="preserve"> </w:t>
       </w:r>
       <w:r>
         <w:rPr>
-          <w:rFonts w:hint="eastAsia"/>
+          <w:rFonts w:hint="eastAsia" w:eastAsia="黑体"/>
         </w:rPr>
         <w:t xml:space="preserve">GND）；</w:t>
       </w:r>
       <w:r>
         <w:rPr>
+          <w:rFonts w:eastAsia="黑体"/>
           <w:b/>
           <w:bCs/>
         </w:rPr>
         <w:t xml:space="preserve">CNT1</w:t>
       </w:r>
       <w:r>
+        <w:rPr>
+          <w:rFonts w:eastAsia="黑体"/>
+        </w:rPr>
         <w:t xml:space="preserve"> </w:t>
       </w:r>
       <w:r>
         <w:rPr>
-          <w:rFonts w:hint="eastAsia"/>
+          <w:rFonts w:hint="eastAsia" w:eastAsia="黑体"/>
         </w:rPr>
         <w:t xml:space="preserve">的时钟端接</w:t>
       </w:r>
       <w:r>
+        <w:rPr>
+          <w:rFonts w:eastAsia="黑体"/>
+        </w:rPr>
         <w:t xml:space="preserve"> </w:t>
       </w:r>
       <m:oMath>
@@ -1029,42 +1236,51 @@
       </m:oMath>
       <w:r>
         <w:rPr>
-          <w:rFonts w:hint="eastAsia"/>
+          <w:rFonts w:hint="eastAsia" w:eastAsia="黑体"/>
         </w:rPr>
         <w:t xml:space="preserve">、脉冲计数端接节点⑤、启停/复位端接控制逻辑；</w:t>
       </w:r>
       <w:r>
         <w:rPr>
-          <w:rFonts w:hint="eastAsia"/>
+          <w:rFonts w:hint="eastAsia" w:eastAsia="黑体"/>
           <w:b/>
           <w:bCs/>
         </w:rPr>
         <w:t xml:space="preserve">控制逻辑</w:t>
       </w:r>
       <w:r>
+        <w:rPr>
+          <w:rFonts w:eastAsia="黑体"/>
+        </w:rPr>
         <w:t xml:space="preserve"> </w:t>
       </w:r>
       <w:r>
         <w:rPr>
-          <w:rFonts w:hint="eastAsia"/>
+          <w:rFonts w:hint="eastAsia" w:eastAsia="黑体"/>
         </w:rPr>
         <w:t xml:space="preserve">依节点⑤</w:t>
       </w:r>
       <w:r>
+        <w:rPr>
+          <w:rFonts w:eastAsia="黑体"/>
+        </w:rPr>
         <w:t xml:space="preserve"> </w:t>
       </w:r>
       <w:r>
         <w:rPr>
-          <w:rFonts w:hint="eastAsia"/>
+          <w:rFonts w:hint="eastAsia" w:eastAsia="黑体"/>
         </w:rPr>
         <w:t xml:space="preserve">的翻转电平开关</w:t>
       </w:r>
       <w:r>
+        <w:rPr>
+          <w:rFonts w:eastAsia="黑体"/>
+        </w:rPr>
         <w:t xml:space="preserve"> S1/S2/S3 </w:t>
       </w:r>
       <w:r>
         <w:rPr>
-          <w:rFonts w:hint="eastAsia"/>
+          <w:rFonts w:hint="eastAsia" w:eastAsia="黑体"/>
         </w:rPr>
         <w:t xml:space="preserve">并控制计数器。</w:t>
       </w:r>
@@ -1073,7 +1289,7 @@
       <w:pPr/>
       <w:r>
         <w:rPr>
-          <w:rFonts w:hint="eastAsia"/>
+          <w:rFonts w:hint="eastAsia" w:eastAsia="黑体"/>
         </w:rPr>
         <w:t xml:space="preserve">由此构成”定时对输入正向积分、再对反极性参考电压反向积分归零、以计数脉冲计量第二段时间”的双积分（双斜）组态，输出与输入电压成正比，精度高、抗干扰强但转换速度慢。</w:t>
       </w:r>
@@ -1086,7 +1302,7 @@
       </w:pPr>
       <w:r>
         <w:rPr>
-          <w:rFonts w:hint="eastAsia"/>
+          <w:rFonts w:hint="eastAsia" w:eastAsia="黑体"/>
         </w:rPr>
         <w:t xml:space="preserve">工作原理</w:t>
       </w:r>
@@ -1097,11 +1313,14 @@
       </w:pPr>
       <w:r>
         <w:rPr>
-          <w:rFonts w:hint="eastAsia"/>
+          <w:rFonts w:hint="eastAsia" w:eastAsia="黑体"/>
         </w:rPr>
         <w:t xml:space="preserve">第一阶段在固定时间</w:t>
       </w:r>
       <w:r>
+        <w:rPr>
+          <w:rFonts w:eastAsia="黑体"/>
+        </w:rPr>
         <w:t xml:space="preserve"> </w:t>
       </w:r>
       <m:oMath>
@@ -1119,15 +1338,21 @@
         </m:sSub>
       </m:oMath>
       <w:r>
+        <w:rPr>
+          <w:rFonts w:eastAsia="黑体"/>
+        </w:rPr>
         <w:t xml:space="preserve"> </w:t>
       </w:r>
       <w:r>
         <w:rPr>
-          <w:rFonts w:hint="eastAsia"/>
+          <w:rFonts w:hint="eastAsia" w:eastAsia="黑体"/>
         </w:rPr>
         <w:t xml:space="preserve">内对输入电压积分，积分器输出达到与</w:t>
       </w:r>
       <w:r>
+        <w:rPr>
+          <w:rFonts w:eastAsia="黑体"/>
+        </w:rPr>
         <w:t xml:space="preserve"> </w:t>
       </w:r>
       <m:oMath>
@@ -1148,15 +1373,21 @@
         </m:sSub>
       </m:oMath>
       <w:r>
+        <w:rPr>
+          <w:rFonts w:eastAsia="黑体"/>
+        </w:rPr>
         <w:t xml:space="preserve"> </w:t>
       </w:r>
       <w:r>
         <w:rPr>
-          <w:rFonts w:hint="eastAsia"/>
+          <w:rFonts w:hint="eastAsia" w:eastAsia="黑体"/>
         </w:rPr>
         <w:t xml:space="preserve">成正比的电平；第二阶段切换为固定参考电压反向放电，记录电容放电归零所需时间</w:t>
       </w:r>
       <w:r>
+        <w:rPr>
+          <w:rFonts w:eastAsia="黑体"/>
+        </w:rPr>
         <w:t xml:space="preserve"> </w:t>
       </w:r>
       <m:oMath>
@@ -1174,6 +1405,9 @@
         </m:sSub>
       </m:oMath>
       <w:r>
+        <w:rPr>
+          <w:rFonts w:eastAsia="黑体"/>
+        </w:rPr>
         <w:t xml:space="preserve">。</w:t>
       </w:r>
       <m:oMath>
@@ -1191,15 +1425,21 @@
         </m:sSub>
       </m:oMath>
       <w:r>
+        <w:rPr>
+          <w:rFonts w:eastAsia="黑体"/>
+        </w:rPr>
         <w:t xml:space="preserve"> </w:t>
       </w:r>
       <w:r>
         <w:rPr>
-          <w:rFonts w:hint="eastAsia"/>
+          <w:rFonts w:hint="eastAsia" w:eastAsia="黑体"/>
         </w:rPr>
         <w:t xml:space="preserve">与</w:t>
       </w:r>
       <w:r>
+        <w:rPr>
+          <w:rFonts w:eastAsia="黑体"/>
+        </w:rPr>
         <w:t xml:space="preserve"> </w:t>
       </w:r>
       <m:oMath>
@@ -1220,11 +1460,14 @@
         </m:sSub>
       </m:oMath>
       <w:r>
+        <w:rPr>
+          <w:rFonts w:eastAsia="黑体"/>
+        </w:rPr>
         <w:t xml:space="preserve"> </w:t>
       </w:r>
       <w:r>
         <w:rPr>
-          <w:rFonts w:hint="eastAsia"/>
+          <w:rFonts w:hint="eastAsia" w:eastAsia="黑体"/>
         </w:rPr>
         <w:t xml:space="preserve">成正比，由计数器量化得到数字结果。</w:t>
       </w:r>
@@ -1237,7 +1480,7 @@
       </w:pPr>
       <w:r>
         <w:rPr>
-          <w:rFonts w:hint="eastAsia"/>
+          <w:rFonts w:hint="eastAsia" w:eastAsia="黑体"/>
         </w:rPr>
         <w:t xml:space="preserve">关键计算公式</w:t>
       </w:r>
@@ -1251,7 +1494,7 @@
       </w:pPr>
       <w:r>
         <w:rPr>
-          <w:rFonts w:hint="eastAsia"/>
+          <w:rFonts w:hint="eastAsia" w:eastAsia="黑体"/>
         </w:rPr>
         <w:t xml:space="preserve">输出与输入关系：</w:t>
       </w:r>
@@ -1356,7 +1599,7 @@
       </w:pPr>
       <w:r>
         <w:rPr>
-          <w:rFonts w:hint="eastAsia"/>
+          <w:rFonts w:hint="eastAsia" w:eastAsia="黑体"/>
         </w:rPr>
         <w:t xml:space="preserve">第一积分阶段输出：</w:t>
       </w:r>
@@ -1556,7 +1799,7 @@
       </w:pPr>
       <w:r>
         <w:rPr>
-          <w:rFonts w:hint="eastAsia"/>
+          <w:rFonts w:hint="eastAsia" w:eastAsia="黑体"/>
         </w:rPr>
         <w:t xml:space="preserve">第二积分归零条件：</w:t>
       </w:r>
@@ -1655,7 +1898,7 @@
       </w:pPr>
       <w:r>
         <w:rPr>
-          <w:rFonts w:hint="eastAsia"/>
+          <w:rFonts w:hint="eastAsia" w:eastAsia="黑体"/>
         </w:rPr>
         <w:t xml:space="preserve">分辨率（计数）：</w:t>
       </w:r>
@@ -1758,7 +2001,7 @@
             </w:pPr>
             <w:r>
               <w:rPr>
-                <w:rFonts w:hint="eastAsia"/>
+                <w:rFonts w:hint="eastAsia" w:eastAsia="黑体"/>
               </w:rPr>
               <w:t xml:space="preserve">符号</w:t>
             </w:r>
@@ -1772,7 +2015,7 @@
             </w:pPr>
             <w:r>
               <w:rPr>
-                <w:rFonts w:hint="eastAsia"/>
+                <w:rFonts w:hint="eastAsia" w:eastAsia="黑体"/>
               </w:rPr>
               <w:t xml:space="preserve">含义</w:t>
             </w:r>
@@ -1786,7 +2029,7 @@
             </w:pPr>
             <w:r>
               <w:rPr>
-                <w:rFonts w:hint="eastAsia"/>
+                <w:rFonts w:hint="eastAsia" w:eastAsia="黑体"/>
               </w:rPr>
               <w:t xml:space="preserve">单位</w:t>
             </w:r>
@@ -1818,6 +2061,9 @@
               </m:sSub>
             </m:oMath>
             <w:r>
+              <w:rPr>
+                <w:rFonts w:eastAsia="黑体"/>
+              </w:rPr>
               <w:t xml:space="preserve">​</w:t>
             </w:r>
           </w:p>
@@ -1830,7 +2076,7 @@
             </w:pPr>
             <w:r>
               <w:rPr>
-                <w:rFonts w:hint="eastAsia"/>
+                <w:rFonts w:hint="eastAsia" w:eastAsia="黑体"/>
               </w:rPr>
               <w:t xml:space="preserve">输入电压</w:t>
             </w:r>
@@ -1843,6 +2089,9 @@
               <w:pStyle w:val="Compact"/>
             </w:pPr>
             <w:r>
+              <w:rPr>
+                <w:rFonts w:eastAsia="黑体"/>
+              </w:rPr>
               <w:t xml:space="preserve">V</w:t>
             </w:r>
           </w:p>
@@ -1876,6 +2125,9 @@
               </m:sSub>
             </m:oMath>
             <w:r>
+              <w:rPr>
+                <w:rFonts w:eastAsia="黑体"/>
+              </w:rPr>
               <w:t xml:space="preserve">​</w:t>
             </w:r>
           </w:p>
@@ -1888,7 +2140,7 @@
             </w:pPr>
             <w:r>
               <w:rPr>
-                <w:rFonts w:hint="eastAsia"/>
+                <w:rFonts w:hint="eastAsia" w:eastAsia="黑体"/>
               </w:rPr>
               <w:t xml:space="preserve">参考电压</w:t>
             </w:r>
@@ -1901,6 +2153,9 @@
               <w:pStyle w:val="Compact"/>
             </w:pPr>
             <w:r>
+              <w:rPr>
+                <w:rFonts w:eastAsia="黑体"/>
+              </w:rPr>
               <w:t xml:space="preserve">V</w:t>
             </w:r>
           </w:p>
@@ -1928,6 +2183,9 @@
               </m:sSub>
             </m:oMath>
             <w:r>
+              <w:rPr>
+                <w:rFonts w:eastAsia="黑体"/>
+              </w:rPr>
               <w:t xml:space="preserve">、</w:t>
             </w:r>
             <m:oMath>
@@ -1954,7 +2212,7 @@
             </w:pPr>
             <w:r>
               <w:rPr>
-                <w:rFonts w:hint="eastAsia"/>
+                <w:rFonts w:hint="eastAsia" w:eastAsia="黑体"/>
               </w:rPr>
               <w:t xml:space="preserve">第一、二阶段积分时间</w:t>
             </w:r>
@@ -1967,6 +2225,9 @@
               <w:pStyle w:val="Compact"/>
             </w:pPr>
             <w:r>
+              <w:rPr>
+                <w:rFonts w:eastAsia="黑体"/>
+              </w:rPr>
               <w:t xml:space="preserve">s</w:t>
             </w:r>
           </w:p>
@@ -1985,6 +2246,9 @@
               </m:r>
             </m:oMath>
             <w:r>
+              <w:rPr>
+                <w:rFonts w:eastAsia="黑体"/>
+              </w:rPr>
               <w:t xml:space="preserve">、</w:t>
             </w:r>
             <m:oMath>
@@ -2002,7 +2266,7 @@
             </w:pPr>
             <w:r>
               <w:rPr>
-                <w:rFonts w:hint="eastAsia"/>
+                <w:rFonts w:hint="eastAsia" w:eastAsia="黑体"/>
               </w:rPr>
               <w:t xml:space="preserve">积分电阻、电容</w:t>
             </w:r>
@@ -2015,6 +2279,9 @@
               <w:pStyle w:val="Compact"/>
             </w:pPr>
             <w:r>
+              <w:rPr>
+                <w:rFonts w:eastAsia="黑体"/>
+              </w:rPr>
               <w:t xml:space="preserve">Ω, F</w:t>
             </w:r>
           </w:p>
@@ -2048,6 +2315,9 @@
               </m:sSub>
             </m:oMath>
             <w:r>
+              <w:rPr>
+                <w:rFonts w:eastAsia="黑体"/>
+              </w:rPr>
               <w:t xml:space="preserve">​</w:t>
             </w:r>
           </w:p>
@@ -2060,7 +2330,7 @@
             </w:pPr>
             <w:r>
               <w:rPr>
-                <w:rFonts w:hint="eastAsia"/>
+                <w:rFonts w:hint="eastAsia" w:eastAsia="黑体"/>
               </w:rPr>
               <w:t xml:space="preserve">计数时钟</w:t>
             </w:r>
@@ -2073,6 +2343,9 @@
               <w:pStyle w:val="Compact"/>
             </w:pPr>
             <w:r>
+              <w:rPr>
+                <w:rFonts w:eastAsia="黑体"/>
+              </w:rPr>
               <w:t xml:space="preserve">Hz</w:t>
             </w:r>
           </w:p>
@@ -2091,6 +2364,9 @@
               </m:r>
             </m:oMath>
             <w:r>
+              <w:rPr>
+                <w:rFonts w:eastAsia="黑体"/>
+              </w:rPr>
               <w:t xml:space="preserve">​</w:t>
             </w:r>
           </w:p>
@@ -2103,7 +2379,7 @@
             </w:pPr>
             <w:r>
               <w:rPr>
-                <w:rFonts w:hint="eastAsia"/>
+                <w:rFonts w:hint="eastAsia" w:eastAsia="黑体"/>
               </w:rPr>
               <w:t xml:space="preserve">分辨率</w:t>
             </w:r>
@@ -2116,6 +2392,9 @@
               <w:pStyle w:val="Compact"/>
             </w:pPr>
             <w:r>
+              <w:rPr>
+                <w:rFonts w:eastAsia="黑体"/>
+              </w:rPr>
               <w:t xml:space="preserve">bit</w:t>
             </w:r>
           </w:p>
@@ -2130,7 +2409,7 @@
       </w:pPr>
       <w:r>
         <w:rPr>
-          <w:rFonts w:hint="eastAsia"/>
+          <w:rFonts w:hint="eastAsia" w:eastAsia="黑体"/>
         </w:rPr>
         <w:t xml:space="preserve">元件调整影响</w:t>
       </w:r>
@@ -2145,6 +2424,7 @@
       </w:pPr>
       <w:r>
         <w:rPr>
+          <w:rFonts w:eastAsia="黑体"/>
           <w:b/>
           <w:bCs/>
         </w:rPr>
@@ -2152,25 +2432,34 @@
       </w:r>
       <w:r>
         <w:rPr>
-          <w:rFonts w:hint="eastAsia"/>
+          <w:rFonts w:hint="eastAsia" w:eastAsia="黑体"/>
           <w:b/>
           <w:bCs/>
         </w:rPr>
         <w:t xml:space="preserve">固定为时钟整数周期</w:t>
       </w:r>
       <w:r>
+        <w:rPr>
+          <w:rFonts w:eastAsia="黑体"/>
+        </w:rPr>
         <w:t xml:space="preserve"> </w:t>
       </w:r>
       <w:r>
+        <w:rPr>
+          <w:rFonts w:eastAsia="黑体"/>
+        </w:rPr>
         <w:t xml:space="preserve">→ </w:t>
       </w:r>
       <w:r>
         <w:rPr>
-          <w:rFonts w:hint="eastAsia"/>
+          <w:rFonts w:hint="eastAsia" w:eastAsia="黑体"/>
         </w:rPr>
         <w:t xml:space="preserve">有效抑制工频干扰（如</w:t>
       </w:r>
       <w:r>
+        <w:rPr>
+          <w:rFonts w:eastAsia="黑体"/>
+        </w:rPr>
         <w:t xml:space="preserve"> </w:t>
       </w:r>
       <m:oMath>
@@ -2207,20 +2496,26 @@
         </m:r>
       </m:oMath>
       <w:r>
+        <w:rPr>
+          <w:rFonts w:eastAsia="黑体"/>
+        </w:rPr>
         <w:t xml:space="preserve"> </w:t>
       </w:r>
       <w:r>
         <w:rPr>
-          <w:rFonts w:hint="eastAsia"/>
+          <w:rFonts w:hint="eastAsia" w:eastAsia="黑体"/>
         </w:rPr>
         <w:t xml:space="preserve">抑制</w:t>
       </w:r>
       <w:r>
+        <w:rPr>
+          <w:rFonts w:eastAsia="黑体"/>
+        </w:rPr>
         <w:t xml:space="preserve"> 50 </w:t>
       </w:r>
       <w:r>
         <w:rPr>
-          <w:rFonts w:hint="eastAsia"/>
+          <w:rFonts w:hint="eastAsia" w:eastAsia="黑体"/>
         </w:rPr>
         <w:t xml:space="preserve">Hz）。</w:t>
       </w:r>
@@ -2235,6 +2530,7 @@
       </w:pPr>
       <w:r>
         <w:rPr>
+          <w:rFonts w:eastAsia="黑体"/>
           <w:b/>
           <w:bCs/>
         </w:rPr>
@@ -2242,21 +2538,27 @@
       </w:r>
       <w:r>
         <w:rPr>
-          <w:rFonts w:hint="eastAsia"/>
+          <w:rFonts w:hint="eastAsia" w:eastAsia="黑体"/>
           <w:b/>
           <w:bCs/>
         </w:rPr>
         <w:t xml:space="preserve">时间常数影响</w:t>
       </w:r>
       <w:r>
+        <w:rPr>
+          <w:rFonts w:eastAsia="黑体"/>
+        </w:rPr>
         <w:t xml:space="preserve"> </w:t>
       </w:r>
       <w:r>
+        <w:rPr>
+          <w:rFonts w:eastAsia="黑体"/>
+        </w:rPr>
         <w:t xml:space="preserve">→ </w:t>
       </w:r>
       <w:r>
         <w:rPr>
-          <w:rFonts w:hint="eastAsia"/>
+          <w:rFonts w:hint="eastAsia" w:eastAsia="黑体"/>
         </w:rPr>
         <w:t xml:space="preserve">只影响积分幅度与动态范围，不直接决定精度（被双积分抵消），但需在运放线性区内。</w:t>
       </w:r>
@@ -2271,21 +2573,27 @@
       </w:pPr>
       <w:r>
         <w:rPr>
-          <w:rFonts w:hint="eastAsia"/>
+          <w:rFonts w:hint="eastAsia" w:eastAsia="黑体"/>
           <w:b/>
           <w:bCs/>
         </w:rPr>
         <w:t xml:space="preserve">参考电压漂移</w:t>
       </w:r>
       <w:r>
+        <w:rPr>
+          <w:rFonts w:eastAsia="黑体"/>
+        </w:rPr>
         <w:t xml:space="preserve"> </w:t>
       </w:r>
       <w:r>
+        <w:rPr>
+          <w:rFonts w:eastAsia="黑体"/>
+        </w:rPr>
         <w:t xml:space="preserve">→ </w:t>
       </w:r>
       <w:r>
         <w:rPr>
-          <w:rFonts w:hint="eastAsia"/>
+          <w:rFonts w:hint="eastAsia" w:eastAsia="黑体"/>
         </w:rPr>
         <w:t xml:space="preserve">直接引起增益误差，需高稳定性基准。</w:t>
       </w:r>
@@ -2300,25 +2608,31 @@
       </w:pPr>
       <w:r>
         <w:rPr>
-          <w:rFonts w:hint="eastAsia"/>
+          <w:rFonts w:hint="eastAsia" w:eastAsia="黑体"/>
         </w:rPr>
         <w:t xml:space="preserve">时钟频率提高、T1</w:t>
       </w:r>
       <w:r>
+        <w:rPr>
+          <w:rFonts w:eastAsia="黑体"/>
+        </w:rPr>
         <w:t xml:space="preserve"> </w:t>
       </w:r>
       <w:r>
         <w:rPr>
-          <w:rFonts w:hint="eastAsia"/>
+          <w:rFonts w:hint="eastAsia" w:eastAsia="黑体"/>
         </w:rPr>
         <w:t xml:space="preserve">加长</w:t>
       </w:r>
       <w:r>
+        <w:rPr>
+          <w:rFonts w:eastAsia="黑体"/>
+        </w:rPr>
         <w:t xml:space="preserve"> → </w:t>
       </w:r>
       <w:r>
         <w:rPr>
-          <w:rFonts w:hint="eastAsia"/>
+          <w:rFonts w:hint="eastAsia" w:eastAsia="黑体"/>
         </w:rPr>
         <w:t xml:space="preserve">分辨率提高，但转换速度下降。</w:t>
       </w:r>
@@ -2331,7 +2645,7 @@
       </w:pPr>
       <w:r>
         <w:rPr>
-          <w:rFonts w:hint="eastAsia"/>
+          <w:rFonts w:hint="eastAsia" w:eastAsia="黑体"/>
         </w:rPr>
         <w:t xml:space="preserve">典型参数示例</w:t>
       </w:r>
@@ -2346,11 +2660,14 @@
       </w:pPr>
       <w:r>
         <w:rPr>
-          <w:rFonts w:hint="eastAsia"/>
+          <w:rFonts w:hint="eastAsia" w:eastAsia="黑体"/>
         </w:rPr>
         <w:t xml:space="preserve">取</w:t>
       </w:r>
       <w:r>
+        <w:rPr>
+          <w:rFonts w:eastAsia="黑体"/>
+        </w:rPr>
         <w:t xml:space="preserve"> </w:t>
       </w:r>
       <m:oMath>
@@ -2393,6 +2710,9 @@
         </m:r>
       </m:oMath>
       <w:r>
+        <w:rPr>
+          <w:rFonts w:eastAsia="黑体"/>
+        </w:rPr>
         <w:t xml:space="preserve">、</w:t>
       </w:r>
       <m:oMath>
@@ -2430,11 +2750,14 @@
       </m:oMath>
       <w:r>
         <w:rPr>
-          <w:rFonts w:hint="eastAsia"/>
+          <w:rFonts w:hint="eastAsia" w:eastAsia="黑体"/>
         </w:rPr>
         <w:t xml:space="preserve">、输入</w:t>
       </w:r>
       <w:r>
+        <w:rPr>
+          <w:rFonts w:eastAsia="黑体"/>
+        </w:rPr>
         <w:t xml:space="preserve"> </w:t>
       </w:r>
       <m:oMath>
@@ -2475,7 +2798,7 @@
       </m:oMath>
       <w:r>
         <w:rPr>
-          <w:rFonts w:hint="eastAsia"/>
+          <w:rFonts w:hint="eastAsia" w:eastAsia="黑体"/>
         </w:rPr>
         <w:t xml:space="preserve">：</w:t>
       </w:r>
@@ -2565,11 +2888,14 @@
       </w:pPr>
       <w:r>
         <w:rPr>
-          <w:rFonts w:hint="eastAsia"/>
+          <w:rFonts w:hint="eastAsia" w:eastAsia="黑体"/>
         </w:rPr>
         <w:t xml:space="preserve">若</w:t>
       </w:r>
       <w:r>
+        <w:rPr>
+          <w:rFonts w:eastAsia="黑体"/>
+        </w:rPr>
         <w:t xml:space="preserve"> </w:t>
       </w:r>
       <m:oMath>
@@ -2613,7 +2939,7 @@
       </m:oMath>
       <w:r>
         <w:rPr>
-          <w:rFonts w:hint="eastAsia"/>
+          <w:rFonts w:hint="eastAsia" w:eastAsia="黑体"/>
         </w:rPr>
         <w:t xml:space="preserve">，</w:t>
       </w:r>
@@ -2632,29 +2958,38 @@
         </m:sSub>
       </m:oMath>
       <w:r>
+        <w:rPr>
+          <w:rFonts w:eastAsia="黑体"/>
+        </w:rPr>
         <w:t xml:space="preserve"> </w:t>
       </w:r>
       <w:r>
         <w:rPr>
-          <w:rFonts w:hint="eastAsia"/>
+          <w:rFonts w:hint="eastAsia" w:eastAsia="黑体"/>
         </w:rPr>
         <w:t xml:space="preserve">计</w:t>
       </w:r>
       <w:r>
+        <w:rPr>
+          <w:rFonts w:eastAsia="黑体"/>
+        </w:rPr>
         <w:t xml:space="preserve"> 2000 </w:t>
       </w:r>
       <w:r>
         <w:rPr>
-          <w:rFonts w:hint="eastAsia"/>
+          <w:rFonts w:hint="eastAsia" w:eastAsia="黑体"/>
         </w:rPr>
         <w:t xml:space="preserve">个时钟，可达约</w:t>
       </w:r>
       <w:r>
+        <w:rPr>
+          <w:rFonts w:eastAsia="黑体"/>
+        </w:rPr>
         <w:t xml:space="preserve"> 11 </w:t>
       </w:r>
       <w:r>
         <w:rPr>
-          <w:rFonts w:hint="eastAsia"/>
+          <w:rFonts w:hint="eastAsia" w:eastAsia="黑体"/>
         </w:rPr>
         <w:t xml:space="preserve">位。</w:t>
       </w:r>
@@ -2667,7 +3002,7 @@
       </w:pPr>
       <w:r>
         <w:rPr>
-          <w:rFonts w:hint="eastAsia"/>
+          <w:rFonts w:hint="eastAsia" w:eastAsia="黑体"/>
         </w:rPr>
         <w:t xml:space="preserve">常见器件型号</w:t>
       </w:r>
@@ -2682,43 +3017,55 @@
       </w:pPr>
       <w:r>
         <w:rPr>
-          <w:rFonts w:hint="eastAsia"/>
+          <w:rFonts w:hint="eastAsia" w:eastAsia="黑体"/>
         </w:rPr>
         <w:t xml:space="preserve">双积分</w:t>
       </w:r>
       <w:r>
+        <w:rPr>
+          <w:rFonts w:eastAsia="黑体"/>
+        </w:rPr>
         <w:t xml:space="preserve"> </w:t>
       </w:r>
       <w:r>
         <w:rPr>
-          <w:rFonts w:hint="eastAsia"/>
+          <w:rFonts w:hint="eastAsia" w:eastAsia="黑体"/>
         </w:rPr>
         <w:t xml:space="preserve">ADC：ICL7106</w:t>
       </w:r>
       <w:r>
+        <w:rPr>
+          <w:rFonts w:eastAsia="黑体"/>
+        </w:rPr>
         <w:t xml:space="preserve"> / </w:t>
       </w:r>
       <w:r>
         <w:rPr>
-          <w:rFonts w:hint="eastAsia"/>
+          <w:rFonts w:hint="eastAsia" w:eastAsia="黑体"/>
         </w:rPr>
         <w:t xml:space="preserve">ICL7107（3½</w:t>
       </w:r>
       <w:r>
+        <w:rPr>
+          <w:rFonts w:eastAsia="黑体"/>
+        </w:rPr>
         <w:t xml:space="preserve"> </w:t>
       </w:r>
       <w:r>
         <w:rPr>
-          <w:rFonts w:hint="eastAsia"/>
+          <w:rFonts w:hint="eastAsia" w:eastAsia="黑体"/>
         </w:rPr>
         <w:t xml:space="preserve">位数字万用表）、ICL7135（4½</w:t>
       </w:r>
       <w:r>
+        <w:rPr>
+          <w:rFonts w:eastAsia="黑体"/>
+        </w:rPr>
         <w:t xml:space="preserve"> </w:t>
       </w:r>
       <w:r>
         <w:rPr>
-          <w:rFonts w:hint="eastAsia"/>
+          <w:rFonts w:hint="eastAsia" w:eastAsia="黑体"/>
         </w:rPr>
         <w:t xml:space="preserve">位）。</w:t>
       </w:r>
@@ -2733,7 +3080,7 @@
       </w:pPr>
       <w:r>
         <w:rPr>
-          <w:rFonts w:hint="eastAsia"/>
+          <w:rFonts w:hint="eastAsia" w:eastAsia="黑体"/>
         </w:rPr>
         <w:t xml:space="preserve">积分运放：OP07、LM358。</w:t>
       </w:r>
@@ -2748,7 +3095,7 @@
       </w:pPr>
       <w:r>
         <w:rPr>
-          <w:rFonts w:hint="eastAsia"/>
+          <w:rFonts w:hint="eastAsia" w:eastAsia="黑体"/>
         </w:rPr>
         <w:t xml:space="preserve">参考源：LM336、TL431。</w:t>
       </w:r>
@@ -2761,7 +3108,7 @@
       </w:pPr>
       <w:r>
         <w:rPr>
-          <w:rFonts w:hint="eastAsia"/>
+          <w:rFonts w:hint="eastAsia" w:eastAsia="黑体"/>
         </w:rPr>
         <w:t xml:space="preserve">注意事项</w:t>
       </w:r>
@@ -2776,7 +3123,7 @@
       </w:pPr>
       <w:r>
         <w:rPr>
-          <w:rFonts w:hint="eastAsia"/>
+          <w:rFonts w:hint="eastAsia" w:eastAsia="黑体"/>
         </w:rPr>
         <w:t xml:space="preserve">转换速度慢（典型每秒几次到几十次），只适合低速精密测量（万用表、称重等）。</w:t>
       </w:r>
@@ -2791,7 +3138,7 @@
       </w:pPr>
       <w:r>
         <w:rPr>
-          <w:rFonts w:hint="eastAsia"/>
+          <w:rFonts w:hint="eastAsia" w:eastAsia="黑体"/>
         </w:rPr>
         <w:t xml:space="preserve">积分电容宜选用低介电吸收（聚丙烯/聚苯乙烯）以提高线性度。</w:t>
       </w:r>
@@ -2806,25 +3153,31 @@
       </w:pPr>
       <w:r>
         <w:rPr>
-          <w:rFonts w:hint="eastAsia"/>
+          <w:rFonts w:hint="eastAsia" w:eastAsia="黑体"/>
         </w:rPr>
         <w:t xml:space="preserve">将</w:t>
       </w:r>
       <w:r>
+        <w:rPr>
+          <w:rFonts w:eastAsia="黑体"/>
+        </w:rPr>
         <w:t xml:space="preserve"> T1 </w:t>
       </w:r>
       <w:r>
         <w:rPr>
-          <w:rFonts w:hint="eastAsia"/>
+          <w:rFonts w:hint="eastAsia" w:eastAsia="黑体"/>
         </w:rPr>
         <w:t xml:space="preserve">设为工频周期整数倍可大幅抑制</w:t>
       </w:r>
       <w:r>
+        <w:rPr>
+          <w:rFonts w:eastAsia="黑体"/>
+        </w:rPr>
         <w:t xml:space="preserve"> 50/60 Hz </w:t>
       </w:r>
       <w:r>
         <w:rPr>
-          <w:rFonts w:hint="eastAsia"/>
+          <w:rFonts w:hint="eastAsia" w:eastAsia="黑体"/>
         </w:rPr>
         <w:t xml:space="preserve">干扰。</w:t>
       </w:r>
@@ -2839,7 +3192,7 @@
       </w:pPr>
       <w:r>
         <w:rPr>
-          <w:rFonts w:hint="eastAsia"/>
+          <w:rFonts w:hint="eastAsia" w:eastAsia="黑体"/>
         </w:rPr>
         <w:t xml:space="preserve">比较器迟滞与开关电荷注入会影响精度，需合理设计。</w:t>
       </w:r>
@@ -2852,7 +3205,7 @@
       </w:pPr>
       <w:r>
         <w:rPr>
-          <w:rFonts w:hint="eastAsia"/>
+          <w:rFonts w:hint="eastAsia" w:eastAsia="黑体"/>
         </w:rPr>
         <w:t xml:space="preserve">参考资料</w:t>
       </w:r>
@@ -2866,6 +3219,9 @@
         </w:numPr>
       </w:pPr>
       <w:r>
+        <w:rPr>
+          <w:rFonts w:eastAsia="黑体"/>
+        </w:rPr>
         <w:t xml:space="preserve">Wikipedia: Integrating ADC。</w:t>
       </w:r>
     </w:p>
@@ -2878,11 +3234,14 @@
         </w:numPr>
       </w:pPr>
       <w:r>
+        <w:rPr>
+          <w:rFonts w:eastAsia="黑体"/>
+        </w:rPr>
         <w:t xml:space="preserve">ICL7135 / ICL7106 </w:t>
       </w:r>
       <w:r>
         <w:rPr>
-          <w:rFonts w:hint="eastAsia"/>
+          <w:rFonts w:hint="eastAsia" w:eastAsia="黑体"/>
         </w:rPr>
         <w:t xml:space="preserve">数据手册（Intersil/瑞萨）。</w:t>
       </w:r>
@@ -2897,16 +3256,19 @@
       </w:pPr>
       <w:r>
         <w:rPr>
-          <w:rFonts w:hint="eastAsia"/>
+          <w:rFonts w:hint="eastAsia" w:eastAsia="黑体"/>
         </w:rPr>
         <w:t xml:space="preserve">《模拟电子技术基础》A/D</w:t>
       </w:r>
       <w:r>
+        <w:rPr>
+          <w:rFonts w:eastAsia="黑体"/>
+        </w:rPr>
         <w:t xml:space="preserve"> </w:t>
       </w:r>
       <w:r>
         <w:rPr>
-          <w:rFonts w:hint="eastAsia"/>
+          <w:rFonts w:hint="eastAsia" w:eastAsia="黑体"/>
         </w:rPr>
         <w:t xml:space="preserve">转换章节。</w:t>
       </w:r>
@@ -2920,11 +3282,11 @@
       </w:pPr>
       <w:r>
         <w:rPr>
-          <w:rFonts w:ascii="Times New Roman" w:hAnsi="Times New Roman"/>
+          <w:rFonts w:ascii="Times New Roman" w:hAnsi="Times New Roman" w:eastAsia="黑体"/>
           <w:color w:val="555555"/>
           <w:sz w:val="21"/>
         </w:rPr>
-        <w:t>材料收集者：杜文杰</w:t>
+        <w:t>材料收集者：杜文杰，WX手机：19519196569，QQ:3478827729</w:t>
       </w:r>
     </w:p>
     <w:sectPr>
@@ -2944,7 +3306,7 @@
 </file>
 
 <file path=word/footer1.xml><?xml version="1.0" encoding="utf-8"?>
-<w:ftr xmlns:m="http://schemas.openxmlformats.org/officeDocument/2006/math" xmlns:mc="http://schemas.openxmlformats.org/markup-compatibility/2006" xmlns:mo="http://schemas.microsoft.com/office/mac/office/2008/main" xmlns:mv="urn:schemas-microsoft-com:mac:vml" xmlns:o="urn:schemas-microsoft-com:office:office" xmlns:r="http://schemas.openxmlformats.org/officeDocument/2006/relationships" xmlns:v="urn:schemas-microsoft-com:vml" xmlns:w10="urn:schemas-microsoft-com:office:word" xmlns:w14="http://schemas.microsoft.com/office/word/2010/wordml" xmlns:w="http://schemas.openxmlformats.org/wordprocessingml/2006/main" xmlns:wne="http://schemas.microsoft.com/office/word/2006/wordml" xmlns:wp14="http://schemas.microsoft.com/office/word/2010/wordprocessingDrawing" xmlns:wp="http://schemas.openxmlformats.org/drawingml/2006/wordprocessingDrawing" xmlns:wpc="http://schemas.microsoft.com/office/word/2010/wordprocessingCanvas" xmlns:wpg="http://schemas.microsoft.com/office/word/2010/wordprocessingGroup" xmlns:wpi="http://schemas.microsoft.com/office/word/2010/wordprocessingInk" xmlns:wps="http://schemas.microsoft.com/office/word/2010/wordprocessingShape" mc:Ignorable="w14 wp14">
+<w:ftr xmlns:mc="http://schemas.openxmlformats.org/markup-compatibility/2006" xmlns:w="http://schemas.openxmlformats.org/wordprocessingml/2006/main" xmlns:m="http://schemas.openxmlformats.org/officeDocument/2006/math" xmlns:mo="http://schemas.microsoft.com/office/mac/office/2008/main" xmlns:mv="urn:schemas-microsoft-com:mac:vml" xmlns:o="urn:schemas-microsoft-com:office:office" xmlns:r="http://schemas.openxmlformats.org/officeDocument/2006/relationships" xmlns:v="urn:schemas-microsoft-com:vml" xmlns:w10="urn:schemas-microsoft-com:office:word" xmlns:w14="http://schemas.microsoft.com/office/word/2010/wordml" xmlns:wne="http://schemas.microsoft.com/office/word/2006/wordml" xmlns:wp14="http://schemas.microsoft.com/office/word/2010/wordprocessingDrawing" xmlns:wp="http://schemas.openxmlformats.org/drawingml/2006/wordprocessingDrawing" xmlns:wpc="http://schemas.microsoft.com/office/word/2010/wordprocessingCanvas" xmlns:wpg="http://schemas.microsoft.com/office/word/2010/wordprocessingGroup" xmlns:wpi="http://schemas.microsoft.com/office/word/2010/wordprocessingInk" xmlns:wps="http://schemas.microsoft.com/office/word/2010/wordprocessingShape" mc:Ignorable="w14 wp14">
   <w:p>
     <w:pPr>
       <w:pStyle w:val="Footer"/>
@@ -2952,12 +3314,14 @@
     </w:pPr>
     <w:r>
       <w:rPr>
+        <w:rFonts w:eastAsia="黑体"/>
         <w:sz w:val="18"/>
       </w:rPr>
       <w:t xml:space="preserve">第 </w:t>
     </w:r>
     <w:r>
       <w:rPr>
+        <w:rFonts w:eastAsia="黑体"/>
         <w:sz w:val="18"/>
       </w:rPr>
       <w:fldChar w:fldCharType="begin"/>
@@ -2966,6 +3330,7 @@
     </w:r>
     <w:r>
       <w:rPr>
+        <w:rFonts w:eastAsia="黑体"/>
         <w:sz w:val="18"/>
       </w:rPr>
       <w:t xml:space="preserve"> 页</w:t>
@@ -2979,6 +3344,9 @@
   <w:footnote w:type="continuationSeparator" w:id="0">
     <w:p>
       <w:r>
+        <w:rPr>
+          <w:rFonts w:eastAsia="黑体"/>
+        </w:rPr>
         <w:continuationSeparator/>
       </w:r>
     </w:p>
@@ -2986,6 +3354,9 @@
   <w:footnote w:type="separator" w:id="-1">
     <w:p>
       <w:r>
+        <w:rPr>
+          <w:rFonts w:eastAsia="黑体"/>
+        </w:rPr>
         <w:separator/>
       </w:r>
     </w:p>
@@ -2994,7 +3365,7 @@
 </file>
 
 <file path=word/header1.xml><?xml version="1.0" encoding="utf-8"?>
-<w:hdr xmlns:m="http://schemas.openxmlformats.org/officeDocument/2006/math" xmlns:mc="http://schemas.openxmlformats.org/markup-compatibility/2006" xmlns:mo="http://schemas.microsoft.com/office/mac/office/2008/main" xmlns:mv="urn:schemas-microsoft-com:mac:vml" xmlns:o="urn:schemas-microsoft-com:office:office" xmlns:r="http://schemas.openxmlformats.org/officeDocument/2006/relationships" xmlns:v="urn:schemas-microsoft-com:vml" xmlns:w10="urn:schemas-microsoft-com:office:word" xmlns:w14="http://schemas.microsoft.com/office/word/2010/wordml" xmlns:w="http://schemas.openxmlformats.org/wordprocessingml/2006/main" xmlns:wne="http://schemas.microsoft.com/office/word/2006/wordml" xmlns:wp14="http://schemas.microsoft.com/office/word/2010/wordprocessingDrawing" xmlns:wp="http://schemas.openxmlformats.org/drawingml/2006/wordprocessingDrawing" xmlns:wpc="http://schemas.microsoft.com/office/word/2010/wordprocessingCanvas" xmlns:wpg="http://schemas.microsoft.com/office/word/2010/wordprocessingGroup" xmlns:wpi="http://schemas.microsoft.com/office/word/2010/wordprocessingInk" xmlns:wps="http://schemas.microsoft.com/office/word/2010/wordprocessingShape" mc:Ignorable="w14 wp14">
+<w:hdr xmlns:mc="http://schemas.openxmlformats.org/markup-compatibility/2006" xmlns:w="http://schemas.openxmlformats.org/wordprocessingml/2006/main" xmlns:m="http://schemas.openxmlformats.org/officeDocument/2006/math" xmlns:mo="http://schemas.microsoft.com/office/mac/office/2008/main" xmlns:mv="urn:schemas-microsoft-com:mac:vml" xmlns:o="urn:schemas-microsoft-com:office:office" xmlns:r="http://schemas.openxmlformats.org/officeDocument/2006/relationships" xmlns:v="urn:schemas-microsoft-com:vml" xmlns:w10="urn:schemas-microsoft-com:office:word" xmlns:w14="http://schemas.microsoft.com/office/word/2010/wordml" xmlns:wne="http://schemas.microsoft.com/office/word/2006/wordml" xmlns:wp14="http://schemas.microsoft.com/office/word/2010/wordprocessingDrawing" xmlns:wp="http://schemas.openxmlformats.org/drawingml/2006/wordprocessingDrawing" xmlns:wpc="http://schemas.microsoft.com/office/word/2010/wordprocessingCanvas" xmlns:wpg="http://schemas.microsoft.com/office/word/2010/wordprocessingGroup" xmlns:wpi="http://schemas.microsoft.com/office/word/2010/wordprocessingInk" xmlns:wps="http://schemas.microsoft.com/office/word/2010/wordprocessingShape" mc:Ignorable="w14 wp14">
   <w:p>
     <w:pPr>
       <w:pStyle w:val="Header"/>
@@ -3002,7 +3373,7 @@
     </w:pPr>
     <w:r>
       <w:rPr>
-        <w:rFonts w:ascii="Times New Roman" w:hAnsi="Times New Roman"/>
+        <w:rFonts w:ascii="Times New Roman" w:hAnsi="Times New Roman" w:eastAsia="黑体"/>
         <w:sz w:val="18"/>
         <w:rFonts w:eastAsia="黑体"/>
         <w:rFonts w:eastAsia="黑体"/>
@@ -3014,7 +3385,7 @@
 </file>
 
 <file path=word/numbering.xml><?xml version="1.0" encoding="utf-8"?>
-<w:numbering xmlns:m="http://schemas.openxmlformats.org/officeDocument/2006/math" xmlns:mc="http://schemas.openxmlformats.org/markup-compatibility/2006" xmlns:mo="http://schemas.microsoft.com/office/mac/office/2008/main" xmlns:mv="urn:schemas-microsoft-com:mac:vml" xmlns:o="urn:schemas-microsoft-com:office:office" xmlns:r="http://schemas.openxmlformats.org/officeDocument/2006/relationships" xmlns:v="urn:schemas-microsoft-com:vml" xmlns:w="http://schemas.openxmlformats.org/wordprocessingml/2006/main" xmlns:w10="urn:schemas-microsoft-com:office:word" xmlns:w14="http://schemas.microsoft.com/office/word/2010/wordml" xmlns:wne="http://schemas.microsoft.com/office/word/2006/wordml" xmlns:wp="http://schemas.openxmlformats.org/drawingml/2006/wordprocessingDrawing" xmlns:wp14="http://schemas.microsoft.com/office/word/2010/wordprocessingDrawing" xmlns:wpc="http://schemas.microsoft.com/office/word/2010/wordprocessingCanvas" xmlns:wpg="http://schemas.microsoft.com/office/word/2010/wordprocessingGroup" xmlns:wpi="http://schemas.microsoft.com/office/word/2010/wordprocessingInk" xmlns:wps="http://schemas.microsoft.com/office/word/2010/wordprocessingShape" mc:Ignorable="w14 wp14">
+<w:numbering xmlns:mc="http://schemas.openxmlformats.org/markup-compatibility/2006" xmlns:w="http://schemas.openxmlformats.org/wordprocessingml/2006/main" xmlns:m="http://schemas.openxmlformats.org/officeDocument/2006/math" xmlns:mo="http://schemas.microsoft.com/office/mac/office/2008/main" xmlns:mv="urn:schemas-microsoft-com:mac:vml" xmlns:o="urn:schemas-microsoft-com:office:office" xmlns:r="http://schemas.openxmlformats.org/officeDocument/2006/relationships" xmlns:v="urn:schemas-microsoft-com:vml" xmlns:w10="urn:schemas-microsoft-com:office:word" xmlns:w14="http://schemas.microsoft.com/office/word/2010/wordml" xmlns:wne="http://schemas.microsoft.com/office/word/2006/wordml" xmlns:wp="http://schemas.openxmlformats.org/drawingml/2006/wordprocessingDrawing" xmlns:wp14="http://schemas.microsoft.com/office/word/2010/wordprocessingDrawing" xmlns:wpc="http://schemas.microsoft.com/office/word/2010/wordprocessingCanvas" xmlns:wpg="http://schemas.microsoft.com/office/word/2010/wordprocessingGroup" xmlns:wpi="http://schemas.microsoft.com/office/word/2010/wordprocessingInk" xmlns:wps="http://schemas.microsoft.com/office/word/2010/wordprocessingShape" mc:Ignorable="w14 wp14">
   <w:abstractNum w:abstractNumId="0">
     <w:nsid w:val="FFFFFF7C"/>
     <w:multiLevelType w:val="singleLevel"/>
@@ -3101,7 +3472,7 @@
         <w:ind w:hanging="360" w:left="1440"/>
       </w:pPr>
       <w:rPr>
-        <w:rFonts w:ascii="Symbol" w:hAnsi="Symbol" w:hint="default"/>
+        <w:rFonts w:ascii="Symbol" w:hAnsi="Symbol" w:hint="default" w:eastAsia="黑体"/>
       </w:rPr>
     </w:lvl>
   </w:abstractNum>
@@ -3122,7 +3493,7 @@
         <w:ind w:hanging="360" w:left="1080"/>
       </w:pPr>
       <w:rPr>
-        <w:rFonts w:ascii="Symbol" w:hAnsi="Symbol" w:hint="default"/>
+        <w:rFonts w:ascii="Symbol" w:hAnsi="Symbol" w:hint="default" w:eastAsia="黑体"/>
       </w:rPr>
     </w:lvl>
   </w:abstractNum>
@@ -3143,7 +3514,7 @@
         <w:ind w:hanging="360" w:left="720"/>
       </w:pPr>
       <w:rPr>
-        <w:rFonts w:ascii="Symbol" w:hAnsi="Symbol" w:hint="default"/>
+        <w:rFonts w:ascii="Symbol" w:hAnsi="Symbol" w:hint="default" w:eastAsia="黑体"/>
       </w:rPr>
     </w:lvl>
   </w:abstractNum>
@@ -3182,7 +3553,7 @@
         <w:ind w:hanging="360" w:left="360"/>
       </w:pPr>
       <w:rPr>
-        <w:rFonts w:ascii="Symbol" w:hAnsi="Symbol" w:hint="default"/>
+        <w:rFonts w:ascii="Symbol" w:hAnsi="Symbol" w:hint="default" w:eastAsia="黑体"/>
       </w:rPr>
     </w:lvl>
   </w:abstractNum>
@@ -3273,7 +3644,7 @@
         <w:ind w:left="720" w:hanging="360"/>
       </w:pPr>
       <w:rPr>
-        <w:rFonts w:ascii="Symbol" w:hAnsi="Symbol" w:cs="Symbol" w:hint="default"/>
+        <w:rFonts w:ascii="Symbol" w:hAnsi="Symbol" w:cs="Symbol" w:hint="default" w:eastAsia="黑体"/>
       </w:rPr>
     </w:lvl>
     <w:lvl w:ilvl="1">
@@ -3284,7 +3655,7 @@
         <w:ind w:left="1440" w:hanging="360"/>
       </w:pPr>
       <w:rPr>
-        <w:rFonts w:ascii="Courier New" w:hAnsi="Courier New" w:cs="Courier New" w:hint="default"/>
+        <w:rFonts w:ascii="Courier New" w:hAnsi="Courier New" w:cs="Courier New" w:hint="default" w:eastAsia="黑体"/>
       </w:rPr>
     </w:lvl>
     <w:lvl w:ilvl="2">
@@ -3295,7 +3666,7 @@
         <w:ind w:left="2160" w:hanging="360"/>
       </w:pPr>
       <w:rPr>
-        <w:rFonts w:ascii="Wingdings" w:hAnsi="Wingdings" w:cs="Wingdings" w:hint="default"/>
+        <w:rFonts w:ascii="Wingdings" w:hAnsi="Wingdings" w:cs="Wingdings" w:hint="default" w:eastAsia="黑体"/>
       </w:rPr>
     </w:lvl>
     <w:lvl w:ilvl="3">
@@ -3306,7 +3677,7 @@
         <w:ind w:left="2880" w:hanging="360"/>
       </w:pPr>
       <w:rPr>
-        <w:rFonts w:ascii="Symbol" w:hAnsi="Symbol" w:cs="Symbol" w:hint="default"/>
+        <w:rFonts w:ascii="Symbol" w:hAnsi="Symbol" w:cs="Symbol" w:hint="default" w:eastAsia="黑体"/>
       </w:rPr>
     </w:lvl>
     <w:lvl w:ilvl="4">
@@ -3317,7 +3688,7 @@
         <w:ind w:left="3600" w:hanging="360"/>
       </w:pPr>
       <w:rPr>
-        <w:rFonts w:ascii="Courier New" w:hAnsi="Courier New" w:cs="Courier New" w:hint="default"/>
+        <w:rFonts w:ascii="Courier New" w:hAnsi="Courier New" w:cs="Courier New" w:hint="default" w:eastAsia="黑体"/>
       </w:rPr>
     </w:lvl>
     <w:lvl w:ilvl="5">
@@ -3328,7 +3699,7 @@
         <w:ind w:left="4320" w:hanging="360"/>
       </w:pPr>
       <w:rPr>
-        <w:rFonts w:ascii="Wingdings" w:hAnsi="Wingdings" w:cs="Wingdings" w:hint="default"/>
+        <w:rFonts w:ascii="Wingdings" w:hAnsi="Wingdings" w:cs="Wingdings" w:hint="default" w:eastAsia="黑体"/>
       </w:rPr>
     </w:lvl>
     <w:lvl w:ilvl="6">
@@ -3339,7 +3710,7 @@
         <w:ind w:left="5040" w:hanging="360"/>
       </w:pPr>
       <w:rPr>
-        <w:rFonts w:ascii="Symbol" w:hAnsi="Symbol" w:cs="Symbol" w:hint="default"/>
+        <w:rFonts w:ascii="Symbol" w:hAnsi="Symbol" w:cs="Symbol" w:hint="default" w:eastAsia="黑体"/>
       </w:rPr>
     </w:lvl>
     <w:lvl w:ilvl="7">
@@ -3350,7 +3721,7 @@
         <w:ind w:left="5760" w:hanging="360"/>
       </w:pPr>
       <w:rPr>
-        <w:rFonts w:ascii="Courier New" w:hAnsi="Courier New" w:cs="Courier New" w:hint="default"/>
+        <w:rFonts w:ascii="Courier New" w:hAnsi="Courier New" w:cs="Courier New" w:hint="default" w:eastAsia="黑体"/>
       </w:rPr>
     </w:lvl>
     <w:lvl w:ilvl="8">
@@ -3361,7 +3732,7 @@
         <w:ind w:left="6480" w:hanging="360"/>
       </w:pPr>
       <w:rPr>
-        <w:rFonts w:ascii="Wingdings" w:hAnsi="Wingdings" w:cs="Wingdings" w:hint="default"/>
+        <w:rFonts w:ascii="Wingdings" w:hAnsi="Wingdings" w:cs="Wingdings" w:hint="default" w:eastAsia="黑体"/>
       </w:rPr>
     </w:lvl>
   </w:abstractNum>
@@ -3417,11 +3788,11 @@
 </file>
 
 <file path=word/styles.xml><?xml version="1.0" encoding="utf-8"?>
-<w:styles xmlns:mc="http://schemas.openxmlformats.org/markup-compatibility/2006" xmlns:r="http://schemas.openxmlformats.org/officeDocument/2006/relationships" xmlns:w="http://schemas.openxmlformats.org/wordprocessingml/2006/main" xmlns:w14="http://schemas.microsoft.com/office/word/2010/wordml" mc:Ignorable="w14">
+<w:styles xmlns:mc="http://schemas.openxmlformats.org/markup-compatibility/2006" xmlns:w="http://schemas.openxmlformats.org/wordprocessingml/2006/main" xmlns:r="http://schemas.openxmlformats.org/officeDocument/2006/relationships" xmlns:w14="http://schemas.microsoft.com/office/word/2010/wordml" mc:Ignorable="w14">
   <w:docDefaults>
     <w:rPrDefault>
       <w:rPr>
-        <w:rFonts w:asciiTheme="minorHAnsi" w:cstheme="minorBidi" w:eastAsiaTheme="minorEastAsia" w:hAnsiTheme="minorHAnsi"/>
+        <w:rFonts w:asciiTheme="minorHAnsi" w:cstheme="minorBidi" w:hAnsiTheme="minorHAnsi" w:eastAsia="黑体"/>
         <w:sz w:val="22"/>
         <w:szCs w:val="22"/>
         <w:lang w:bidi="ar-SA" w:eastAsia="en-US" w:val="en-US"/>
@@ -3643,7 +4014,7 @@
       <w:outlineLvl w:val="0"/>
     </w:pPr>
     <w:rPr>
-      <w:rFonts w:ascii="Times New Roman" w:asciiTheme="majorHAnsi" w:cstheme="majorBidi" w:eastAsia="黑体" w:eastAsiaTheme="majorEastAsia" w:hAnsi="Times New Roman" w:hAnsiTheme="majorHAnsi"/>
+      <w:rFonts w:ascii="Times New Roman" w:asciiTheme="majorHAnsi" w:cstheme="majorBidi" w:eastAsia="黑体" w:hAnsi="Times New Roman" w:hAnsiTheme="majorHAnsi"/>
       <w:b/>
       <w:bCs/>
       <w:color w:val="1F3864"/>
@@ -3667,7 +4038,7 @@
       <w:outlineLvl w:val="1"/>
     </w:pPr>
     <w:rPr>
-      <w:rFonts w:ascii="Times New Roman" w:asciiTheme="majorHAnsi" w:cstheme="majorBidi" w:eastAsia="黑体" w:eastAsiaTheme="majorEastAsia" w:hAnsi="Times New Roman" w:hAnsiTheme="majorHAnsi"/>
+      <w:rFonts w:ascii="Times New Roman" w:asciiTheme="majorHAnsi" w:cstheme="majorBidi" w:eastAsia="黑体" w:hAnsi="Times New Roman" w:hAnsiTheme="majorHAnsi"/>
       <w:b/>
       <w:bCs/>
       <w:color w:val="2E4E7E"/>
@@ -3691,7 +4062,7 @@
       <w:outlineLvl w:val="2"/>
     </w:pPr>
     <w:rPr>
-      <w:rFonts w:ascii="Times New Roman" w:asciiTheme="majorHAnsi" w:cstheme="majorBidi" w:eastAsia="黑体" w:eastAsiaTheme="majorEastAsia" w:hAnsi="Times New Roman" w:hAnsiTheme="majorHAnsi"/>
+      <w:rFonts w:ascii="Times New Roman" w:asciiTheme="majorHAnsi" w:cstheme="majorBidi" w:eastAsia="黑体" w:hAnsi="Times New Roman" w:hAnsiTheme="majorHAnsi"/>
       <w:b/>
       <w:bCs/>
       <w:color w:val="2E4E7E"/>
@@ -3715,7 +4086,7 @@
       <w:outlineLvl w:val="3"/>
     </w:pPr>
     <w:rPr>
-      <w:rFonts w:ascii="Times New Roman" w:asciiTheme="majorHAnsi" w:cstheme="majorBidi" w:eastAsia="黑体" w:eastAsiaTheme="majorEastAsia" w:hAnsi="Times New Roman" w:hAnsiTheme="majorHAnsi"/>
+      <w:rFonts w:ascii="Times New Roman" w:asciiTheme="majorHAnsi" w:cstheme="majorBidi" w:eastAsia="黑体" w:hAnsi="Times New Roman" w:hAnsiTheme="majorHAnsi"/>
       <w:b/>
       <w:bCs/>
       <w:i/>
@@ -3741,7 +4112,7 @@
       <w:outlineLvl w:val="4"/>
     </w:pPr>
     <w:rPr>
-      <w:rFonts w:ascii="Times New Roman" w:asciiTheme="majorHAnsi" w:cstheme="majorBidi" w:eastAsia="黑体" w:eastAsiaTheme="majorEastAsia" w:hAnsi="Times New Roman" w:hAnsiTheme="majorHAnsi"/>
+      <w:rFonts w:ascii="Times New Roman" w:asciiTheme="majorHAnsi" w:cstheme="majorBidi" w:eastAsia="黑体" w:hAnsi="Times New Roman" w:hAnsiTheme="majorHAnsi"/>
       <w:b/>
       <w:color w:val="333333"/>
       <w:sz w:val="22"/>
@@ -3764,7 +4135,7 @@
       <w:outlineLvl w:val="5"/>
     </w:pPr>
     <w:rPr>
-      <w:rFonts w:asciiTheme="majorHAnsi" w:cstheme="majorBidi" w:eastAsiaTheme="majorEastAsia" w:hAnsiTheme="majorHAnsi"/>
+      <w:rFonts w:asciiTheme="majorHAnsi" w:cstheme="majorBidi" w:hAnsiTheme="majorHAnsi" w:eastAsia="黑体"/>
       <w:i/>
       <w:iCs/>
       <w:color w:themeColor="accent1" w:themeShade="7F" w:val="243F60"/>
@@ -3787,7 +4158,7 @@
       <w:outlineLvl w:val="6"/>
     </w:pPr>
     <w:rPr>
-      <w:rFonts w:asciiTheme="majorHAnsi" w:cstheme="majorBidi" w:eastAsiaTheme="majorEastAsia" w:hAnsiTheme="majorHAnsi"/>
+      <w:rFonts w:asciiTheme="majorHAnsi" w:cstheme="majorBidi" w:hAnsiTheme="majorHAnsi" w:eastAsia="黑体"/>
       <w:i/>
       <w:iCs/>
       <w:color w:themeColor="text1" w:themeTint="BF" w:val="404040"/>
@@ -3810,7 +4181,7 @@
       <w:outlineLvl w:val="7"/>
     </w:pPr>
     <w:rPr>
-      <w:rFonts w:asciiTheme="majorHAnsi" w:cstheme="majorBidi" w:eastAsiaTheme="majorEastAsia" w:hAnsiTheme="majorHAnsi"/>
+      <w:rFonts w:asciiTheme="majorHAnsi" w:cstheme="majorBidi" w:hAnsiTheme="majorHAnsi" w:eastAsia="黑体"/>
       <w:color w:themeColor="accent1" w:val="4F81BD"/>
       <w:sz w:val="20"/>
       <w:szCs w:val="20"/>
@@ -3833,7 +4204,7 @@
       <w:outlineLvl w:val="8"/>
     </w:pPr>
     <w:rPr>
-      <w:rFonts w:asciiTheme="majorHAnsi" w:cstheme="majorBidi" w:eastAsiaTheme="majorEastAsia" w:hAnsiTheme="majorHAnsi"/>
+      <w:rFonts w:asciiTheme="majorHAnsi" w:cstheme="majorBidi" w:hAnsiTheme="majorHAnsi" w:eastAsia="黑体"/>
       <w:i/>
       <w:iCs/>
       <w:color w:themeColor="text1" w:themeTint="BF" w:val="404040"/>
@@ -3884,7 +4255,7 @@
     <w:uiPriority w:val="9"/>
     <w:rsid w:val="00FC693F"/>
     <w:rPr>
-      <w:rFonts w:asciiTheme="majorHAnsi" w:cstheme="majorBidi" w:eastAsiaTheme="majorEastAsia" w:hAnsiTheme="majorHAnsi"/>
+      <w:rFonts w:asciiTheme="majorHAnsi" w:cstheme="majorBidi" w:hAnsiTheme="majorHAnsi" w:eastAsia="黑体"/>
       <w:b/>
       <w:bCs/>
       <w:color w:themeColor="accent1" w:themeShade="BF" w:val="365F91"/>
@@ -3899,7 +4270,7 @@
     <w:uiPriority w:val="9"/>
     <w:rsid w:val="00FC693F"/>
     <w:rPr>
-      <w:rFonts w:asciiTheme="majorHAnsi" w:cstheme="majorBidi" w:eastAsiaTheme="majorEastAsia" w:hAnsiTheme="majorHAnsi"/>
+      <w:rFonts w:asciiTheme="majorHAnsi" w:cstheme="majorBidi" w:hAnsiTheme="majorHAnsi" w:eastAsia="黑体"/>
       <w:b/>
       <w:bCs/>
       <w:color w:themeColor="accent1" w:val="4F81BD"/>
@@ -3914,7 +4285,7 @@
     <w:uiPriority w:val="9"/>
     <w:rsid w:val="00FC693F"/>
     <w:rPr>
-      <w:rFonts w:asciiTheme="majorHAnsi" w:cstheme="majorBidi" w:eastAsiaTheme="majorEastAsia" w:hAnsiTheme="majorHAnsi"/>
+      <w:rFonts w:asciiTheme="majorHAnsi" w:cstheme="majorBidi" w:hAnsiTheme="majorHAnsi" w:eastAsia="黑体"/>
       <w:b/>
       <w:bCs/>
       <w:color w:themeColor="accent1" w:val="4F81BD"/>
@@ -3937,7 +4308,7 @@
       <w:contextualSpacing/>
     </w:pPr>
     <w:rPr>
-      <w:rFonts w:ascii="Times New Roman" w:asciiTheme="majorHAnsi" w:cstheme="majorBidi" w:eastAsia="黑体" w:eastAsiaTheme="majorEastAsia" w:hAnsi="Times New Roman" w:hAnsiTheme="majorHAnsi"/>
+      <w:rFonts w:ascii="Times New Roman" w:asciiTheme="majorHAnsi" w:cstheme="majorBidi" w:eastAsia="黑体" w:hAnsi="Times New Roman" w:hAnsiTheme="majorHAnsi"/>
       <w:b/>
       <w:color w:val="1F3864"/>
       <w:spacing w:val="5"/>
@@ -3953,7 +4324,7 @@
     <w:uiPriority w:val="10"/>
     <w:rsid w:val="00FC693F"/>
     <w:rPr>
-      <w:rFonts w:asciiTheme="majorHAnsi" w:cstheme="majorBidi" w:eastAsiaTheme="majorEastAsia" w:hAnsiTheme="majorHAnsi"/>
+      <w:rFonts w:asciiTheme="majorHAnsi" w:cstheme="majorBidi" w:hAnsiTheme="majorHAnsi" w:eastAsia="黑体"/>
       <w:color w:themeColor="text2" w:themeShade="BF" w:val="17365D"/>
       <w:spacing w:val="5"/>
       <w:kern w:val="28"/>
@@ -3975,7 +4346,7 @@
       </w:numPr>
     </w:pPr>
     <w:rPr>
-      <w:rFonts w:asciiTheme="majorHAnsi" w:cstheme="majorBidi" w:eastAsiaTheme="majorEastAsia" w:hAnsiTheme="majorHAnsi"/>
+      <w:rFonts w:asciiTheme="majorHAnsi" w:cstheme="majorBidi" w:hAnsiTheme="majorHAnsi" w:eastAsia="黑体"/>
       <w:i/>
       <w:iCs/>
       <w:color w:themeColor="accent1" w:val="4F81BD"/>
@@ -3991,7 +4362,7 @@
     <w:uiPriority w:val="11"/>
     <w:rsid w:val="00FC693F"/>
     <w:rPr>
-      <w:rFonts w:asciiTheme="majorHAnsi" w:cstheme="majorBidi" w:eastAsiaTheme="majorEastAsia" w:hAnsiTheme="majorHAnsi"/>
+      <w:rFonts w:asciiTheme="majorHAnsi" w:cstheme="majorBidi" w:hAnsiTheme="majorHAnsi" w:eastAsia="黑体"/>
       <w:i/>
       <w:iCs/>
       <w:color w:themeColor="accent1" w:val="4F81BD"/>
@@ -4058,6 +4429,7 @@
       <w:spacing w:after="120"/>
     </w:pPr>
     <w:rPr>
+      <w:rFonts w:eastAsia="黑体"/>
       <w:sz w:val="16"/>
       <w:szCs w:val="16"/>
     </w:rPr>
@@ -4069,6 +4441,7 @@
     <w:uiPriority w:val="99"/>
     <w:rsid w:val="00AA1D8D"/>
     <w:rPr>
+      <w:rFonts w:eastAsia="黑体"/>
       <w:sz w:val="16"/>
       <w:szCs w:val="16"/>
     </w:rPr>
@@ -4238,7 +4611,7 @@
       </w:tabs>
     </w:pPr>
     <w:rPr>
-      <w:rFonts w:ascii="Courier" w:hAnsi="Courier"/>
+      <w:rFonts w:ascii="Courier" w:hAnsi="Courier" w:eastAsia="黑体"/>
       <w:sz w:val="20"/>
       <w:szCs w:val="20"/>
     </w:rPr>
@@ -4250,7 +4623,7 @@
     <w:uiPriority w:val="99"/>
     <w:rsid w:val="0029639D"/>
     <w:rPr>
-      <w:rFonts w:ascii="Courier" w:hAnsi="Courier"/>
+      <w:rFonts w:ascii="Courier" w:hAnsi="Courier" w:eastAsia="黑体"/>
       <w:sz w:val="20"/>
       <w:szCs w:val="20"/>
     </w:rPr>
@@ -4286,6 +4659,7 @@
     <w:uiPriority w:val="29"/>
     <w:rsid w:val="00FC693F"/>
     <w:rPr>
+      <w:rFonts w:eastAsia="黑体"/>
       <w:i/>
       <w:iCs/>
       <w:color w:themeColor="text1" w:val="000000"/>
@@ -4299,7 +4673,7 @@
     <w:semiHidden/>
     <w:rsid w:val="00FC693F"/>
     <w:rPr>
-      <w:rFonts w:asciiTheme="majorHAnsi" w:cstheme="majorBidi" w:eastAsiaTheme="majorEastAsia" w:hAnsiTheme="majorHAnsi"/>
+      <w:rFonts w:asciiTheme="majorHAnsi" w:cstheme="majorBidi" w:hAnsiTheme="majorHAnsi" w:eastAsia="黑体"/>
       <w:b/>
       <w:bCs/>
       <w:i/>
@@ -4315,7 +4689,7 @@
     <w:semiHidden/>
     <w:rsid w:val="00FC693F"/>
     <w:rPr>
-      <w:rFonts w:asciiTheme="majorHAnsi" w:cstheme="majorBidi" w:eastAsiaTheme="majorEastAsia" w:hAnsiTheme="majorHAnsi"/>
+      <w:rFonts w:asciiTheme="majorHAnsi" w:cstheme="majorBidi" w:hAnsiTheme="majorHAnsi" w:eastAsia="黑体"/>
       <w:color w:themeColor="accent1" w:themeShade="7F" w:val="243F60"/>
     </w:rPr>
   </w:style>
@@ -4327,7 +4701,7 @@
     <w:semiHidden/>
     <w:rsid w:val="00FC693F"/>
     <w:rPr>
-      <w:rFonts w:asciiTheme="majorHAnsi" w:cstheme="majorBidi" w:eastAsiaTheme="majorEastAsia" w:hAnsiTheme="majorHAnsi"/>
+      <w:rFonts w:asciiTheme="majorHAnsi" w:cstheme="majorBidi" w:hAnsiTheme="majorHAnsi" w:eastAsia="黑体"/>
       <w:i/>
       <w:iCs/>
       <w:color w:themeColor="accent1" w:themeShade="7F" w:val="243F60"/>
@@ -4341,7 +4715,7 @@
     <w:semiHidden/>
     <w:rsid w:val="00FC693F"/>
     <w:rPr>
-      <w:rFonts w:asciiTheme="majorHAnsi" w:cstheme="majorBidi" w:eastAsiaTheme="majorEastAsia" w:hAnsiTheme="majorHAnsi"/>
+      <w:rFonts w:asciiTheme="majorHAnsi" w:cstheme="majorBidi" w:hAnsiTheme="majorHAnsi" w:eastAsia="黑体"/>
       <w:i/>
       <w:iCs/>
       <w:color w:themeColor="text1" w:themeTint="BF" w:val="404040"/>
@@ -4355,7 +4729,7 @@
     <w:semiHidden/>
     <w:rsid w:val="00FC693F"/>
     <w:rPr>
-      <w:rFonts w:asciiTheme="majorHAnsi" w:cstheme="majorBidi" w:eastAsiaTheme="majorEastAsia" w:hAnsiTheme="majorHAnsi"/>
+      <w:rFonts w:asciiTheme="majorHAnsi" w:cstheme="majorBidi" w:hAnsiTheme="majorHAnsi" w:eastAsia="黑体"/>
       <w:color w:themeColor="accent1" w:val="4F81BD"/>
       <w:sz w:val="20"/>
       <w:szCs w:val="20"/>
@@ -4369,7 +4743,7 @@
     <w:semiHidden/>
     <w:rsid w:val="00FC693F"/>
     <w:rPr>
-      <w:rFonts w:asciiTheme="majorHAnsi" w:cstheme="majorBidi" w:eastAsiaTheme="majorEastAsia" w:hAnsiTheme="majorHAnsi"/>
+      <w:rFonts w:asciiTheme="majorHAnsi" w:cstheme="majorBidi" w:hAnsiTheme="majorHAnsi" w:eastAsia="黑体"/>
       <w:i/>
       <w:iCs/>
       <w:color w:themeColor="text1" w:themeTint="BF" w:val="404040"/>
@@ -4390,6 +4764,7 @@
       <w:spacing w:line="240" w:lineRule="auto"/>
     </w:pPr>
     <w:rPr>
+      <w:rFonts w:eastAsia="黑体"/>
       <w:b/>
       <w:bCs/>
       <w:color w:themeColor="accent1" w:val="4F81BD"/>
@@ -4404,6 +4779,7 @@
     <w:qFormat/>
     <w:rsid w:val="00FC693F"/>
     <w:rPr>
+      <w:rFonts w:eastAsia="黑体"/>
       <w:b/>
       <w:bCs/>
     </w:rPr>
@@ -4415,6 +4791,7 @@
     <w:qFormat/>
     <w:rsid w:val="00FC693F"/>
     <w:rPr>
+      <w:rFonts w:eastAsia="黑体"/>
       <w:i/>
       <w:iCs/>
     </w:rPr>
@@ -4435,6 +4812,7 @@
       <w:ind w:left="936" w:right="936"/>
     </w:pPr>
     <w:rPr>
+      <w:rFonts w:eastAsia="黑体"/>
       <w:b/>
       <w:bCs/>
       <w:i/>
@@ -4449,6 +4827,7 @@
     <w:uiPriority w:val="30"/>
     <w:rsid w:val="00FC693F"/>
     <w:rPr>
+      <w:rFonts w:eastAsia="黑体"/>
       <w:b/>
       <w:bCs/>
       <w:i/>
@@ -4463,6 +4842,7 @@
     <w:qFormat/>
     <w:rsid w:val="00FC693F"/>
     <w:rPr>
+      <w:rFonts w:eastAsia="黑体"/>
       <w:i/>
       <w:iCs/>
       <w:color w:themeColor="text1" w:themeTint="7F" w:val="808080"/>
@@ -4475,6 +4855,7 @@
     <w:qFormat/>
     <w:rsid w:val="00FC693F"/>
     <w:rPr>
+      <w:rFonts w:eastAsia="黑体"/>
       <w:b/>
       <w:bCs/>
       <w:i/>
@@ -4489,6 +4870,7 @@
     <w:qFormat/>
     <w:rsid w:val="00FC693F"/>
     <w:rPr>
+      <w:rFonts w:eastAsia="黑体"/>
       <w:smallCaps/>
       <w:color w:themeColor="accent2" w:val="C0504D"/>
       <w:u w:val="single"/>
@@ -4501,6 +4883,7 @@
     <w:qFormat/>
     <w:rsid w:val="00FC693F"/>
     <w:rPr>
+      <w:rFonts w:eastAsia="黑体"/>
       <w:b/>
       <w:bCs/>
       <w:smallCaps/>
@@ -4516,6 +4899,7 @@
     <w:qFormat/>
     <w:rsid w:val="00FC693F"/>
     <w:rPr>
+      <w:rFonts w:eastAsia="黑体"/>
       <w:b/>
       <w:bCs/>
       <w:smallCaps/>
@@ -4570,6 +4954,7 @@
       <w:spacing w:after="0" w:line="240" w:lineRule="auto"/>
     </w:pPr>
     <w:rPr>
+      <w:rFonts w:eastAsia="黑体"/>
       <w:color w:themeColor="text1" w:themeShade="BF" w:val="000000"/>
     </w:rPr>
     <w:tblPr>
@@ -4592,6 +4977,7 @@
         <w:spacing w:after="0" w:before="0" w:line="240" w:lineRule="auto"/>
       </w:pPr>
       <w:rPr>
+        <w:rFonts w:eastAsia="黑体"/>
         <w:b/>
         <w:bCs/>
       </w:rPr>
@@ -4612,6 +4998,7 @@
         <w:spacing w:after="0" w:before="0" w:line="240" w:lineRule="auto"/>
       </w:pPr>
       <w:rPr>
+        <w:rFonts w:eastAsia="黑体"/>
         <w:b/>
         <w:bCs/>
       </w:rPr>
@@ -4629,12 +5016,14 @@
     </w:tblStylePr>
     <w:tblStylePr w:type="firstCol">
       <w:rPr>
+        <w:rFonts w:eastAsia="黑体"/>
         <w:b/>
         <w:bCs/>
       </w:rPr>
     </w:tblStylePr>
     <w:tblStylePr w:type="lastCol">
       <w:rPr>
+        <w:rFonts w:eastAsia="黑体"/>
         <w:b/>
         <w:bCs/>
       </w:rPr>
@@ -4673,6 +5062,7 @@
       <w:spacing w:after="0" w:line="240" w:lineRule="auto"/>
     </w:pPr>
     <w:rPr>
+      <w:rFonts w:eastAsia="黑体"/>
       <w:color w:themeColor="accent1" w:themeShade="BF" w:val="365F91"/>
     </w:rPr>
     <w:tblPr>
@@ -4695,6 +5085,7 @@
         <w:spacing w:after="0" w:before="0" w:line="240" w:lineRule="auto"/>
       </w:pPr>
       <w:rPr>
+        <w:rFonts w:eastAsia="黑体"/>
         <w:b/>
         <w:bCs/>
       </w:rPr>
@@ -4715,6 +5106,7 @@
         <w:spacing w:after="0" w:before="0" w:line="240" w:lineRule="auto"/>
       </w:pPr>
       <w:rPr>
+        <w:rFonts w:eastAsia="黑体"/>
         <w:b/>
         <w:bCs/>
       </w:rPr>
@@ -4732,12 +5124,14 @@
     </w:tblStylePr>
     <w:tblStylePr w:type="firstCol">
       <w:rPr>
+        <w:rFonts w:eastAsia="黑体"/>
         <w:b/>
         <w:bCs/>
       </w:rPr>
     </w:tblStylePr>
     <w:tblStylePr w:type="lastCol">
       <w:rPr>
+        <w:rFonts w:eastAsia="黑体"/>
         <w:b/>
         <w:bCs/>
       </w:rPr>
@@ -4776,6 +5170,7 @@
       <w:spacing w:after="0" w:line="240" w:lineRule="auto"/>
     </w:pPr>
     <w:rPr>
+      <w:rFonts w:eastAsia="黑体"/>
       <w:color w:themeColor="accent2" w:themeShade="BF" w:val="943634"/>
     </w:rPr>
     <w:tblPr>
@@ -4798,6 +5193,7 @@
         <w:spacing w:after="0" w:before="0" w:line="240" w:lineRule="auto"/>
       </w:pPr>
       <w:rPr>
+        <w:rFonts w:eastAsia="黑体"/>
         <w:b/>
         <w:bCs/>
       </w:rPr>
@@ -4818,6 +5214,7 @@
         <w:spacing w:after="0" w:before="0" w:line="240" w:lineRule="auto"/>
       </w:pPr>
       <w:rPr>
+        <w:rFonts w:eastAsia="黑体"/>
         <w:b/>
         <w:bCs/>
       </w:rPr>
@@ -4835,12 +5232,14 @@
     </w:tblStylePr>
     <w:tblStylePr w:type="firstCol">
       <w:rPr>
+        <w:rFonts w:eastAsia="黑体"/>
         <w:b/>
         <w:bCs/>
       </w:rPr>
     </w:tblStylePr>
     <w:tblStylePr w:type="lastCol">
       <w:rPr>
+        <w:rFonts w:eastAsia="黑体"/>
         <w:b/>
         <w:bCs/>
       </w:rPr>
@@ -4879,6 +5278,7 @@
       <w:spacing w:after="0" w:line="240" w:lineRule="auto"/>
     </w:pPr>
     <w:rPr>
+      <w:rFonts w:eastAsia="黑体"/>
       <w:color w:themeColor="accent3" w:themeShade="BF" w:val="76923C"/>
     </w:rPr>
     <w:tblPr>
@@ -4901,6 +5301,7 @@
         <w:spacing w:after="0" w:before="0" w:line="240" w:lineRule="auto"/>
       </w:pPr>
       <w:rPr>
+        <w:rFonts w:eastAsia="黑体"/>
         <w:b/>
         <w:bCs/>
       </w:rPr>
@@ -4921,6 +5322,7 @@
         <w:spacing w:after="0" w:before="0" w:line="240" w:lineRule="auto"/>
       </w:pPr>
       <w:rPr>
+        <w:rFonts w:eastAsia="黑体"/>
         <w:b/>
         <w:bCs/>
       </w:rPr>
@@ -4938,12 +5340,14 @@
     </w:tblStylePr>
     <w:tblStylePr w:type="firstCol">
       <w:rPr>
+        <w:rFonts w:eastAsia="黑体"/>
         <w:b/>
         <w:bCs/>
       </w:rPr>
     </w:tblStylePr>
     <w:tblStylePr w:type="lastCol">
       <w:rPr>
+        <w:rFonts w:eastAsia="黑体"/>
         <w:b/>
         <w:bCs/>
       </w:rPr>
@@ -4982,6 +5386,7 @@
       <w:spacing w:after="0" w:line="240" w:lineRule="auto"/>
     </w:pPr>
     <w:rPr>
+      <w:rFonts w:eastAsia="黑体"/>
       <w:color w:themeColor="accent4" w:themeShade="BF" w:val="5F497A"/>
     </w:rPr>
     <w:tblPr>
@@ -5004,6 +5409,7 @@
         <w:spacing w:after="0" w:before="0" w:line="240" w:lineRule="auto"/>
       </w:pPr>
       <w:rPr>
+        <w:rFonts w:eastAsia="黑体"/>
         <w:b/>
         <w:bCs/>
       </w:rPr>
@@ -5024,6 +5430,7 @@
         <w:spacing w:after="0" w:before="0" w:line="240" w:lineRule="auto"/>
       </w:pPr>
       <w:rPr>
+        <w:rFonts w:eastAsia="黑体"/>
         <w:b/>
         <w:bCs/>
       </w:rPr>
@@ -5041,12 +5448,14 @@
     </w:tblStylePr>
     <w:tblStylePr w:type="firstCol">
       <w:rPr>
+        <w:rFonts w:eastAsia="黑体"/>
         <w:b/>
         <w:bCs/>
       </w:rPr>
     </w:tblStylePr>
     <w:tblStylePr w:type="lastCol">
       <w:rPr>
+        <w:rFonts w:eastAsia="黑体"/>
         <w:b/>
         <w:bCs/>
       </w:rPr>
@@ -5085,6 +5494,7 @@
       <w:spacing w:after="0" w:line="240" w:lineRule="auto"/>
     </w:pPr>
     <w:rPr>
+      <w:rFonts w:eastAsia="黑体"/>
       <w:color w:themeColor="accent5" w:themeShade="BF" w:val="31849B"/>
     </w:rPr>
     <w:tblPr>
@@ -5107,6 +5517,7 @@
         <w:spacing w:after="0" w:before="0" w:line="240" w:lineRule="auto"/>
       </w:pPr>
       <w:rPr>
+        <w:rFonts w:eastAsia="黑体"/>
         <w:b/>
         <w:bCs/>
       </w:rPr>
@@ -5127,6 +5538,7 @@
         <w:spacing w:after="0" w:before="0" w:line="240" w:lineRule="auto"/>
       </w:pPr>
       <w:rPr>
+        <w:rFonts w:eastAsia="黑体"/>
         <w:b/>
         <w:bCs/>
       </w:rPr>
@@ -5144,12 +5556,14 @@
     </w:tblStylePr>
     <w:tblStylePr w:type="firstCol">
       <w:rPr>
+        <w:rFonts w:eastAsia="黑体"/>
         <w:b/>
         <w:bCs/>
       </w:rPr>
     </w:tblStylePr>
     <w:tblStylePr w:type="lastCol">
       <w:rPr>
+        <w:rFonts w:eastAsia="黑体"/>
         <w:b/>
         <w:bCs/>
       </w:rPr>
@@ -5188,6 +5602,7 @@
       <w:spacing w:after="0" w:line="240" w:lineRule="auto"/>
     </w:pPr>
     <w:rPr>
+      <w:rFonts w:eastAsia="黑体"/>
       <w:color w:themeColor="accent6" w:themeShade="BF" w:val="E36C0A"/>
     </w:rPr>
     <w:tblPr>
@@ -5210,6 +5625,7 @@
         <w:spacing w:after="0" w:before="0" w:line="240" w:lineRule="auto"/>
       </w:pPr>
       <w:rPr>
+        <w:rFonts w:eastAsia="黑体"/>
         <w:b/>
         <w:bCs/>
       </w:rPr>
@@ -5230,6 +5646,7 @@
         <w:spacing w:after="0" w:before="0" w:line="240" w:lineRule="auto"/>
       </w:pPr>
       <w:rPr>
+        <w:rFonts w:eastAsia="黑体"/>
         <w:b/>
         <w:bCs/>
       </w:rPr>
@@ -5247,12 +5664,14 @@
     </w:tblStylePr>
     <w:tblStylePr w:type="firstCol">
       <w:rPr>
+        <w:rFonts w:eastAsia="黑体"/>
         <w:b/>
         <w:bCs/>
       </w:rPr>
     </w:tblStylePr>
     <w:tblStylePr w:type="lastCol">
       <w:rPr>
+        <w:rFonts w:eastAsia="黑体"/>
         <w:b/>
         <w:bCs/>
       </w:rPr>
@@ -5312,6 +5731,7 @@
         <w:spacing w:after="0" w:before="0" w:line="240" w:lineRule="auto"/>
       </w:pPr>
       <w:rPr>
+        <w:rFonts w:eastAsia="黑体"/>
         <w:b/>
         <w:bCs/>
         <w:color w:themeColor="background1" w:val="FFFFFF"/>
@@ -5326,6 +5746,7 @@
         <w:spacing w:after="0" w:before="0" w:line="240" w:lineRule="auto"/>
       </w:pPr>
       <w:rPr>
+        <w:rFonts w:eastAsia="黑体"/>
         <w:b/>
         <w:bCs/>
       </w:rPr>
@@ -5341,12 +5762,14 @@
     </w:tblStylePr>
     <w:tblStylePr w:type="firstCol">
       <w:rPr>
+        <w:rFonts w:eastAsia="黑体"/>
         <w:b/>
         <w:bCs/>
       </w:rPr>
     </w:tblStylePr>
     <w:tblStylePr w:type="lastCol">
       <w:rPr>
+        <w:rFonts w:eastAsia="黑体"/>
         <w:b/>
         <w:bCs/>
       </w:rPr>
@@ -5404,6 +5827,7 @@
         <w:spacing w:after="0" w:before="0" w:line="240" w:lineRule="auto"/>
       </w:pPr>
       <w:rPr>
+        <w:rFonts w:eastAsia="黑体"/>
         <w:b/>
         <w:bCs/>
         <w:color w:themeColor="background1" w:val="FFFFFF"/>
@@ -5418,6 +5842,7 @@
         <w:spacing w:after="0" w:before="0" w:line="240" w:lineRule="auto"/>
       </w:pPr>
       <w:rPr>
+        <w:rFonts w:eastAsia="黑体"/>
         <w:b/>
         <w:bCs/>
       </w:rPr>
@@ -5433,12 +5858,14 @@
     </w:tblStylePr>
     <w:tblStylePr w:type="firstCol">
       <w:rPr>
+        <w:rFonts w:eastAsia="黑体"/>
         <w:b/>
         <w:bCs/>
       </w:rPr>
     </w:tblStylePr>
     <w:tblStylePr w:type="lastCol">
       <w:rPr>
+        <w:rFonts w:eastAsia="黑体"/>
         <w:b/>
         <w:bCs/>
       </w:rPr>
@@ -5496,6 +5923,7 @@
         <w:spacing w:after="0" w:before="0" w:line="240" w:lineRule="auto"/>
       </w:pPr>
       <w:rPr>
+        <w:rFonts w:eastAsia="黑体"/>
         <w:b/>
         <w:bCs/>
         <w:color w:themeColor="background1" w:val="FFFFFF"/>
@@ -5510,6 +5938,7 @@
         <w:spacing w:after="0" w:before="0" w:line="240" w:lineRule="auto"/>
       </w:pPr>
       <w:rPr>
+        <w:rFonts w:eastAsia="黑体"/>
         <w:b/>
         <w:bCs/>
       </w:rPr>
@@ -5525,12 +5954,14 @@
     </w:tblStylePr>
     <w:tblStylePr w:type="firstCol">
       <w:rPr>
+        <w:rFonts w:eastAsia="黑体"/>
         <w:b/>
         <w:bCs/>
       </w:rPr>
     </w:tblStylePr>
     <w:tblStylePr w:type="lastCol">
       <w:rPr>
+        <w:rFonts w:eastAsia="黑体"/>
         <w:b/>
         <w:bCs/>
       </w:rPr>
@@ -5588,6 +6019,7 @@
         <w:spacing w:after="0" w:before="0" w:line="240" w:lineRule="auto"/>
       </w:pPr>
       <w:rPr>
+        <w:rFonts w:eastAsia="黑体"/>
         <w:b/>
         <w:bCs/>
         <w:color w:themeColor="background1" w:val="FFFFFF"/>
@@ -5602,6 +6034,7 @@
         <w:spacing w:after="0" w:before="0" w:line="240" w:lineRule="auto"/>
       </w:pPr>
       <w:rPr>
+        <w:rFonts w:eastAsia="黑体"/>
         <w:b/>
         <w:bCs/>
       </w:rPr>
@@ -5617,12 +6050,14 @@
     </w:tblStylePr>
     <w:tblStylePr w:type="firstCol">
       <w:rPr>
+        <w:rFonts w:eastAsia="黑体"/>
         <w:b/>
         <w:bCs/>
       </w:rPr>
     </w:tblStylePr>
     <w:tblStylePr w:type="lastCol">
       <w:rPr>
+        <w:rFonts w:eastAsia="黑体"/>
         <w:b/>
         <w:bCs/>
       </w:rPr>
@@ -5680,6 +6115,7 @@
         <w:spacing w:after="0" w:before="0" w:line="240" w:lineRule="auto"/>
       </w:pPr>
       <w:rPr>
+        <w:rFonts w:eastAsia="黑体"/>
         <w:b/>
         <w:bCs/>
         <w:color w:themeColor="background1" w:val="FFFFFF"/>
@@ -5694,6 +6130,7 @@
         <w:spacing w:after="0" w:before="0" w:line="240" w:lineRule="auto"/>
       </w:pPr>
       <w:rPr>
+        <w:rFonts w:eastAsia="黑体"/>
         <w:b/>
         <w:bCs/>
       </w:rPr>
@@ -5709,12 +6146,14 @@
     </w:tblStylePr>
     <w:tblStylePr w:type="firstCol">
       <w:rPr>
+        <w:rFonts w:eastAsia="黑体"/>
         <w:b/>
         <w:bCs/>
       </w:rPr>
     </w:tblStylePr>
     <w:tblStylePr w:type="lastCol">
       <w:rPr>
+        <w:rFonts w:eastAsia="黑体"/>
         <w:b/>
         <w:bCs/>
       </w:rPr>
@@ -5772,6 +6211,7 @@
         <w:spacing w:after="0" w:before="0" w:line="240" w:lineRule="auto"/>
       </w:pPr>
       <w:rPr>
+        <w:rFonts w:eastAsia="黑体"/>
         <w:b/>
         <w:bCs/>
         <w:color w:themeColor="background1" w:val="FFFFFF"/>
@@ -5786,6 +6226,7 @@
         <w:spacing w:after="0" w:before="0" w:line="240" w:lineRule="auto"/>
       </w:pPr>
       <w:rPr>
+        <w:rFonts w:eastAsia="黑体"/>
         <w:b/>
         <w:bCs/>
       </w:rPr>
@@ -5801,12 +6242,14 @@
     </w:tblStylePr>
     <w:tblStylePr w:type="firstCol">
       <w:rPr>
+        <w:rFonts w:eastAsia="黑体"/>
         <w:b/>
         <w:bCs/>
       </w:rPr>
     </w:tblStylePr>
     <w:tblStylePr w:type="lastCol">
       <w:rPr>
+        <w:rFonts w:eastAsia="黑体"/>
         <w:b/>
         <w:bCs/>
       </w:rPr>
@@ -5864,6 +6307,7 @@
         <w:spacing w:after="0" w:before="0" w:line="240" w:lineRule="auto"/>
       </w:pPr>
       <w:rPr>
+        <w:rFonts w:eastAsia="黑体"/>
         <w:b/>
         <w:bCs/>
         <w:color w:themeColor="background1" w:val="FFFFFF"/>
@@ -5878,6 +6322,7 @@
         <w:spacing w:after="0" w:before="0" w:line="240" w:lineRule="auto"/>
       </w:pPr>
       <w:rPr>
+        <w:rFonts w:eastAsia="黑体"/>
         <w:b/>
         <w:bCs/>
       </w:rPr>
@@ -5893,12 +6338,14 @@
     </w:tblStylePr>
     <w:tblStylePr w:type="firstCol">
       <w:rPr>
+        <w:rFonts w:eastAsia="黑体"/>
         <w:b/>
         <w:bCs/>
       </w:rPr>
     </w:tblStylePr>
     <w:tblStylePr w:type="lastCol">
       <w:rPr>
+        <w:rFonts w:eastAsia="黑体"/>
         <w:b/>
         <w:bCs/>
       </w:rPr>
@@ -5958,7 +6405,7 @@
         <w:spacing w:after="0" w:before="0" w:line="240" w:lineRule="auto"/>
       </w:pPr>
       <w:rPr>
-        <w:rFonts w:asciiTheme="majorHAnsi" w:cstheme="majorBidi" w:eastAsiaTheme="majorEastAsia" w:hAnsiTheme="majorHAnsi"/>
+        <w:rFonts w:asciiTheme="majorHAnsi" w:cstheme="majorBidi" w:hAnsiTheme="majorHAnsi" w:eastAsia="黑体"/>
         <w:b/>
         <w:bCs/>
       </w:rPr>
@@ -5979,7 +6426,7 @@
         <w:spacing w:after="0" w:before="0" w:line="240" w:lineRule="auto"/>
       </w:pPr>
       <w:rPr>
-        <w:rFonts w:asciiTheme="majorHAnsi" w:cstheme="majorBidi" w:eastAsiaTheme="majorEastAsia" w:hAnsiTheme="majorHAnsi"/>
+        <w:rFonts w:asciiTheme="majorHAnsi" w:cstheme="majorBidi" w:hAnsiTheme="majorHAnsi" w:eastAsia="黑体"/>
         <w:b/>
         <w:bCs/>
       </w:rPr>
@@ -5997,14 +6444,14 @@
     </w:tblStylePr>
     <w:tblStylePr w:type="firstCol">
       <w:rPr>
-        <w:rFonts w:asciiTheme="majorHAnsi" w:cstheme="majorBidi" w:eastAsiaTheme="majorEastAsia" w:hAnsiTheme="majorHAnsi"/>
+        <w:rFonts w:asciiTheme="majorHAnsi" w:cstheme="majorBidi" w:hAnsiTheme="majorHAnsi" w:eastAsia="黑体"/>
         <w:b/>
         <w:bCs/>
       </w:rPr>
     </w:tblStylePr>
     <w:tblStylePr w:type="lastCol">
       <w:rPr>
-        <w:rFonts w:asciiTheme="majorHAnsi" w:cstheme="majorBidi" w:eastAsiaTheme="majorEastAsia" w:hAnsiTheme="majorHAnsi"/>
+        <w:rFonts w:asciiTheme="majorHAnsi" w:cstheme="majorBidi" w:hAnsiTheme="majorHAnsi" w:eastAsia="黑体"/>
         <w:b/>
         <w:bCs/>
       </w:rPr>
@@ -6088,7 +6535,7 @@
         <w:spacing w:after="0" w:before="0" w:line="240" w:lineRule="auto"/>
       </w:pPr>
       <w:rPr>
-        <w:rFonts w:asciiTheme="majorHAnsi" w:cstheme="majorBidi" w:eastAsiaTheme="majorEastAsia" w:hAnsiTheme="majorHAnsi"/>
+        <w:rFonts w:asciiTheme="majorHAnsi" w:cstheme="majorBidi" w:hAnsiTheme="majorHAnsi" w:eastAsia="黑体"/>
         <w:b/>
         <w:bCs/>
       </w:rPr>
@@ -6109,7 +6556,7 @@
         <w:spacing w:after="0" w:before="0" w:line="240" w:lineRule="auto"/>
       </w:pPr>
       <w:rPr>
-        <w:rFonts w:asciiTheme="majorHAnsi" w:cstheme="majorBidi" w:eastAsiaTheme="majorEastAsia" w:hAnsiTheme="majorHAnsi"/>
+        <w:rFonts w:asciiTheme="majorHAnsi" w:cstheme="majorBidi" w:hAnsiTheme="majorHAnsi" w:eastAsia="黑体"/>
         <w:b/>
         <w:bCs/>
       </w:rPr>
@@ -6127,14 +6574,14 @@
     </w:tblStylePr>
     <w:tblStylePr w:type="firstCol">
       <w:rPr>
-        <w:rFonts w:asciiTheme="majorHAnsi" w:cstheme="majorBidi" w:eastAsiaTheme="majorEastAsia" w:hAnsiTheme="majorHAnsi"/>
+        <w:rFonts w:asciiTheme="majorHAnsi" w:cstheme="majorBidi" w:hAnsiTheme="majorHAnsi" w:eastAsia="黑体"/>
         <w:b/>
         <w:bCs/>
       </w:rPr>
     </w:tblStylePr>
     <w:tblStylePr w:type="lastCol">
       <w:rPr>
-        <w:rFonts w:asciiTheme="majorHAnsi" w:cstheme="majorBidi" w:eastAsiaTheme="majorEastAsia" w:hAnsiTheme="majorHAnsi"/>
+        <w:rFonts w:asciiTheme="majorHAnsi" w:cstheme="majorBidi" w:hAnsiTheme="majorHAnsi" w:eastAsia="黑体"/>
         <w:b/>
         <w:bCs/>
       </w:rPr>
@@ -6218,7 +6665,7 @@
         <w:spacing w:after="0" w:before="0" w:line="240" w:lineRule="auto"/>
       </w:pPr>
       <w:rPr>
-        <w:rFonts w:asciiTheme="majorHAnsi" w:cstheme="majorBidi" w:eastAsiaTheme="majorEastAsia" w:hAnsiTheme="majorHAnsi"/>
+        <w:rFonts w:asciiTheme="majorHAnsi" w:cstheme="majorBidi" w:hAnsiTheme="majorHAnsi" w:eastAsia="黑体"/>
         <w:b/>
         <w:bCs/>
       </w:rPr>
@@ -6239,7 +6686,7 @@
         <w:spacing w:after="0" w:before="0" w:line="240" w:lineRule="auto"/>
       </w:pPr>
       <w:rPr>
-        <w:rFonts w:asciiTheme="majorHAnsi" w:cstheme="majorBidi" w:eastAsiaTheme="majorEastAsia" w:hAnsiTheme="majorHAnsi"/>
+        <w:rFonts w:asciiTheme="majorHAnsi" w:cstheme="majorBidi" w:hAnsiTheme="majorHAnsi" w:eastAsia="黑体"/>
         <w:b/>
         <w:bCs/>
       </w:rPr>
@@ -6257,14 +6704,14 @@
     </w:tblStylePr>
     <w:tblStylePr w:type="firstCol">
       <w:rPr>
-        <w:rFonts w:asciiTheme="majorHAnsi" w:cstheme="majorBidi" w:eastAsiaTheme="majorEastAsia" w:hAnsiTheme="majorHAnsi"/>
+        <w:rFonts w:asciiTheme="majorHAnsi" w:cstheme="majorBidi" w:hAnsiTheme="majorHAnsi" w:eastAsia="黑体"/>
         <w:b/>
         <w:bCs/>
       </w:rPr>
     </w:tblStylePr>
     <w:tblStylePr w:type="lastCol">
       <w:rPr>
-        <w:rFonts w:asciiTheme="majorHAnsi" w:cstheme="majorBidi" w:eastAsiaTheme="majorEastAsia" w:hAnsiTheme="majorHAnsi"/>
+        <w:rFonts w:asciiTheme="majorHAnsi" w:cstheme="majorBidi" w:hAnsiTheme="majorHAnsi" w:eastAsia="黑体"/>
         <w:b/>
         <w:bCs/>
       </w:rPr>
@@ -6348,7 +6795,7 @@
         <w:spacing w:after="0" w:before="0" w:line="240" w:lineRule="auto"/>
       </w:pPr>
       <w:rPr>
-        <w:rFonts w:asciiTheme="majorHAnsi" w:cstheme="majorBidi" w:eastAsiaTheme="majorEastAsia" w:hAnsiTheme="majorHAnsi"/>
+        <w:rFonts w:asciiTheme="majorHAnsi" w:cstheme="majorBidi" w:hAnsiTheme="majorHAnsi" w:eastAsia="黑体"/>
         <w:b/>
         <w:bCs/>
       </w:rPr>
@@ -6369,7 +6816,7 @@
         <w:spacing w:after="0" w:before="0" w:line="240" w:lineRule="auto"/>
       </w:pPr>
       <w:rPr>
-        <w:rFonts w:asciiTheme="majorHAnsi" w:cstheme="majorBidi" w:eastAsiaTheme="majorEastAsia" w:hAnsiTheme="majorHAnsi"/>
+        <w:rFonts w:asciiTheme="majorHAnsi" w:cstheme="majorBidi" w:hAnsiTheme="majorHAnsi" w:eastAsia="黑体"/>
         <w:b/>
         <w:bCs/>
       </w:rPr>
@@ -6387,14 +6834,14 @@
     </w:tblStylePr>
     <w:tblStylePr w:type="firstCol">
       <w:rPr>
-        <w:rFonts w:asciiTheme="majorHAnsi" w:cstheme="majorBidi" w:eastAsiaTheme="majorEastAsia" w:hAnsiTheme="majorHAnsi"/>
+        <w:rFonts w:asciiTheme="majorHAnsi" w:cstheme="majorBidi" w:hAnsiTheme="majorHAnsi" w:eastAsia="黑体"/>
         <w:b/>
         <w:bCs/>
       </w:rPr>
     </w:tblStylePr>
     <w:tblStylePr w:type="lastCol">
       <w:rPr>
-        <w:rFonts w:asciiTheme="majorHAnsi" w:cstheme="majorBidi" w:eastAsiaTheme="majorEastAsia" w:hAnsiTheme="majorHAnsi"/>
+        <w:rFonts w:asciiTheme="majorHAnsi" w:cstheme="majorBidi" w:hAnsiTheme="majorHAnsi" w:eastAsia="黑体"/>
         <w:b/>
         <w:bCs/>
       </w:rPr>
@@ -6478,7 +6925,7 @@
         <w:spacing w:after="0" w:before="0" w:line="240" w:lineRule="auto"/>
       </w:pPr>
       <w:rPr>
-        <w:rFonts w:asciiTheme="majorHAnsi" w:cstheme="majorBidi" w:eastAsiaTheme="majorEastAsia" w:hAnsiTheme="majorHAnsi"/>
+        <w:rFonts w:asciiTheme="majorHAnsi" w:cstheme="majorBidi" w:hAnsiTheme="majorHAnsi" w:eastAsia="黑体"/>
         <w:b/>
         <w:bCs/>
       </w:rPr>
@@ -6499,7 +6946,7 @@
         <w:spacing w:after="0" w:before="0" w:line="240" w:lineRule="auto"/>
       </w:pPr>
       <w:rPr>
-        <w:rFonts w:asciiTheme="majorHAnsi" w:cstheme="majorBidi" w:eastAsiaTheme="majorEastAsia" w:hAnsiTheme="majorHAnsi"/>
+        <w:rFonts w:asciiTheme="majorHAnsi" w:cstheme="majorBidi" w:hAnsiTheme="majorHAnsi" w:eastAsia="黑体"/>
         <w:b/>
         <w:bCs/>
       </w:rPr>
@@ -6517,14 +6964,14 @@
     </w:tblStylePr>
     <w:tblStylePr w:type="firstCol">
       <w:rPr>
-        <w:rFonts w:asciiTheme="majorHAnsi" w:cstheme="majorBidi" w:eastAsiaTheme="majorEastAsia" w:hAnsiTheme="majorHAnsi"/>
+        <w:rFonts w:asciiTheme="majorHAnsi" w:cstheme="majorBidi" w:hAnsiTheme="majorHAnsi" w:eastAsia="黑体"/>
         <w:b/>
         <w:bCs/>
       </w:rPr>
     </w:tblStylePr>
     <w:tblStylePr w:type="lastCol">
       <w:rPr>
-        <w:rFonts w:asciiTheme="majorHAnsi" w:cstheme="majorBidi" w:eastAsiaTheme="majorEastAsia" w:hAnsiTheme="majorHAnsi"/>
+        <w:rFonts w:asciiTheme="majorHAnsi" w:cstheme="majorBidi" w:hAnsiTheme="majorHAnsi" w:eastAsia="黑体"/>
         <w:b/>
         <w:bCs/>
       </w:rPr>
@@ -6608,7 +7055,7 @@
         <w:spacing w:after="0" w:before="0" w:line="240" w:lineRule="auto"/>
       </w:pPr>
       <w:rPr>
-        <w:rFonts w:asciiTheme="majorHAnsi" w:cstheme="majorBidi" w:eastAsiaTheme="majorEastAsia" w:hAnsiTheme="majorHAnsi"/>
+        <w:rFonts w:asciiTheme="majorHAnsi" w:cstheme="majorBidi" w:hAnsiTheme="majorHAnsi" w:eastAsia="黑体"/>
         <w:b/>
         <w:bCs/>
       </w:rPr>
@@ -6629,7 +7076,7 @@
         <w:spacing w:after="0" w:before="0" w:line="240" w:lineRule="auto"/>
       </w:pPr>
       <w:rPr>
-        <w:rFonts w:asciiTheme="majorHAnsi" w:cstheme="majorBidi" w:eastAsiaTheme="majorEastAsia" w:hAnsiTheme="majorHAnsi"/>
+        <w:rFonts w:asciiTheme="majorHAnsi" w:cstheme="majorBidi" w:hAnsiTheme="majorHAnsi" w:eastAsia="黑体"/>
         <w:b/>
         <w:bCs/>
       </w:rPr>
@@ -6647,14 +7094,14 @@
     </w:tblStylePr>
     <w:tblStylePr w:type="firstCol">
       <w:rPr>
-        <w:rFonts w:asciiTheme="majorHAnsi" w:cstheme="majorBidi" w:eastAsiaTheme="majorEastAsia" w:hAnsiTheme="majorHAnsi"/>
+        <w:rFonts w:asciiTheme="majorHAnsi" w:cstheme="majorBidi" w:hAnsiTheme="majorHAnsi" w:eastAsia="黑体"/>
         <w:b/>
         <w:bCs/>
       </w:rPr>
     </w:tblStylePr>
     <w:tblStylePr w:type="lastCol">
       <w:rPr>
-        <w:rFonts w:asciiTheme="majorHAnsi" w:cstheme="majorBidi" w:eastAsiaTheme="majorEastAsia" w:hAnsiTheme="majorHAnsi"/>
+        <w:rFonts w:asciiTheme="majorHAnsi" w:cstheme="majorBidi" w:hAnsiTheme="majorHAnsi" w:eastAsia="黑体"/>
         <w:b/>
         <w:bCs/>
       </w:rPr>
@@ -6738,7 +7185,7 @@
         <w:spacing w:after="0" w:before="0" w:line="240" w:lineRule="auto"/>
       </w:pPr>
       <w:rPr>
-        <w:rFonts w:asciiTheme="majorHAnsi" w:cstheme="majorBidi" w:eastAsiaTheme="majorEastAsia" w:hAnsiTheme="majorHAnsi"/>
+        <w:rFonts w:asciiTheme="majorHAnsi" w:cstheme="majorBidi" w:hAnsiTheme="majorHAnsi" w:eastAsia="黑体"/>
         <w:b/>
         <w:bCs/>
       </w:rPr>
@@ -6759,7 +7206,7 @@
         <w:spacing w:after="0" w:before="0" w:line="240" w:lineRule="auto"/>
       </w:pPr>
       <w:rPr>
-        <w:rFonts w:asciiTheme="majorHAnsi" w:cstheme="majorBidi" w:eastAsiaTheme="majorEastAsia" w:hAnsiTheme="majorHAnsi"/>
+        <w:rFonts w:asciiTheme="majorHAnsi" w:cstheme="majorBidi" w:hAnsiTheme="majorHAnsi" w:eastAsia="黑体"/>
         <w:b/>
         <w:bCs/>
       </w:rPr>
@@ -6777,14 +7224,14 @@
     </w:tblStylePr>
     <w:tblStylePr w:type="firstCol">
       <w:rPr>
-        <w:rFonts w:asciiTheme="majorHAnsi" w:cstheme="majorBidi" w:eastAsiaTheme="majorEastAsia" w:hAnsiTheme="majorHAnsi"/>
+        <w:rFonts w:asciiTheme="majorHAnsi" w:cstheme="majorBidi" w:hAnsiTheme="majorHAnsi" w:eastAsia="黑体"/>
         <w:b/>
         <w:bCs/>
       </w:rPr>
     </w:tblStylePr>
     <w:tblStylePr w:type="lastCol">
       <w:rPr>
-        <w:rFonts w:asciiTheme="majorHAnsi" w:cstheme="majorBidi" w:eastAsiaTheme="majorEastAsia" w:hAnsiTheme="majorHAnsi"/>
+        <w:rFonts w:asciiTheme="majorHAnsi" w:cstheme="majorBidi" w:hAnsiTheme="majorHAnsi" w:eastAsia="黑体"/>
         <w:b/>
         <w:bCs/>
       </w:rPr>
@@ -6867,6 +7314,7 @@
         <w:spacing w:after="0" w:before="0" w:line="240" w:lineRule="auto"/>
       </w:pPr>
       <w:rPr>
+        <w:rFonts w:eastAsia="黑体"/>
         <w:b/>
         <w:bCs/>
         <w:color w:themeColor="background1" w:val="FFFFFF"/>
@@ -6889,6 +7337,7 @@
         <w:spacing w:after="0" w:before="0" w:line="240" w:lineRule="auto"/>
       </w:pPr>
       <w:rPr>
+        <w:rFonts w:eastAsia="黑体"/>
         <w:b/>
         <w:bCs/>
       </w:rPr>
@@ -6906,12 +7355,14 @@
     </w:tblStylePr>
     <w:tblStylePr w:type="firstCol">
       <w:rPr>
+        <w:rFonts w:eastAsia="黑体"/>
         <w:b/>
         <w:bCs/>
       </w:rPr>
     </w:tblStylePr>
     <w:tblStylePr w:type="lastCol">
       <w:rPr>
+        <w:rFonts w:eastAsia="黑体"/>
         <w:b/>
         <w:bCs/>
       </w:rPr>
@@ -6973,6 +7424,7 @@
         <w:spacing w:after="0" w:before="0" w:line="240" w:lineRule="auto"/>
       </w:pPr>
       <w:rPr>
+        <w:rFonts w:eastAsia="黑体"/>
         <w:b/>
         <w:bCs/>
         <w:color w:themeColor="background1" w:val="FFFFFF"/>
@@ -6995,6 +7447,7 @@
         <w:spacing w:after="0" w:before="0" w:line="240" w:lineRule="auto"/>
       </w:pPr>
       <w:rPr>
+        <w:rFonts w:eastAsia="黑体"/>
         <w:b/>
         <w:bCs/>
       </w:rPr>
@@ -7012,12 +7465,14 @@
     </w:tblStylePr>
     <w:tblStylePr w:type="firstCol">
       <w:rPr>
+        <w:rFonts w:eastAsia="黑体"/>
         <w:b/>
         <w:bCs/>
       </w:rPr>
     </w:tblStylePr>
     <w:tblStylePr w:type="lastCol">
       <w:rPr>
+        <w:rFonts w:eastAsia="黑体"/>
         <w:b/>
         <w:bCs/>
       </w:rPr>
@@ -7079,6 +7534,7 @@
         <w:spacing w:after="0" w:before="0" w:line="240" w:lineRule="auto"/>
       </w:pPr>
       <w:rPr>
+        <w:rFonts w:eastAsia="黑体"/>
         <w:b/>
         <w:bCs/>
         <w:color w:themeColor="background1" w:val="FFFFFF"/>
@@ -7101,6 +7557,7 @@
         <w:spacing w:after="0" w:before="0" w:line="240" w:lineRule="auto"/>
       </w:pPr>
       <w:rPr>
+        <w:rFonts w:eastAsia="黑体"/>
         <w:b/>
         <w:bCs/>
       </w:rPr>
@@ -7118,12 +7575,14 @@
     </w:tblStylePr>
     <w:tblStylePr w:type="firstCol">
       <w:rPr>
+        <w:rFonts w:eastAsia="黑体"/>
         <w:b/>
         <w:bCs/>
       </w:rPr>
     </w:tblStylePr>
     <w:tblStylePr w:type="lastCol">
       <w:rPr>
+        <w:rFonts w:eastAsia="黑体"/>
         <w:b/>
         <w:bCs/>
       </w:rPr>
@@ -7185,6 +7644,7 @@
         <w:spacing w:after="0" w:before="0" w:line="240" w:lineRule="auto"/>
       </w:pPr>
       <w:rPr>
+        <w:rFonts w:eastAsia="黑体"/>
         <w:b/>
         <w:bCs/>
         <w:color w:themeColor="background1" w:val="FFFFFF"/>
@@ -7207,6 +7667,7 @@
         <w:spacing w:after="0" w:before="0" w:line="240" w:lineRule="auto"/>
       </w:pPr>
       <w:rPr>
+        <w:rFonts w:eastAsia="黑体"/>
         <w:b/>
         <w:bCs/>
       </w:rPr>
@@ -7224,12 +7685,14 @@
     </w:tblStylePr>
     <w:tblStylePr w:type="firstCol">
       <w:rPr>
+        <w:rFonts w:eastAsia="黑体"/>
         <w:b/>
         <w:bCs/>
       </w:rPr>
     </w:tblStylePr>
     <w:tblStylePr w:type="lastCol">
       <w:rPr>
+        <w:rFonts w:eastAsia="黑体"/>
         <w:b/>
         <w:bCs/>
       </w:rPr>
@@ -7291,6 +7754,7 @@
         <w:spacing w:after="0" w:before="0" w:line="240" w:lineRule="auto"/>
       </w:pPr>
       <w:rPr>
+        <w:rFonts w:eastAsia="黑体"/>
         <w:b/>
         <w:bCs/>
         <w:color w:themeColor="background1" w:val="FFFFFF"/>
@@ -7313,6 +7777,7 @@
         <w:spacing w:after="0" w:before="0" w:line="240" w:lineRule="auto"/>
       </w:pPr>
       <w:rPr>
+        <w:rFonts w:eastAsia="黑体"/>
         <w:b/>
         <w:bCs/>
       </w:rPr>
@@ -7330,12 +7795,14 @@
     </w:tblStylePr>
     <w:tblStylePr w:type="firstCol">
       <w:rPr>
+        <w:rFonts w:eastAsia="黑体"/>
         <w:b/>
         <w:bCs/>
       </w:rPr>
     </w:tblStylePr>
     <w:tblStylePr w:type="lastCol">
       <w:rPr>
+        <w:rFonts w:eastAsia="黑体"/>
         <w:b/>
         <w:bCs/>
       </w:rPr>
@@ -7397,6 +7864,7 @@
         <w:spacing w:after="0" w:before="0" w:line="240" w:lineRule="auto"/>
       </w:pPr>
       <w:rPr>
+        <w:rFonts w:eastAsia="黑体"/>
         <w:b/>
         <w:bCs/>
         <w:color w:themeColor="background1" w:val="FFFFFF"/>
@@ -7419,6 +7887,7 @@
         <w:spacing w:after="0" w:before="0" w:line="240" w:lineRule="auto"/>
       </w:pPr>
       <w:rPr>
+        <w:rFonts w:eastAsia="黑体"/>
         <w:b/>
         <w:bCs/>
       </w:rPr>
@@ -7436,12 +7905,14 @@
     </w:tblStylePr>
     <w:tblStylePr w:type="firstCol">
       <w:rPr>
+        <w:rFonts w:eastAsia="黑体"/>
         <w:b/>
         <w:bCs/>
       </w:rPr>
     </w:tblStylePr>
     <w:tblStylePr w:type="lastCol">
       <w:rPr>
+        <w:rFonts w:eastAsia="黑体"/>
         <w:b/>
         <w:bCs/>
       </w:rPr>
@@ -7503,6 +7974,7 @@
         <w:spacing w:after="0" w:before="0" w:line="240" w:lineRule="auto"/>
       </w:pPr>
       <w:rPr>
+        <w:rFonts w:eastAsia="黑体"/>
         <w:b/>
         <w:bCs/>
         <w:color w:themeColor="background1" w:val="FFFFFF"/>
@@ -7525,6 +7997,7 @@
         <w:spacing w:after="0" w:before="0" w:line="240" w:lineRule="auto"/>
       </w:pPr>
       <w:rPr>
+        <w:rFonts w:eastAsia="黑体"/>
         <w:b/>
         <w:bCs/>
       </w:rPr>
@@ -7542,12 +8015,14 @@
     </w:tblStylePr>
     <w:tblStylePr w:type="firstCol">
       <w:rPr>
+        <w:rFonts w:eastAsia="黑体"/>
         <w:b/>
         <w:bCs/>
       </w:rPr>
     </w:tblStylePr>
     <w:tblStylePr w:type="lastCol">
       <w:rPr>
+        <w:rFonts w:eastAsia="黑体"/>
         <w:b/>
         <w:bCs/>
       </w:rPr>
@@ -7606,6 +8081,7 @@
         <w:spacing w:after="0" w:before="0" w:line="240" w:lineRule="auto"/>
       </w:pPr>
       <w:rPr>
+        <w:rFonts w:eastAsia="黑体"/>
         <w:b/>
         <w:bCs/>
         <w:color w:themeColor="background1" w:val="FFFFFF"/>
@@ -7628,6 +8104,7 @@
         <w:spacing w:after="0" w:before="0" w:line="240" w:lineRule="auto"/>
       </w:pPr>
       <w:rPr>
+        <w:rFonts w:eastAsia="黑体"/>
         <w:color w:val="auto"/>
       </w:rPr>
       <w:tblPr/>
@@ -7645,6 +8122,7 @@
     </w:tblStylePr>
     <w:tblStylePr w:type="firstCol">
       <w:rPr>
+        <w:rFonts w:eastAsia="黑体"/>
         <w:b/>
         <w:bCs/>
         <w:color w:themeColor="background1" w:val="FFFFFF"/>
@@ -7664,6 +8142,7 @@
     </w:tblStylePr>
     <w:tblStylePr w:type="lastCol">
       <w:rPr>
+        <w:rFonts w:eastAsia="黑体"/>
         <w:b/>
         <w:bCs/>
         <w:color w:themeColor="background1" w:val="FFFFFF"/>
@@ -7712,6 +8191,7 @@
     </w:tblStylePr>
     <w:tblStylePr w:type="nwCell">
       <w:rPr>
+        <w:rFonts w:eastAsia="黑体"/>
         <w:color w:themeColor="background1" w:val="FFFFFF"/>
       </w:rPr>
       <w:tblPr/>
@@ -7755,6 +8235,7 @@
         <w:spacing w:after="0" w:before="0" w:line="240" w:lineRule="auto"/>
       </w:pPr>
       <w:rPr>
+        <w:rFonts w:eastAsia="黑体"/>
         <w:b/>
         <w:bCs/>
         <w:color w:themeColor="background1" w:val="FFFFFF"/>
@@ -7777,6 +8258,7 @@
         <w:spacing w:after="0" w:before="0" w:line="240" w:lineRule="auto"/>
       </w:pPr>
       <w:rPr>
+        <w:rFonts w:eastAsia="黑体"/>
         <w:color w:val="auto"/>
       </w:rPr>
       <w:tblPr/>
@@ -7794,6 +8276,7 @@
     </w:tblStylePr>
     <w:tblStylePr w:type="firstCol">
       <w:rPr>
+        <w:rFonts w:eastAsia="黑体"/>
         <w:b/>
         <w:bCs/>
         <w:color w:themeColor="background1" w:val="FFFFFF"/>
@@ -7813,6 +8296,7 @@
     </w:tblStylePr>
     <w:tblStylePr w:type="lastCol">
       <w:rPr>
+        <w:rFonts w:eastAsia="黑体"/>
         <w:b/>
         <w:bCs/>
         <w:color w:themeColor="background1" w:val="FFFFFF"/>
@@ -7861,6 +8345,7 @@
     </w:tblStylePr>
     <w:tblStylePr w:type="nwCell">
       <w:rPr>
+        <w:rFonts w:eastAsia="黑体"/>
         <w:color w:themeColor="background1" w:val="FFFFFF"/>
       </w:rPr>
       <w:tblPr/>
@@ -7904,6 +8389,7 @@
         <w:spacing w:after="0" w:before="0" w:line="240" w:lineRule="auto"/>
       </w:pPr>
       <w:rPr>
+        <w:rFonts w:eastAsia="黑体"/>
         <w:b/>
         <w:bCs/>
         <w:color w:themeColor="background1" w:val="FFFFFF"/>
@@ -7926,6 +8412,7 @@
         <w:spacing w:after="0" w:before="0" w:line="240" w:lineRule="auto"/>
       </w:pPr>
       <w:rPr>
+        <w:rFonts w:eastAsia="黑体"/>
         <w:color w:val="auto"/>
       </w:rPr>
       <w:tblPr/>
@@ -7943,6 +8430,7 @@
     </w:tblStylePr>
     <w:tblStylePr w:type="firstCol">
       <w:rPr>
+        <w:rFonts w:eastAsia="黑体"/>
         <w:b/>
         <w:bCs/>
         <w:color w:themeColor="background1" w:val="FFFFFF"/>
@@ -7962,6 +8450,7 @@
     </w:tblStylePr>
     <w:tblStylePr w:type="lastCol">
       <w:rPr>
+        <w:rFonts w:eastAsia="黑体"/>
         <w:b/>
         <w:bCs/>
         <w:color w:themeColor="background1" w:val="FFFFFF"/>
@@ -8010,6 +8499,7 @@
     </w:tblStylePr>
     <w:tblStylePr w:type="nwCell">
       <w:rPr>
+        <w:rFonts w:eastAsia="黑体"/>
         <w:color w:themeColor="background1" w:val="FFFFFF"/>
       </w:rPr>
       <w:tblPr/>
@@ -8053,6 +8543,7 @@
         <w:spacing w:after="0" w:before="0" w:line="240" w:lineRule="auto"/>
       </w:pPr>
       <w:rPr>
+        <w:rFonts w:eastAsia="黑体"/>
         <w:b/>
         <w:bCs/>
         <w:color w:themeColor="background1" w:val="FFFFFF"/>
@@ -8075,6 +8566,7 @@
         <w:spacing w:after="0" w:before="0" w:line="240" w:lineRule="auto"/>
       </w:pPr>
       <w:rPr>
+        <w:rFonts w:eastAsia="黑体"/>
         <w:color w:val="auto"/>
       </w:rPr>
       <w:tblPr/>
@@ -8092,6 +8584,7 @@
     </w:tblStylePr>
     <w:tblStylePr w:type="firstCol">
       <w:rPr>
+        <w:rFonts w:eastAsia="黑体"/>
         <w:b/>
         <w:bCs/>
         <w:color w:themeColor="background1" w:val="FFFFFF"/>
@@ -8111,6 +8604,7 @@
     </w:tblStylePr>
     <w:tblStylePr w:type="lastCol">
       <w:rPr>
+        <w:rFonts w:eastAsia="黑体"/>
         <w:b/>
         <w:bCs/>
         <w:color w:themeColor="background1" w:val="FFFFFF"/>
@@ -8159,6 +8653,7 @@
     </w:tblStylePr>
     <w:tblStylePr w:type="nwCell">
       <w:rPr>
+        <w:rFonts w:eastAsia="黑体"/>
         <w:color w:themeColor="background1" w:val="FFFFFF"/>
       </w:rPr>
       <w:tblPr/>
@@ -8202,6 +8697,7 @@
         <w:spacing w:after="0" w:before="0" w:line="240" w:lineRule="auto"/>
       </w:pPr>
       <w:rPr>
+        <w:rFonts w:eastAsia="黑体"/>
         <w:b/>
         <w:bCs/>
         <w:color w:themeColor="background1" w:val="FFFFFF"/>
@@ -8224,6 +8720,7 @@
         <w:spacing w:after="0" w:before="0" w:line="240" w:lineRule="auto"/>
       </w:pPr>
       <w:rPr>
+        <w:rFonts w:eastAsia="黑体"/>
         <w:color w:val="auto"/>
       </w:rPr>
       <w:tblPr/>
@@ -8241,6 +8738,7 @@
     </w:tblStylePr>
     <w:tblStylePr w:type="firstCol">
       <w:rPr>
+        <w:rFonts w:eastAsia="黑体"/>
         <w:b/>
         <w:bCs/>
         <w:color w:themeColor="background1" w:val="FFFFFF"/>
@@ -8260,6 +8758,7 @@
     </w:tblStylePr>
     <w:tblStylePr w:type="lastCol">
       <w:rPr>
+        <w:rFonts w:eastAsia="黑体"/>
         <w:b/>
         <w:bCs/>
         <w:color w:themeColor="background1" w:val="FFFFFF"/>
@@ -8308,6 +8807,7 @@
     </w:tblStylePr>
     <w:tblStylePr w:type="nwCell">
       <w:rPr>
+        <w:rFonts w:eastAsia="黑体"/>
         <w:color w:themeColor="background1" w:val="FFFFFF"/>
       </w:rPr>
       <w:tblPr/>
@@ -8351,6 +8851,7 @@
         <w:spacing w:after="0" w:before="0" w:line="240" w:lineRule="auto"/>
       </w:pPr>
       <w:rPr>
+        <w:rFonts w:eastAsia="黑体"/>
         <w:b/>
         <w:bCs/>
         <w:color w:themeColor="background1" w:val="FFFFFF"/>
@@ -8373,6 +8874,7 @@
         <w:spacing w:after="0" w:before="0" w:line="240" w:lineRule="auto"/>
       </w:pPr>
       <w:rPr>
+        <w:rFonts w:eastAsia="黑体"/>
         <w:color w:val="auto"/>
       </w:rPr>
       <w:tblPr/>
@@ -8390,6 +8892,7 @@
     </w:tblStylePr>
     <w:tblStylePr w:type="firstCol">
       <w:rPr>
+        <w:rFonts w:eastAsia="黑体"/>
         <w:b/>
         <w:bCs/>
         <w:color w:themeColor="background1" w:val="FFFFFF"/>
@@ -8409,6 +8912,7 @@
     </w:tblStylePr>
     <w:tblStylePr w:type="lastCol">
       <w:rPr>
+        <w:rFonts w:eastAsia="黑体"/>
         <w:b/>
         <w:bCs/>
         <w:color w:themeColor="background1" w:val="FFFFFF"/>
@@ -8457,6 +8961,7 @@
     </w:tblStylePr>
     <w:tblStylePr w:type="nwCell">
       <w:rPr>
+        <w:rFonts w:eastAsia="黑体"/>
         <w:color w:themeColor="background1" w:val="FFFFFF"/>
       </w:rPr>
       <w:tblPr/>
@@ -8500,6 +9005,7 @@
         <w:spacing w:after="0" w:before="0" w:line="240" w:lineRule="auto"/>
       </w:pPr>
       <w:rPr>
+        <w:rFonts w:eastAsia="黑体"/>
         <w:b/>
         <w:bCs/>
         <w:color w:themeColor="background1" w:val="FFFFFF"/>
@@ -8522,6 +9028,7 @@
         <w:spacing w:after="0" w:before="0" w:line="240" w:lineRule="auto"/>
       </w:pPr>
       <w:rPr>
+        <w:rFonts w:eastAsia="黑体"/>
         <w:color w:val="auto"/>
       </w:rPr>
       <w:tblPr/>
@@ -8539,6 +9046,7 @@
     </w:tblStylePr>
     <w:tblStylePr w:type="firstCol">
       <w:rPr>
+        <w:rFonts w:eastAsia="黑体"/>
         <w:b/>
         <w:bCs/>
         <w:color w:themeColor="background1" w:val="FFFFFF"/>
@@ -8558,6 +9066,7 @@
     </w:tblStylePr>
     <w:tblStylePr w:type="lastCol">
       <w:rPr>
+        <w:rFonts w:eastAsia="黑体"/>
         <w:b/>
         <w:bCs/>
         <w:color w:themeColor="background1" w:val="FFFFFF"/>
@@ -8606,6 +9115,7 @@
     </w:tblStylePr>
     <w:tblStylePr w:type="nwCell">
       <w:rPr>
+        <w:rFonts w:eastAsia="黑体"/>
         <w:color w:themeColor="background1" w:val="FFFFFF"/>
       </w:rPr>
       <w:tblPr/>
@@ -8630,6 +9140,7 @@
       <w:spacing w:after="0" w:line="240" w:lineRule="auto"/>
     </w:pPr>
     <w:rPr>
+      <w:rFonts w:eastAsia="黑体"/>
       <w:color w:themeColor="text1" w:val="000000"/>
     </w:rPr>
     <w:tblPr>
@@ -8649,7 +9160,7 @@
     </w:tblPr>
     <w:tblStylePr w:type="firstRow">
       <w:rPr>
-        <w:rFonts w:asciiTheme="majorHAnsi" w:cstheme="majorBidi" w:eastAsiaTheme="majorEastAsia" w:hAnsiTheme="majorHAnsi"/>
+        <w:rFonts w:asciiTheme="majorHAnsi" w:cstheme="majorBidi" w:hAnsiTheme="majorHAnsi" w:eastAsia="黑体"/>
       </w:rPr>
       <w:tblPr/>
       <w:tcPr>
@@ -8661,6 +9172,7 @@
     </w:tblStylePr>
     <w:tblStylePr w:type="lastRow">
       <w:rPr>
+        <w:rFonts w:eastAsia="黑体"/>
         <w:b/>
         <w:bCs/>
         <w:color w:themeColor="text2" w:val="1F497D"/>
@@ -8675,12 +9187,14 @@
     </w:tblStylePr>
     <w:tblStylePr w:type="firstCol">
       <w:rPr>
+        <w:rFonts w:eastAsia="黑体"/>
         <w:b/>
         <w:bCs/>
       </w:rPr>
     </w:tblStylePr>
     <w:tblStylePr w:type="lastCol">
       <w:rPr>
+        <w:rFonts w:eastAsia="黑体"/>
         <w:b/>
         <w:bCs/>
       </w:rPr>
@@ -8714,6 +9228,7 @@
       <w:spacing w:after="0" w:line="240" w:lineRule="auto"/>
     </w:pPr>
     <w:rPr>
+      <w:rFonts w:eastAsia="黑体"/>
       <w:color w:themeColor="text1" w:val="000000"/>
     </w:rPr>
     <w:tblPr>
@@ -8733,7 +9248,7 @@
     </w:tblPr>
     <w:tblStylePr w:type="firstRow">
       <w:rPr>
-        <w:rFonts w:asciiTheme="majorHAnsi" w:cstheme="majorBidi" w:eastAsiaTheme="majorEastAsia" w:hAnsiTheme="majorHAnsi"/>
+        <w:rFonts w:asciiTheme="majorHAnsi" w:cstheme="majorBidi" w:hAnsiTheme="majorHAnsi" w:eastAsia="黑体"/>
       </w:rPr>
       <w:tblPr/>
       <w:tcPr>
@@ -8745,6 +9260,7 @@
     </w:tblStylePr>
     <w:tblStylePr w:type="lastRow">
       <w:rPr>
+        <w:rFonts w:eastAsia="黑体"/>
         <w:b/>
         <w:bCs/>
         <w:color w:themeColor="text2" w:val="1F497D"/>
@@ -8759,12 +9275,14 @@
     </w:tblStylePr>
     <w:tblStylePr w:type="firstCol">
       <w:rPr>
+        <w:rFonts w:eastAsia="黑体"/>
         <w:b/>
         <w:bCs/>
       </w:rPr>
     </w:tblStylePr>
     <w:tblStylePr w:type="lastCol">
       <w:rPr>
+        <w:rFonts w:eastAsia="黑体"/>
         <w:b/>
         <w:bCs/>
       </w:rPr>
@@ -8798,6 +9316,7 @@
       <w:spacing w:after="0" w:line="240" w:lineRule="auto"/>
     </w:pPr>
     <w:rPr>
+      <w:rFonts w:eastAsia="黑体"/>
       <w:color w:themeColor="text1" w:val="000000"/>
     </w:rPr>
     <w:tblPr>
@@ -8817,7 +9336,7 @@
     </w:tblPr>
     <w:tblStylePr w:type="firstRow">
       <w:rPr>
-        <w:rFonts w:asciiTheme="majorHAnsi" w:cstheme="majorBidi" w:eastAsiaTheme="majorEastAsia" w:hAnsiTheme="majorHAnsi"/>
+        <w:rFonts w:asciiTheme="majorHAnsi" w:cstheme="majorBidi" w:hAnsiTheme="majorHAnsi" w:eastAsia="黑体"/>
       </w:rPr>
       <w:tblPr/>
       <w:tcPr>
@@ -8829,6 +9348,7 @@
     </w:tblStylePr>
     <w:tblStylePr w:type="lastRow">
       <w:rPr>
+        <w:rFonts w:eastAsia="黑体"/>
         <w:b/>
         <w:bCs/>
         <w:color w:themeColor="text2" w:val="1F497D"/>
@@ -8843,12 +9363,14 @@
     </w:tblStylePr>
     <w:tblStylePr w:type="firstCol">
       <w:rPr>
+        <w:rFonts w:eastAsia="黑体"/>
         <w:b/>
         <w:bCs/>
       </w:rPr>
     </w:tblStylePr>
     <w:tblStylePr w:type="lastCol">
       <w:rPr>
+        <w:rFonts w:eastAsia="黑体"/>
         <w:b/>
         <w:bCs/>
       </w:rPr>
@@ -8882,6 +9404,7 @@
       <w:spacing w:after="0" w:line="240" w:lineRule="auto"/>
     </w:pPr>
     <w:rPr>
+      <w:rFonts w:eastAsia="黑体"/>
       <w:color w:themeColor="text1" w:val="000000"/>
     </w:rPr>
     <w:tblPr>
@@ -8901,7 +9424,7 @@
     </w:tblPr>
     <w:tblStylePr w:type="firstRow">
       <w:rPr>
-        <w:rFonts w:asciiTheme="majorHAnsi" w:cstheme="majorBidi" w:eastAsiaTheme="majorEastAsia" w:hAnsiTheme="majorHAnsi"/>
+        <w:rFonts w:asciiTheme="majorHAnsi" w:cstheme="majorBidi" w:hAnsiTheme="majorHAnsi" w:eastAsia="黑体"/>
       </w:rPr>
       <w:tblPr/>
       <w:tcPr>
@@ -8913,6 +9436,7 @@
     </w:tblStylePr>
     <w:tblStylePr w:type="lastRow">
       <w:rPr>
+        <w:rFonts w:eastAsia="黑体"/>
         <w:b/>
         <w:bCs/>
         <w:color w:themeColor="text2" w:val="1F497D"/>
@@ -8927,12 +9451,14 @@
     </w:tblStylePr>
     <w:tblStylePr w:type="firstCol">
       <w:rPr>
+        <w:rFonts w:eastAsia="黑体"/>
         <w:b/>
         <w:bCs/>
       </w:rPr>
     </w:tblStylePr>
     <w:tblStylePr w:type="lastCol">
       <w:rPr>
+        <w:rFonts w:eastAsia="黑体"/>
         <w:b/>
         <w:bCs/>
       </w:rPr>
@@ -8966,6 +9492,7 @@
       <w:spacing w:after="0" w:line="240" w:lineRule="auto"/>
     </w:pPr>
     <w:rPr>
+      <w:rFonts w:eastAsia="黑体"/>
       <w:color w:themeColor="text1" w:val="000000"/>
     </w:rPr>
     <w:tblPr>
@@ -8985,7 +9512,7 @@
     </w:tblPr>
     <w:tblStylePr w:type="firstRow">
       <w:rPr>
-        <w:rFonts w:asciiTheme="majorHAnsi" w:cstheme="majorBidi" w:eastAsiaTheme="majorEastAsia" w:hAnsiTheme="majorHAnsi"/>
+        <w:rFonts w:asciiTheme="majorHAnsi" w:cstheme="majorBidi" w:hAnsiTheme="majorHAnsi" w:eastAsia="黑体"/>
       </w:rPr>
       <w:tblPr/>
       <w:tcPr>
@@ -8997,6 +9524,7 @@
     </w:tblStylePr>
     <w:tblStylePr w:type="lastRow">
       <w:rPr>
+        <w:rFonts w:eastAsia="黑体"/>
         <w:b/>
         <w:bCs/>
         <w:color w:themeColor="text2" w:val="1F497D"/>
@@ -9011,12 +9539,14 @@
     </w:tblStylePr>
     <w:tblStylePr w:type="firstCol">
       <w:rPr>
+        <w:rFonts w:eastAsia="黑体"/>
         <w:b/>
         <w:bCs/>
       </w:rPr>
     </w:tblStylePr>
     <w:tblStylePr w:type="lastCol">
       <w:rPr>
+        <w:rFonts w:eastAsia="黑体"/>
         <w:b/>
         <w:bCs/>
       </w:rPr>
@@ -9050,6 +9580,7 @@
       <w:spacing w:after="0" w:line="240" w:lineRule="auto"/>
     </w:pPr>
     <w:rPr>
+      <w:rFonts w:eastAsia="黑体"/>
       <w:color w:themeColor="text1" w:val="000000"/>
     </w:rPr>
     <w:tblPr>
@@ -9069,7 +9600,7 @@
     </w:tblPr>
     <w:tblStylePr w:type="firstRow">
       <w:rPr>
-        <w:rFonts w:asciiTheme="majorHAnsi" w:cstheme="majorBidi" w:eastAsiaTheme="majorEastAsia" w:hAnsiTheme="majorHAnsi"/>
+        <w:rFonts w:asciiTheme="majorHAnsi" w:cstheme="majorBidi" w:hAnsiTheme="majorHAnsi" w:eastAsia="黑体"/>
       </w:rPr>
       <w:tblPr/>
       <w:tcPr>
@@ -9081,6 +9612,7 @@
     </w:tblStylePr>
     <w:tblStylePr w:type="lastRow">
       <w:rPr>
+        <w:rFonts w:eastAsia="黑体"/>
         <w:b/>
         <w:bCs/>
         <w:color w:themeColor="text2" w:val="1F497D"/>
@@ -9095,12 +9627,14 @@
     </w:tblStylePr>
     <w:tblStylePr w:type="firstCol">
       <w:rPr>
+        <w:rFonts w:eastAsia="黑体"/>
         <w:b/>
         <w:bCs/>
       </w:rPr>
     </w:tblStylePr>
     <w:tblStylePr w:type="lastCol">
       <w:rPr>
+        <w:rFonts w:eastAsia="黑体"/>
         <w:b/>
         <w:bCs/>
       </w:rPr>
@@ -9134,6 +9668,7 @@
       <w:spacing w:after="0" w:line="240" w:lineRule="auto"/>
     </w:pPr>
     <w:rPr>
+      <w:rFonts w:eastAsia="黑体"/>
       <w:color w:themeColor="text1" w:val="000000"/>
     </w:rPr>
     <w:tblPr>
@@ -9153,7 +9688,7 @@
     </w:tblPr>
     <w:tblStylePr w:type="firstRow">
       <w:rPr>
-        <w:rFonts w:asciiTheme="majorHAnsi" w:cstheme="majorBidi" w:eastAsiaTheme="majorEastAsia" w:hAnsiTheme="majorHAnsi"/>
+        <w:rFonts w:asciiTheme="majorHAnsi" w:cstheme="majorBidi" w:hAnsiTheme="majorHAnsi" w:eastAsia="黑体"/>
       </w:rPr>
       <w:tblPr/>
       <w:tcPr>
@@ -9165,6 +9700,7 @@
     </w:tblStylePr>
     <w:tblStylePr w:type="lastRow">
       <w:rPr>
+        <w:rFonts w:eastAsia="黑体"/>
         <w:b/>
         <w:bCs/>
         <w:color w:themeColor="text2" w:val="1F497D"/>
@@ -9179,12 +9715,14 @@
     </w:tblStylePr>
     <w:tblStylePr w:type="firstCol">
       <w:rPr>
+        <w:rFonts w:eastAsia="黑体"/>
         <w:b/>
         <w:bCs/>
       </w:rPr>
     </w:tblStylePr>
     <w:tblStylePr w:type="lastCol">
       <w:rPr>
+        <w:rFonts w:eastAsia="黑体"/>
         <w:b/>
         <w:bCs/>
       </w:rPr>
@@ -9218,7 +9756,7 @@
       <w:spacing w:after="0" w:line="240" w:lineRule="auto"/>
     </w:pPr>
     <w:rPr>
-      <w:rFonts w:asciiTheme="majorHAnsi" w:cstheme="majorBidi" w:eastAsiaTheme="majorEastAsia" w:hAnsiTheme="majorHAnsi"/>
+      <w:rFonts w:asciiTheme="majorHAnsi" w:cstheme="majorBidi" w:hAnsiTheme="majorHAnsi" w:eastAsia="黑体"/>
       <w:color w:themeColor="text1" w:val="000000"/>
     </w:rPr>
     <w:tblPr>
@@ -9240,6 +9778,7 @@
     </w:tblPr>
     <w:tblStylePr w:type="firstRow">
       <w:rPr>
+        <w:rFonts w:eastAsia="黑体"/>
         <w:sz w:val="24"/>
         <w:szCs w:val="24"/>
       </w:rPr>
@@ -9346,7 +9885,7 @@
       <w:spacing w:after="0" w:line="240" w:lineRule="auto"/>
     </w:pPr>
     <w:rPr>
-      <w:rFonts w:asciiTheme="majorHAnsi" w:cstheme="majorBidi" w:eastAsiaTheme="majorEastAsia" w:hAnsiTheme="majorHAnsi"/>
+      <w:rFonts w:asciiTheme="majorHAnsi" w:cstheme="majorBidi" w:hAnsiTheme="majorHAnsi" w:eastAsia="黑体"/>
       <w:color w:themeColor="text1" w:val="000000"/>
     </w:rPr>
     <w:tblPr>
@@ -9368,6 +9907,7 @@
     </w:tblPr>
     <w:tblStylePr w:type="firstRow">
       <w:rPr>
+        <w:rFonts w:eastAsia="黑体"/>
         <w:sz w:val="24"/>
         <w:szCs w:val="24"/>
       </w:rPr>
@@ -9474,7 +10014,7 @@
       <w:spacing w:after="0" w:line="240" w:lineRule="auto"/>
     </w:pPr>
     <w:rPr>
-      <w:rFonts w:asciiTheme="majorHAnsi" w:cstheme="majorBidi" w:eastAsiaTheme="majorEastAsia" w:hAnsiTheme="majorHAnsi"/>
+      <w:rFonts w:asciiTheme="majorHAnsi" w:cstheme="majorBidi" w:hAnsiTheme="majorHAnsi" w:eastAsia="黑体"/>
       <w:color w:themeColor="text1" w:val="000000"/>
     </w:rPr>
     <w:tblPr>
@@ -9496,6 +10036,7 @@
     </w:tblPr>
     <w:tblStylePr w:type="firstRow">
       <w:rPr>
+        <w:rFonts w:eastAsia="黑体"/>
         <w:sz w:val="24"/>
         <w:szCs w:val="24"/>
       </w:rPr>
@@ -9602,7 +10143,7 @@
       <w:spacing w:after="0" w:line="240" w:lineRule="auto"/>
     </w:pPr>
     <w:rPr>
-      <w:rFonts w:asciiTheme="majorHAnsi" w:cstheme="majorBidi" w:eastAsiaTheme="majorEastAsia" w:hAnsiTheme="majorHAnsi"/>
+      <w:rFonts w:asciiTheme="majorHAnsi" w:cstheme="majorBidi" w:hAnsiTheme="majorHAnsi" w:eastAsia="黑体"/>
       <w:color w:themeColor="text1" w:val="000000"/>
     </w:rPr>
     <w:tblPr>
@@ -9624,6 +10165,7 @@
     </w:tblPr>
     <w:tblStylePr w:type="firstRow">
       <w:rPr>
+        <w:rFonts w:eastAsia="黑体"/>
         <w:sz w:val="24"/>
         <w:szCs w:val="24"/>
       </w:rPr>
@@ -9730,7 +10272,7 @@
       <w:spacing w:after="0" w:line="240" w:lineRule="auto"/>
     </w:pPr>
     <w:rPr>
-      <w:rFonts w:asciiTheme="majorHAnsi" w:cstheme="majorBidi" w:eastAsiaTheme="majorEastAsia" w:hAnsiTheme="majorHAnsi"/>
+      <w:rFonts w:asciiTheme="majorHAnsi" w:cstheme="majorBidi" w:hAnsiTheme="majorHAnsi" w:eastAsia="黑体"/>
       <w:color w:themeColor="text1" w:val="000000"/>
     </w:rPr>
     <w:tblPr>
@@ -9752,6 +10294,7 @@
     </w:tblPr>
     <w:tblStylePr w:type="firstRow">
       <w:rPr>
+        <w:rFonts w:eastAsia="黑体"/>
         <w:sz w:val="24"/>
         <w:szCs w:val="24"/>
       </w:rPr>
@@ -9858,7 +10401,7 @@
       <w:spacing w:after="0" w:line="240" w:lineRule="auto"/>
     </w:pPr>
     <w:rPr>
-      <w:rFonts w:asciiTheme="majorHAnsi" w:cstheme="majorBidi" w:eastAsiaTheme="majorEastAsia" w:hAnsiTheme="majorHAnsi"/>
+      <w:rFonts w:asciiTheme="majorHAnsi" w:cstheme="majorBidi" w:hAnsiTheme="majorHAnsi" w:eastAsia="黑体"/>
       <w:color w:themeColor="text1" w:val="000000"/>
     </w:rPr>
     <w:tblPr>
@@ -9880,6 +10423,7 @@
     </w:tblPr>
     <w:tblStylePr w:type="firstRow">
       <w:rPr>
+        <w:rFonts w:eastAsia="黑体"/>
         <w:sz w:val="24"/>
         <w:szCs w:val="24"/>
       </w:rPr>
@@ -9986,7 +10530,7 @@
       <w:spacing w:after="0" w:line="240" w:lineRule="auto"/>
     </w:pPr>
     <w:rPr>
-      <w:rFonts w:asciiTheme="majorHAnsi" w:cstheme="majorBidi" w:eastAsiaTheme="majorEastAsia" w:hAnsiTheme="majorHAnsi"/>
+      <w:rFonts w:asciiTheme="majorHAnsi" w:cstheme="majorBidi" w:hAnsiTheme="majorHAnsi" w:eastAsia="黑体"/>
       <w:color w:themeColor="text1" w:val="000000"/>
     </w:rPr>
     <w:tblPr>
@@ -10008,6 +10552,7 @@
     </w:tblPr>
     <w:tblStylePr w:type="firstRow">
       <w:rPr>
+        <w:rFonts w:eastAsia="黑体"/>
         <w:sz w:val="24"/>
         <w:szCs w:val="24"/>
       </w:rPr>
@@ -10137,12 +10682,14 @@
     </w:tcPr>
     <w:tblStylePr w:type="firstRow">
       <w:rPr>
+        <w:rFonts w:eastAsia="黑体"/>
         <w:b/>
         <w:bCs/>
       </w:rPr>
     </w:tblStylePr>
     <w:tblStylePr w:type="lastRow">
       <w:rPr>
+        <w:rFonts w:eastAsia="黑体"/>
         <w:b/>
         <w:bCs/>
       </w:rPr>
@@ -10155,12 +10702,14 @@
     </w:tblStylePr>
     <w:tblStylePr w:type="firstCol">
       <w:rPr>
+        <w:rFonts w:eastAsia="黑体"/>
         <w:b/>
         <w:bCs/>
       </w:rPr>
     </w:tblStylePr>
     <w:tblStylePr w:type="lastCol">
       <w:rPr>
+        <w:rFonts w:eastAsia="黑体"/>
         <w:b/>
         <w:bCs/>
       </w:rPr>
@@ -10210,12 +10759,14 @@
     </w:tcPr>
     <w:tblStylePr w:type="firstRow">
       <w:rPr>
+        <w:rFonts w:eastAsia="黑体"/>
         <w:b/>
         <w:bCs/>
       </w:rPr>
     </w:tblStylePr>
     <w:tblStylePr w:type="lastRow">
       <w:rPr>
+        <w:rFonts w:eastAsia="黑体"/>
         <w:b/>
         <w:bCs/>
       </w:rPr>
@@ -10228,12 +10779,14 @@
     </w:tblStylePr>
     <w:tblStylePr w:type="firstCol">
       <w:rPr>
+        <w:rFonts w:eastAsia="黑体"/>
         <w:b/>
         <w:bCs/>
       </w:rPr>
     </w:tblStylePr>
     <w:tblStylePr w:type="lastCol">
       <w:rPr>
+        <w:rFonts w:eastAsia="黑体"/>
         <w:b/>
         <w:bCs/>
       </w:rPr>
@@ -10283,12 +10836,14 @@
     </w:tcPr>
     <w:tblStylePr w:type="firstRow">
       <w:rPr>
+        <w:rFonts w:eastAsia="黑体"/>
         <w:b/>
         <w:bCs/>
       </w:rPr>
     </w:tblStylePr>
     <w:tblStylePr w:type="lastRow">
       <w:rPr>
+        <w:rFonts w:eastAsia="黑体"/>
         <w:b/>
         <w:bCs/>
       </w:rPr>
@@ -10301,12 +10856,14 @@
     </w:tblStylePr>
     <w:tblStylePr w:type="firstCol">
       <w:rPr>
+        <w:rFonts w:eastAsia="黑体"/>
         <w:b/>
         <w:bCs/>
       </w:rPr>
     </w:tblStylePr>
     <w:tblStylePr w:type="lastCol">
       <w:rPr>
+        <w:rFonts w:eastAsia="黑体"/>
         <w:b/>
         <w:bCs/>
       </w:rPr>
@@ -10356,12 +10913,14 @@
     </w:tcPr>
     <w:tblStylePr w:type="firstRow">
       <w:rPr>
+        <w:rFonts w:eastAsia="黑体"/>
         <w:b/>
         <w:bCs/>
       </w:rPr>
     </w:tblStylePr>
     <w:tblStylePr w:type="lastRow">
       <w:rPr>
+        <w:rFonts w:eastAsia="黑体"/>
         <w:b/>
         <w:bCs/>
       </w:rPr>
@@ -10374,12 +10933,14 @@
     </w:tblStylePr>
     <w:tblStylePr w:type="firstCol">
       <w:rPr>
+        <w:rFonts w:eastAsia="黑体"/>
         <w:b/>
         <w:bCs/>
       </w:rPr>
     </w:tblStylePr>
     <w:tblStylePr w:type="lastCol">
       <w:rPr>
+        <w:rFonts w:eastAsia="黑体"/>
         <w:b/>
         <w:bCs/>
       </w:rPr>
@@ -10429,12 +10990,14 @@
     </w:tcPr>
     <w:tblStylePr w:type="firstRow">
       <w:rPr>
+        <w:rFonts w:eastAsia="黑体"/>
         <w:b/>
         <w:bCs/>
       </w:rPr>
     </w:tblStylePr>
     <w:tblStylePr w:type="lastRow">
       <w:rPr>
+        <w:rFonts w:eastAsia="黑体"/>
         <w:b/>
         <w:bCs/>
       </w:rPr>
@@ -10447,12 +11010,14 @@
     </w:tblStylePr>
     <w:tblStylePr w:type="firstCol">
       <w:rPr>
+        <w:rFonts w:eastAsia="黑体"/>
         <w:b/>
         <w:bCs/>
       </w:rPr>
     </w:tblStylePr>
     <w:tblStylePr w:type="lastCol">
       <w:rPr>
+        <w:rFonts w:eastAsia="黑体"/>
         <w:b/>
         <w:bCs/>
       </w:rPr>
@@ -10502,12 +11067,14 @@
     </w:tcPr>
     <w:tblStylePr w:type="firstRow">
       <w:rPr>
+        <w:rFonts w:eastAsia="黑体"/>
         <w:b/>
         <w:bCs/>
       </w:rPr>
     </w:tblStylePr>
     <w:tblStylePr w:type="lastRow">
       <w:rPr>
+        <w:rFonts w:eastAsia="黑体"/>
         <w:b/>
         <w:bCs/>
       </w:rPr>
@@ -10520,12 +11087,14 @@
     </w:tblStylePr>
     <w:tblStylePr w:type="firstCol">
       <w:rPr>
+        <w:rFonts w:eastAsia="黑体"/>
         <w:b/>
         <w:bCs/>
       </w:rPr>
     </w:tblStylePr>
     <w:tblStylePr w:type="lastCol">
       <w:rPr>
+        <w:rFonts w:eastAsia="黑体"/>
         <w:b/>
         <w:bCs/>
       </w:rPr>
@@ -10575,12 +11144,14 @@
     </w:tcPr>
     <w:tblStylePr w:type="firstRow">
       <w:rPr>
+        <w:rFonts w:eastAsia="黑体"/>
         <w:b/>
         <w:bCs/>
       </w:rPr>
     </w:tblStylePr>
     <w:tblStylePr w:type="lastRow">
       <w:rPr>
+        <w:rFonts w:eastAsia="黑体"/>
         <w:b/>
         <w:bCs/>
       </w:rPr>
@@ -10593,12 +11164,14 @@
     </w:tblStylePr>
     <w:tblStylePr w:type="firstCol">
       <w:rPr>
+        <w:rFonts w:eastAsia="黑体"/>
         <w:b/>
         <w:bCs/>
       </w:rPr>
     </w:tblStylePr>
     <w:tblStylePr w:type="lastCol">
       <w:rPr>
+        <w:rFonts w:eastAsia="黑体"/>
         <w:b/>
         <w:bCs/>
       </w:rPr>
@@ -10625,7 +11198,7 @@
       <w:spacing w:after="0" w:line="240" w:lineRule="auto"/>
     </w:pPr>
     <w:rPr>
-      <w:rFonts w:asciiTheme="majorHAnsi" w:cstheme="majorBidi" w:eastAsiaTheme="majorEastAsia" w:hAnsiTheme="majorHAnsi"/>
+      <w:rFonts w:asciiTheme="majorHAnsi" w:cstheme="majorBidi" w:hAnsiTheme="majorHAnsi" w:eastAsia="黑体"/>
       <w:color w:themeColor="text1" w:val="000000"/>
     </w:rPr>
     <w:tblPr>
@@ -10652,6 +11225,7 @@
     </w:tcPr>
     <w:tblStylePr w:type="firstRow">
       <w:rPr>
+        <w:rFonts w:eastAsia="黑体"/>
         <w:b/>
         <w:bCs/>
         <w:color w:themeColor="text1" w:val="000000"/>
@@ -10663,6 +11237,7 @@
     </w:tblStylePr>
     <w:tblStylePr w:type="lastRow">
       <w:rPr>
+        <w:rFonts w:eastAsia="黑体"/>
         <w:b/>
         <w:bCs/>
         <w:color w:themeColor="text1" w:val="000000"/>
@@ -10682,6 +11257,7 @@
     </w:tblStylePr>
     <w:tblStylePr w:type="firstCol">
       <w:rPr>
+        <w:rFonts w:eastAsia="黑体"/>
         <w:b/>
         <w:bCs/>
         <w:color w:themeColor="text1" w:val="000000"/>
@@ -10701,6 +11277,7 @@
     </w:tblStylePr>
     <w:tblStylePr w:type="lastCol">
       <w:rPr>
+        <w:rFonts w:eastAsia="黑体"/>
         <w:b w:val="0"/>
         <w:bCs w:val="0"/>
         <w:color w:themeColor="text1" w:val="000000"/>
@@ -10750,7 +11327,7 @@
       <w:spacing w:after="0" w:line="240" w:lineRule="auto"/>
     </w:pPr>
     <w:rPr>
-      <w:rFonts w:asciiTheme="majorHAnsi" w:cstheme="majorBidi" w:eastAsiaTheme="majorEastAsia" w:hAnsiTheme="majorHAnsi"/>
+      <w:rFonts w:asciiTheme="majorHAnsi" w:cstheme="majorBidi" w:hAnsiTheme="majorHAnsi" w:eastAsia="黑体"/>
       <w:color w:themeColor="text1" w:val="000000"/>
     </w:rPr>
     <w:tblPr>
@@ -10777,6 +11354,7 @@
     </w:tcPr>
     <w:tblStylePr w:type="firstRow">
       <w:rPr>
+        <w:rFonts w:eastAsia="黑体"/>
         <w:b/>
         <w:bCs/>
         <w:color w:themeColor="text1" w:val="000000"/>
@@ -10788,6 +11366,7 @@
     </w:tblStylePr>
     <w:tblStylePr w:type="lastRow">
       <w:rPr>
+        <w:rFonts w:eastAsia="黑体"/>
         <w:b/>
         <w:bCs/>
         <w:color w:themeColor="text1" w:val="000000"/>
@@ -10807,6 +11386,7 @@
     </w:tblStylePr>
     <w:tblStylePr w:type="firstCol">
       <w:rPr>
+        <w:rFonts w:eastAsia="黑体"/>
         <w:b/>
         <w:bCs/>
         <w:color w:themeColor="text1" w:val="000000"/>
@@ -10826,6 +11406,7 @@
     </w:tblStylePr>
     <w:tblStylePr w:type="lastCol">
       <w:rPr>
+        <w:rFonts w:eastAsia="黑体"/>
         <w:b w:val="0"/>
         <w:bCs w:val="0"/>
         <w:color w:themeColor="text1" w:val="000000"/>
@@ -10875,7 +11456,7 @@
       <w:spacing w:after="0" w:line="240" w:lineRule="auto"/>
     </w:pPr>
     <w:rPr>
-      <w:rFonts w:asciiTheme="majorHAnsi" w:cstheme="majorBidi" w:eastAsiaTheme="majorEastAsia" w:hAnsiTheme="majorHAnsi"/>
+      <w:rFonts w:asciiTheme="majorHAnsi" w:cstheme="majorBidi" w:hAnsiTheme="majorHAnsi" w:eastAsia="黑体"/>
       <w:color w:themeColor="text1" w:val="000000"/>
     </w:rPr>
     <w:tblPr>
@@ -10902,6 +11483,7 @@
     </w:tcPr>
     <w:tblStylePr w:type="firstRow">
       <w:rPr>
+        <w:rFonts w:eastAsia="黑体"/>
         <w:b/>
         <w:bCs/>
         <w:color w:themeColor="text1" w:val="000000"/>
@@ -10913,6 +11495,7 @@
     </w:tblStylePr>
     <w:tblStylePr w:type="lastRow">
       <w:rPr>
+        <w:rFonts w:eastAsia="黑体"/>
         <w:b/>
         <w:bCs/>
         <w:color w:themeColor="text1" w:val="000000"/>
@@ -10932,6 +11515,7 @@
     </w:tblStylePr>
     <w:tblStylePr w:type="firstCol">
       <w:rPr>
+        <w:rFonts w:eastAsia="黑体"/>
         <w:b/>
         <w:bCs/>
         <w:color w:themeColor="text1" w:val="000000"/>
@@ -10951,6 +11535,7 @@
     </w:tblStylePr>
     <w:tblStylePr w:type="lastCol">
       <w:rPr>
+        <w:rFonts w:eastAsia="黑体"/>
         <w:b w:val="0"/>
         <w:bCs w:val="0"/>
         <w:color w:themeColor="text1" w:val="000000"/>
@@ -11000,7 +11585,7 @@
       <w:spacing w:after="0" w:line="240" w:lineRule="auto"/>
     </w:pPr>
     <w:rPr>
-      <w:rFonts w:asciiTheme="majorHAnsi" w:cstheme="majorBidi" w:eastAsiaTheme="majorEastAsia" w:hAnsiTheme="majorHAnsi"/>
+      <w:rFonts w:asciiTheme="majorHAnsi" w:cstheme="majorBidi" w:hAnsiTheme="majorHAnsi" w:eastAsia="黑体"/>
       <w:color w:themeColor="text1" w:val="000000"/>
     </w:rPr>
     <w:tblPr>
@@ -11027,6 +11612,7 @@
     </w:tcPr>
     <w:tblStylePr w:type="firstRow">
       <w:rPr>
+        <w:rFonts w:eastAsia="黑体"/>
         <w:b/>
         <w:bCs/>
         <w:color w:themeColor="text1" w:val="000000"/>
@@ -11038,6 +11624,7 @@
     </w:tblStylePr>
     <w:tblStylePr w:type="lastRow">
       <w:rPr>
+        <w:rFonts w:eastAsia="黑体"/>
         <w:b/>
         <w:bCs/>
         <w:color w:themeColor="text1" w:val="000000"/>
@@ -11057,6 +11644,7 @@
     </w:tblStylePr>
     <w:tblStylePr w:type="firstCol">
       <w:rPr>
+        <w:rFonts w:eastAsia="黑体"/>
         <w:b/>
         <w:bCs/>
         <w:color w:themeColor="text1" w:val="000000"/>
@@ -11076,6 +11664,7 @@
     </w:tblStylePr>
     <w:tblStylePr w:type="lastCol">
       <w:rPr>
+        <w:rFonts w:eastAsia="黑体"/>
         <w:b w:val="0"/>
         <w:bCs w:val="0"/>
         <w:color w:themeColor="text1" w:val="000000"/>
@@ -11125,7 +11714,7 @@
       <w:spacing w:after="0" w:line="240" w:lineRule="auto"/>
     </w:pPr>
     <w:rPr>
-      <w:rFonts w:asciiTheme="majorHAnsi" w:cstheme="majorBidi" w:eastAsiaTheme="majorEastAsia" w:hAnsiTheme="majorHAnsi"/>
+      <w:rFonts w:asciiTheme="majorHAnsi" w:cstheme="majorBidi" w:hAnsiTheme="majorHAnsi" w:eastAsia="黑体"/>
       <w:color w:themeColor="text1" w:val="000000"/>
     </w:rPr>
     <w:tblPr>
@@ -11152,6 +11741,7 @@
     </w:tcPr>
     <w:tblStylePr w:type="firstRow">
       <w:rPr>
+        <w:rFonts w:eastAsia="黑体"/>
         <w:b/>
         <w:bCs/>
         <w:color w:themeColor="text1" w:val="000000"/>
@@ -11163,6 +11753,7 @@
     </w:tblStylePr>
     <w:tblStylePr w:type="lastRow">
       <w:rPr>
+        <w:rFonts w:eastAsia="黑体"/>
         <w:b/>
         <w:bCs/>
         <w:color w:themeColor="text1" w:val="000000"/>
@@ -11182,6 +11773,7 @@
     </w:tblStylePr>
     <w:tblStylePr w:type="firstCol">
       <w:rPr>
+        <w:rFonts w:eastAsia="黑体"/>
         <w:b/>
         <w:bCs/>
         <w:color w:themeColor="text1" w:val="000000"/>
@@ -11201,6 +11793,7 @@
     </w:tblStylePr>
     <w:tblStylePr w:type="lastCol">
       <w:rPr>
+        <w:rFonts w:eastAsia="黑体"/>
         <w:b w:val="0"/>
         <w:bCs w:val="0"/>
         <w:color w:themeColor="text1" w:val="000000"/>
@@ -11250,7 +11843,7 @@
       <w:spacing w:after="0" w:line="240" w:lineRule="auto"/>
     </w:pPr>
     <w:rPr>
-      <w:rFonts w:asciiTheme="majorHAnsi" w:cstheme="majorBidi" w:eastAsiaTheme="majorEastAsia" w:hAnsiTheme="majorHAnsi"/>
+      <w:rFonts w:asciiTheme="majorHAnsi" w:cstheme="majorBidi" w:hAnsiTheme="majorHAnsi" w:eastAsia="黑体"/>
       <w:color w:themeColor="text1" w:val="000000"/>
     </w:rPr>
     <w:tblPr>
@@ -11277,6 +11870,7 @@
     </w:tcPr>
     <w:tblStylePr w:type="firstRow">
       <w:rPr>
+        <w:rFonts w:eastAsia="黑体"/>
         <w:b/>
         <w:bCs/>
         <w:color w:themeColor="text1" w:val="000000"/>
@@ -11288,6 +11882,7 @@
     </w:tblStylePr>
     <w:tblStylePr w:type="lastRow">
       <w:rPr>
+        <w:rFonts w:eastAsia="黑体"/>
         <w:b/>
         <w:bCs/>
         <w:color w:themeColor="text1" w:val="000000"/>
@@ -11307,6 +11902,7 @@
     </w:tblStylePr>
     <w:tblStylePr w:type="firstCol">
       <w:rPr>
+        <w:rFonts w:eastAsia="黑体"/>
         <w:b/>
         <w:bCs/>
         <w:color w:themeColor="text1" w:val="000000"/>
@@ -11326,6 +11922,7 @@
     </w:tblStylePr>
     <w:tblStylePr w:type="lastCol">
       <w:rPr>
+        <w:rFonts w:eastAsia="黑体"/>
         <w:b w:val="0"/>
         <w:bCs w:val="0"/>
         <w:color w:themeColor="text1" w:val="000000"/>
@@ -11375,7 +11972,7 @@
       <w:spacing w:after="0" w:line="240" w:lineRule="auto"/>
     </w:pPr>
     <w:rPr>
-      <w:rFonts w:asciiTheme="majorHAnsi" w:cstheme="majorBidi" w:eastAsiaTheme="majorEastAsia" w:hAnsiTheme="majorHAnsi"/>
+      <w:rFonts w:asciiTheme="majorHAnsi" w:cstheme="majorBidi" w:hAnsiTheme="majorHAnsi" w:eastAsia="黑体"/>
       <w:color w:themeColor="text1" w:val="000000"/>
     </w:rPr>
     <w:tblPr>
@@ -11402,6 +11999,7 @@
     </w:tcPr>
     <w:tblStylePr w:type="firstRow">
       <w:rPr>
+        <w:rFonts w:eastAsia="黑体"/>
         <w:b/>
         <w:bCs/>
         <w:color w:themeColor="text1" w:val="000000"/>
@@ -11413,6 +12011,7 @@
     </w:tblStylePr>
     <w:tblStylePr w:type="lastRow">
       <w:rPr>
+        <w:rFonts w:eastAsia="黑体"/>
         <w:b/>
         <w:bCs/>
         <w:color w:themeColor="text1" w:val="000000"/>
@@ -11432,6 +12031,7 @@
     </w:tblStylePr>
     <w:tblStylePr w:type="firstCol">
       <w:rPr>
+        <w:rFonts w:eastAsia="黑体"/>
         <w:b/>
         <w:bCs/>
         <w:color w:themeColor="text1" w:val="000000"/>
@@ -11451,6 +12051,7 @@
     </w:tblStylePr>
     <w:tblStylePr w:type="lastCol">
       <w:rPr>
+        <w:rFonts w:eastAsia="黑体"/>
         <w:b w:val="0"/>
         <w:bCs w:val="0"/>
         <w:color w:themeColor="text1" w:val="000000"/>
@@ -11523,6 +12124,7 @@
     </w:tcPr>
     <w:tblStylePr w:type="firstRow">
       <w:rPr>
+        <w:rFonts w:eastAsia="黑体"/>
         <w:b/>
         <w:bCs/>
         <w:i w:val="0"/>
@@ -11544,6 +12146,7 @@
     </w:tblStylePr>
     <w:tblStylePr w:type="lastRow">
       <w:rPr>
+        <w:rFonts w:eastAsia="黑体"/>
         <w:b/>
         <w:bCs/>
         <w:i w:val="0"/>
@@ -11565,6 +12168,7 @@
     </w:tblStylePr>
     <w:tblStylePr w:type="firstCol">
       <w:rPr>
+        <w:rFonts w:eastAsia="黑体"/>
         <w:b/>
         <w:bCs/>
         <w:i w:val="0"/>
@@ -11584,6 +12188,7 @@
     </w:tblStylePr>
     <w:tblStylePr w:type="lastCol">
       <w:rPr>
+        <w:rFonts w:eastAsia="黑体"/>
         <w:b/>
         <w:bCs/>
         <w:i w:val="0"/>
@@ -11664,6 +12269,7 @@
     </w:tcPr>
     <w:tblStylePr w:type="firstRow">
       <w:rPr>
+        <w:rFonts w:eastAsia="黑体"/>
         <w:b/>
         <w:bCs/>
         <w:i w:val="0"/>
@@ -11685,6 +12291,7 @@
     </w:tblStylePr>
     <w:tblStylePr w:type="lastRow">
       <w:rPr>
+        <w:rFonts w:eastAsia="黑体"/>
         <w:b/>
         <w:bCs/>
         <w:i w:val="0"/>
@@ -11706,6 +12313,7 @@
     </w:tblStylePr>
     <w:tblStylePr w:type="firstCol">
       <w:rPr>
+        <w:rFonts w:eastAsia="黑体"/>
         <w:b/>
         <w:bCs/>
         <w:i w:val="0"/>
@@ -11725,6 +12333,7 @@
     </w:tblStylePr>
     <w:tblStylePr w:type="lastCol">
       <w:rPr>
+        <w:rFonts w:eastAsia="黑体"/>
         <w:b/>
         <w:bCs/>
         <w:i w:val="0"/>
@@ -11805,6 +12414,7 @@
     </w:tcPr>
     <w:tblStylePr w:type="firstRow">
       <w:rPr>
+        <w:rFonts w:eastAsia="黑体"/>
         <w:b/>
         <w:bCs/>
         <w:i w:val="0"/>
@@ -11826,6 +12436,7 @@
     </w:tblStylePr>
     <w:tblStylePr w:type="lastRow">
       <w:rPr>
+        <w:rFonts w:eastAsia="黑体"/>
         <w:b/>
         <w:bCs/>
         <w:i w:val="0"/>
@@ -11847,6 +12458,7 @@
     </w:tblStylePr>
     <w:tblStylePr w:type="firstCol">
       <w:rPr>
+        <w:rFonts w:eastAsia="黑体"/>
         <w:b/>
         <w:bCs/>
         <w:i w:val="0"/>
@@ -11866,6 +12478,7 @@
     </w:tblStylePr>
     <w:tblStylePr w:type="lastCol">
       <w:rPr>
+        <w:rFonts w:eastAsia="黑体"/>
         <w:b/>
         <w:bCs/>
         <w:i w:val="0"/>
@@ -11946,6 +12559,7 @@
     </w:tcPr>
     <w:tblStylePr w:type="firstRow">
       <w:rPr>
+        <w:rFonts w:eastAsia="黑体"/>
         <w:b/>
         <w:bCs/>
         <w:i w:val="0"/>
@@ -11967,6 +12581,7 @@
     </w:tblStylePr>
     <w:tblStylePr w:type="lastRow">
       <w:rPr>
+        <w:rFonts w:eastAsia="黑体"/>
         <w:b/>
         <w:bCs/>
         <w:i w:val="0"/>
@@ -11988,6 +12603,7 @@
     </w:tblStylePr>
     <w:tblStylePr w:type="firstCol">
       <w:rPr>
+        <w:rFonts w:eastAsia="黑体"/>
         <w:b/>
         <w:bCs/>
         <w:i w:val="0"/>
@@ -12007,6 +12623,7 @@
     </w:tblStylePr>
     <w:tblStylePr w:type="lastCol">
       <w:rPr>
+        <w:rFonts w:eastAsia="黑体"/>
         <w:b/>
         <w:bCs/>
         <w:i w:val="0"/>
@@ -12087,6 +12704,7 @@
     </w:tcPr>
     <w:tblStylePr w:type="firstRow">
       <w:rPr>
+        <w:rFonts w:eastAsia="黑体"/>
         <w:b/>
         <w:bCs/>
         <w:i w:val="0"/>
@@ -12108,6 +12726,7 @@
     </w:tblStylePr>
     <w:tblStylePr w:type="lastRow">
       <w:rPr>
+        <w:rFonts w:eastAsia="黑体"/>
         <w:b/>
         <w:bCs/>
         <w:i w:val="0"/>
@@ -12129,6 +12748,7 @@
     </w:tblStylePr>
     <w:tblStylePr w:type="firstCol">
       <w:rPr>
+        <w:rFonts w:eastAsia="黑体"/>
         <w:b/>
         <w:bCs/>
         <w:i w:val="0"/>
@@ -12148,6 +12768,7 @@
     </w:tblStylePr>
     <w:tblStylePr w:type="lastCol">
       <w:rPr>
+        <w:rFonts w:eastAsia="黑体"/>
         <w:b/>
         <w:bCs/>
         <w:i w:val="0"/>
@@ -12228,6 +12849,7 @@
     </w:tcPr>
     <w:tblStylePr w:type="firstRow">
       <w:rPr>
+        <w:rFonts w:eastAsia="黑体"/>
         <w:b/>
         <w:bCs/>
         <w:i w:val="0"/>
@@ -12249,6 +12871,7 @@
     </w:tblStylePr>
     <w:tblStylePr w:type="lastRow">
       <w:rPr>
+        <w:rFonts w:eastAsia="黑体"/>
         <w:b/>
         <w:bCs/>
         <w:i w:val="0"/>
@@ -12270,6 +12893,7 @@
     </w:tblStylePr>
     <w:tblStylePr w:type="firstCol">
       <w:rPr>
+        <w:rFonts w:eastAsia="黑体"/>
         <w:b/>
         <w:bCs/>
         <w:i w:val="0"/>
@@ -12289,6 +12913,7 @@
     </w:tblStylePr>
     <w:tblStylePr w:type="lastCol">
       <w:rPr>
+        <w:rFonts w:eastAsia="黑体"/>
         <w:b/>
         <w:bCs/>
         <w:i w:val="0"/>
@@ -12369,6 +12994,7 @@
     </w:tcPr>
     <w:tblStylePr w:type="firstRow">
       <w:rPr>
+        <w:rFonts w:eastAsia="黑体"/>
         <w:b/>
         <w:bCs/>
         <w:i w:val="0"/>
@@ -12390,6 +13016,7 @@
     </w:tblStylePr>
     <w:tblStylePr w:type="lastRow">
       <w:rPr>
+        <w:rFonts w:eastAsia="黑体"/>
         <w:b/>
         <w:bCs/>
         <w:i w:val="0"/>
@@ -12411,6 +13038,7 @@
     </w:tblStylePr>
     <w:tblStylePr w:type="firstCol">
       <w:rPr>
+        <w:rFonts w:eastAsia="黑体"/>
         <w:b/>
         <w:bCs/>
         <w:i w:val="0"/>
@@ -12430,6 +13058,7 @@
     </w:tblStylePr>
     <w:tblStylePr w:type="lastCol">
       <w:rPr>
+        <w:rFonts w:eastAsia="黑体"/>
         <w:b/>
         <w:bCs/>
         <w:i w:val="0"/>
@@ -12487,6 +13116,7 @@
       <w:spacing w:after="0" w:line="240" w:lineRule="auto"/>
     </w:pPr>
     <w:rPr>
+      <w:rFonts w:eastAsia="黑体"/>
       <w:color w:themeColor="background1" w:val="FFFFFF"/>
     </w:rPr>
     <w:tblPr>
@@ -12505,6 +13135,7 @@
     </w:tcPr>
     <w:tblStylePr w:type="firstRow">
       <w:rPr>
+        <w:rFonts w:eastAsia="黑体"/>
         <w:b/>
         <w:bCs/>
       </w:rPr>
@@ -12601,6 +13232,7 @@
       <w:spacing w:after="0" w:line="240" w:lineRule="auto"/>
     </w:pPr>
     <w:rPr>
+      <w:rFonts w:eastAsia="黑体"/>
       <w:color w:themeColor="background1" w:val="FFFFFF"/>
     </w:rPr>
     <w:tblPr>
@@ -12619,6 +13251,7 @@
     </w:tcPr>
     <w:tblStylePr w:type="firstRow">
       <w:rPr>
+        <w:rFonts w:eastAsia="黑体"/>
         <w:b/>
         <w:bCs/>
       </w:rPr>
@@ -12715,6 +13348,7 @@
       <w:spacing w:after="0" w:line="240" w:lineRule="auto"/>
     </w:pPr>
     <w:rPr>
+      <w:rFonts w:eastAsia="黑体"/>
       <w:color w:themeColor="background1" w:val="FFFFFF"/>
     </w:rPr>
     <w:tblPr>
@@ -12733,6 +13367,7 @@
     </w:tcPr>
     <w:tblStylePr w:type="firstRow">
       <w:rPr>
+        <w:rFonts w:eastAsia="黑体"/>
         <w:b/>
         <w:bCs/>
       </w:rPr>
@@ -12829,6 +13464,7 @@
       <w:spacing w:after="0" w:line="240" w:lineRule="auto"/>
     </w:pPr>
     <w:rPr>
+      <w:rFonts w:eastAsia="黑体"/>
       <w:color w:themeColor="background1" w:val="FFFFFF"/>
     </w:rPr>
     <w:tblPr>
@@ -12847,6 +13483,7 @@
     </w:tcPr>
     <w:tblStylePr w:type="firstRow">
       <w:rPr>
+        <w:rFonts w:eastAsia="黑体"/>
         <w:b/>
         <w:bCs/>
       </w:rPr>
@@ -12943,6 +13580,7 @@
       <w:spacing w:after="0" w:line="240" w:lineRule="auto"/>
     </w:pPr>
     <w:rPr>
+      <w:rFonts w:eastAsia="黑体"/>
       <w:color w:themeColor="background1" w:val="FFFFFF"/>
     </w:rPr>
     <w:tblPr>
@@ -12961,6 +13599,7 @@
     </w:tcPr>
     <w:tblStylePr w:type="firstRow">
       <w:rPr>
+        <w:rFonts w:eastAsia="黑体"/>
         <w:b/>
         <w:bCs/>
       </w:rPr>
@@ -13057,6 +13696,7 @@
       <w:spacing w:after="0" w:line="240" w:lineRule="auto"/>
     </w:pPr>
     <w:rPr>
+      <w:rFonts w:eastAsia="黑体"/>
       <w:color w:themeColor="background1" w:val="FFFFFF"/>
     </w:rPr>
     <w:tblPr>
@@ -13075,6 +13715,7 @@
     </w:tcPr>
     <w:tblStylePr w:type="firstRow">
       <w:rPr>
+        <w:rFonts w:eastAsia="黑体"/>
         <w:b/>
         <w:bCs/>
       </w:rPr>
@@ -13171,6 +13812,7 @@
       <w:spacing w:after="0" w:line="240" w:lineRule="auto"/>
     </w:pPr>
     <w:rPr>
+      <w:rFonts w:eastAsia="黑体"/>
       <w:color w:themeColor="background1" w:val="FFFFFF"/>
     </w:rPr>
     <w:tblPr>
@@ -13189,6 +13831,7 @@
     </w:tcPr>
     <w:tblStylePr w:type="firstRow">
       <w:rPr>
+        <w:rFonts w:eastAsia="黑体"/>
         <w:b/>
         <w:bCs/>
       </w:rPr>
@@ -13285,6 +13928,7 @@
       <w:spacing w:after="0" w:line="240" w:lineRule="auto"/>
     </w:pPr>
     <w:rPr>
+      <w:rFonts w:eastAsia="黑体"/>
       <w:color w:themeColor="text1" w:val="000000"/>
     </w:rPr>
     <w:tblPr>
@@ -13311,6 +13955,7 @@
     </w:tcPr>
     <w:tblStylePr w:type="firstRow">
       <w:rPr>
+        <w:rFonts w:eastAsia="黑体"/>
         <w:b/>
         <w:bCs/>
       </w:rPr>
@@ -13329,6 +13974,7 @@
     </w:tblStylePr>
     <w:tblStylePr w:type="lastRow">
       <w:rPr>
+        <w:rFonts w:eastAsia="黑体"/>
         <w:b/>
         <w:bCs/>
         <w:color w:themeColor="background1" w:val="FFFFFF"/>
@@ -13343,6 +13989,7 @@
     </w:tblStylePr>
     <w:tblStylePr w:type="firstCol">
       <w:rPr>
+        <w:rFonts w:eastAsia="黑体"/>
         <w:color w:themeColor="background1" w:val="FFFFFF"/>
       </w:rPr>
       <w:tblPr/>
@@ -13360,6 +14007,7 @@
     </w:tblStylePr>
     <w:tblStylePr w:type="lastCol">
       <w:rPr>
+        <w:rFonts w:eastAsia="黑体"/>
         <w:color w:themeColor="background1" w:val="FFFFFF"/>
       </w:rPr>
       <w:tblPr/>
@@ -13389,11 +14037,13 @@
     </w:tblStylePr>
     <w:tblStylePr w:type="neCell">
       <w:rPr>
+        <w:rFonts w:eastAsia="黑体"/>
         <w:color w:themeColor="text1" w:val="000000"/>
       </w:rPr>
     </w:tblStylePr>
     <w:tblStylePr w:type="nwCell">
       <w:rPr>
+        <w:rFonts w:eastAsia="黑体"/>
         <w:color w:themeColor="text1" w:val="000000"/>
       </w:rPr>
     </w:tblStylePr>
@@ -13407,6 +14057,7 @@
       <w:spacing w:after="0" w:line="240" w:lineRule="auto"/>
     </w:pPr>
     <w:rPr>
+      <w:rFonts w:eastAsia="黑体"/>
       <w:color w:themeColor="text1" w:val="000000"/>
     </w:rPr>
     <w:tblPr>
@@ -13433,6 +14084,7 @@
     </w:tcPr>
     <w:tblStylePr w:type="firstRow">
       <w:rPr>
+        <w:rFonts w:eastAsia="黑体"/>
         <w:b/>
         <w:bCs/>
       </w:rPr>
@@ -13451,6 +14103,7 @@
     </w:tblStylePr>
     <w:tblStylePr w:type="lastRow">
       <w:rPr>
+        <w:rFonts w:eastAsia="黑体"/>
         <w:b/>
         <w:bCs/>
         <w:color w:themeColor="background1" w:val="FFFFFF"/>
@@ -13465,6 +14118,7 @@
     </w:tblStylePr>
     <w:tblStylePr w:type="firstCol">
       <w:rPr>
+        <w:rFonts w:eastAsia="黑体"/>
         <w:color w:themeColor="background1" w:val="FFFFFF"/>
       </w:rPr>
       <w:tblPr/>
@@ -13482,6 +14136,7 @@
     </w:tblStylePr>
     <w:tblStylePr w:type="lastCol">
       <w:rPr>
+        <w:rFonts w:eastAsia="黑体"/>
         <w:color w:themeColor="background1" w:val="FFFFFF"/>
       </w:rPr>
       <w:tblPr/>
@@ -13511,11 +14166,13 @@
     </w:tblStylePr>
     <w:tblStylePr w:type="neCell">
       <w:rPr>
+        <w:rFonts w:eastAsia="黑体"/>
         <w:color w:themeColor="text1" w:val="000000"/>
       </w:rPr>
     </w:tblStylePr>
     <w:tblStylePr w:type="nwCell">
       <w:rPr>
+        <w:rFonts w:eastAsia="黑体"/>
         <w:color w:themeColor="text1" w:val="000000"/>
       </w:rPr>
     </w:tblStylePr>
@@ -13529,6 +14186,7 @@
       <w:spacing w:after="0" w:line="240" w:lineRule="auto"/>
     </w:pPr>
     <w:rPr>
+      <w:rFonts w:eastAsia="黑体"/>
       <w:color w:themeColor="text1" w:val="000000"/>
     </w:rPr>
     <w:tblPr>
@@ -13555,6 +14213,7 @@
     </w:tcPr>
     <w:tblStylePr w:type="firstRow">
       <w:rPr>
+        <w:rFonts w:eastAsia="黑体"/>
         <w:b/>
         <w:bCs/>
       </w:rPr>
@@ -13573,6 +14232,7 @@
     </w:tblStylePr>
     <w:tblStylePr w:type="lastRow">
       <w:rPr>
+        <w:rFonts w:eastAsia="黑体"/>
         <w:b/>
         <w:bCs/>
         <w:color w:themeColor="background1" w:val="FFFFFF"/>
@@ -13587,6 +14247,7 @@
     </w:tblStylePr>
     <w:tblStylePr w:type="firstCol">
       <w:rPr>
+        <w:rFonts w:eastAsia="黑体"/>
         <w:color w:themeColor="background1" w:val="FFFFFF"/>
       </w:rPr>
       <w:tblPr/>
@@ -13604,6 +14265,7 @@
     </w:tblStylePr>
     <w:tblStylePr w:type="lastCol">
       <w:rPr>
+        <w:rFonts w:eastAsia="黑体"/>
         <w:color w:themeColor="background1" w:val="FFFFFF"/>
       </w:rPr>
       <w:tblPr/>
@@ -13633,11 +14295,13 @@
     </w:tblStylePr>
     <w:tblStylePr w:type="neCell">
       <w:rPr>
+        <w:rFonts w:eastAsia="黑体"/>
         <w:color w:themeColor="text1" w:val="000000"/>
       </w:rPr>
     </w:tblStylePr>
     <w:tblStylePr w:type="nwCell">
       <w:rPr>
+        <w:rFonts w:eastAsia="黑体"/>
         <w:color w:themeColor="text1" w:val="000000"/>
       </w:rPr>
     </w:tblStylePr>
@@ -13651,6 +14315,7 @@
       <w:spacing w:after="0" w:line="240" w:lineRule="auto"/>
     </w:pPr>
     <w:rPr>
+      <w:rFonts w:eastAsia="黑体"/>
       <w:color w:themeColor="text1" w:val="000000"/>
     </w:rPr>
     <w:tblPr>
@@ -13677,6 +14342,7 @@
     </w:tcPr>
     <w:tblStylePr w:type="firstRow">
       <w:rPr>
+        <w:rFonts w:eastAsia="黑体"/>
         <w:b/>
         <w:bCs/>
       </w:rPr>
@@ -13695,6 +14361,7 @@
     </w:tblStylePr>
     <w:tblStylePr w:type="lastRow">
       <w:rPr>
+        <w:rFonts w:eastAsia="黑体"/>
         <w:b/>
         <w:bCs/>
         <w:color w:themeColor="background1" w:val="FFFFFF"/>
@@ -13709,6 +14376,7 @@
     </w:tblStylePr>
     <w:tblStylePr w:type="firstCol">
       <w:rPr>
+        <w:rFonts w:eastAsia="黑体"/>
         <w:color w:themeColor="background1" w:val="FFFFFF"/>
       </w:rPr>
       <w:tblPr/>
@@ -13726,6 +14394,7 @@
     </w:tblStylePr>
     <w:tblStylePr w:type="lastCol">
       <w:rPr>
+        <w:rFonts w:eastAsia="黑体"/>
         <w:color w:themeColor="background1" w:val="FFFFFF"/>
       </w:rPr>
       <w:tblPr/>
@@ -13763,6 +14432,7 @@
       <w:spacing w:after="0" w:line="240" w:lineRule="auto"/>
     </w:pPr>
     <w:rPr>
+      <w:rFonts w:eastAsia="黑体"/>
       <w:color w:themeColor="text1" w:val="000000"/>
     </w:rPr>
     <w:tblPr>
@@ -13789,6 +14459,7 @@
     </w:tcPr>
     <w:tblStylePr w:type="firstRow">
       <w:rPr>
+        <w:rFonts w:eastAsia="黑体"/>
         <w:b/>
         <w:bCs/>
       </w:rPr>
@@ -13807,6 +14478,7 @@
     </w:tblStylePr>
     <w:tblStylePr w:type="lastRow">
       <w:rPr>
+        <w:rFonts w:eastAsia="黑体"/>
         <w:b/>
         <w:bCs/>
         <w:color w:themeColor="background1" w:val="FFFFFF"/>
@@ -13821,6 +14493,7 @@
     </w:tblStylePr>
     <w:tblStylePr w:type="firstCol">
       <w:rPr>
+        <w:rFonts w:eastAsia="黑体"/>
         <w:color w:themeColor="background1" w:val="FFFFFF"/>
       </w:rPr>
       <w:tblPr/>
@@ -13838,6 +14511,7 @@
     </w:tblStylePr>
     <w:tblStylePr w:type="lastCol">
       <w:rPr>
+        <w:rFonts w:eastAsia="黑体"/>
         <w:color w:themeColor="background1" w:val="FFFFFF"/>
       </w:rPr>
       <w:tblPr/>
@@ -13867,11 +14541,13 @@
     </w:tblStylePr>
     <w:tblStylePr w:type="neCell">
       <w:rPr>
+        <w:rFonts w:eastAsia="黑体"/>
         <w:color w:themeColor="text1" w:val="000000"/>
       </w:rPr>
     </w:tblStylePr>
     <w:tblStylePr w:type="nwCell">
       <w:rPr>
+        <w:rFonts w:eastAsia="黑体"/>
         <w:color w:themeColor="text1" w:val="000000"/>
       </w:rPr>
     </w:tblStylePr>
@@ -13885,6 +14561,7 @@
       <w:spacing w:after="0" w:line="240" w:lineRule="auto"/>
     </w:pPr>
     <w:rPr>
+      <w:rFonts w:eastAsia="黑体"/>
       <w:color w:themeColor="text1" w:val="000000"/>
     </w:rPr>
     <w:tblPr>
@@ -13911,6 +14588,7 @@
     </w:tcPr>
     <w:tblStylePr w:type="firstRow">
       <w:rPr>
+        <w:rFonts w:eastAsia="黑体"/>
         <w:b/>
         <w:bCs/>
       </w:rPr>
@@ -13929,6 +14607,7 @@
     </w:tblStylePr>
     <w:tblStylePr w:type="lastRow">
       <w:rPr>
+        <w:rFonts w:eastAsia="黑体"/>
         <w:b/>
         <w:bCs/>
         <w:color w:themeColor="background1" w:val="FFFFFF"/>
@@ -13943,6 +14622,7 @@
     </w:tblStylePr>
     <w:tblStylePr w:type="firstCol">
       <w:rPr>
+        <w:rFonts w:eastAsia="黑体"/>
         <w:color w:themeColor="background1" w:val="FFFFFF"/>
       </w:rPr>
       <w:tblPr/>
@@ -13960,6 +14640,7 @@
     </w:tblStylePr>
     <w:tblStylePr w:type="lastCol">
       <w:rPr>
+        <w:rFonts w:eastAsia="黑体"/>
         <w:color w:themeColor="background1" w:val="FFFFFF"/>
       </w:rPr>
       <w:tblPr/>
@@ -13989,11 +14670,13 @@
     </w:tblStylePr>
     <w:tblStylePr w:type="neCell">
       <w:rPr>
+        <w:rFonts w:eastAsia="黑体"/>
         <w:color w:themeColor="text1" w:val="000000"/>
       </w:rPr>
     </w:tblStylePr>
     <w:tblStylePr w:type="nwCell">
       <w:rPr>
+        <w:rFonts w:eastAsia="黑体"/>
         <w:color w:themeColor="text1" w:val="000000"/>
       </w:rPr>
     </w:tblStylePr>
@@ -14007,6 +14690,7 @@
       <w:spacing w:after="0" w:line="240" w:lineRule="auto"/>
     </w:pPr>
     <w:rPr>
+      <w:rFonts w:eastAsia="黑体"/>
       <w:color w:themeColor="text1" w:val="000000"/>
     </w:rPr>
     <w:tblPr>
@@ -14033,6 +14717,7 @@
     </w:tcPr>
     <w:tblStylePr w:type="firstRow">
       <w:rPr>
+        <w:rFonts w:eastAsia="黑体"/>
         <w:b/>
         <w:bCs/>
       </w:rPr>
@@ -14051,6 +14736,7 @@
     </w:tblStylePr>
     <w:tblStylePr w:type="lastRow">
       <w:rPr>
+        <w:rFonts w:eastAsia="黑体"/>
         <w:b/>
         <w:bCs/>
         <w:color w:themeColor="background1" w:val="FFFFFF"/>
@@ -14065,6 +14751,7 @@
     </w:tblStylePr>
     <w:tblStylePr w:type="firstCol">
       <w:rPr>
+        <w:rFonts w:eastAsia="黑体"/>
         <w:color w:themeColor="background1" w:val="FFFFFF"/>
       </w:rPr>
       <w:tblPr/>
@@ -14082,6 +14769,7 @@
     </w:tblStylePr>
     <w:tblStylePr w:type="lastCol">
       <w:rPr>
+        <w:rFonts w:eastAsia="黑体"/>
         <w:color w:themeColor="background1" w:val="FFFFFF"/>
       </w:rPr>
       <w:tblPr/>
@@ -14111,11 +14799,13 @@
     </w:tblStylePr>
     <w:tblStylePr w:type="neCell">
       <w:rPr>
+        <w:rFonts w:eastAsia="黑体"/>
         <w:color w:themeColor="text1" w:val="000000"/>
       </w:rPr>
     </w:tblStylePr>
     <w:tblStylePr w:type="nwCell">
       <w:rPr>
+        <w:rFonts w:eastAsia="黑体"/>
         <w:color w:themeColor="text1" w:val="000000"/>
       </w:rPr>
     </w:tblStylePr>
@@ -14129,6 +14819,7 @@
       <w:spacing w:after="0" w:line="240" w:lineRule="auto"/>
     </w:pPr>
     <w:rPr>
+      <w:rFonts w:eastAsia="黑体"/>
       <w:color w:themeColor="text1" w:val="000000"/>
     </w:rPr>
     <w:tblPr>
@@ -14147,6 +14838,7 @@
     </w:tcPr>
     <w:tblStylePr w:type="firstRow">
       <w:rPr>
+        <w:rFonts w:eastAsia="黑体"/>
         <w:b/>
         <w:bCs/>
         <w:color w:themeColor="background1" w:val="FFFFFF"/>
@@ -14161,6 +14853,7 @@
     </w:tblStylePr>
     <w:tblStylePr w:type="lastRow">
       <w:rPr>
+        <w:rFonts w:eastAsia="黑体"/>
         <w:b/>
         <w:bCs/>
         <w:color w:themeColor="accent2" w:themeShade="CC" w:val="9E3A38"/>
@@ -14175,12 +14868,14 @@
     </w:tblStylePr>
     <w:tblStylePr w:type="firstCol">
       <w:rPr>
+        <w:rFonts w:eastAsia="黑体"/>
         <w:b/>
         <w:bCs/>
       </w:rPr>
     </w:tblStylePr>
     <w:tblStylePr w:type="lastCol">
       <w:rPr>
+        <w:rFonts w:eastAsia="黑体"/>
         <w:b/>
         <w:bCs/>
       </w:rPr>
@@ -14215,6 +14910,7 @@
       <w:spacing w:after="0" w:line="240" w:lineRule="auto"/>
     </w:pPr>
     <w:rPr>
+      <w:rFonts w:eastAsia="黑体"/>
       <w:color w:themeColor="text1" w:val="000000"/>
     </w:rPr>
     <w:tblPr>
@@ -14233,6 +14929,7 @@
     </w:tcPr>
     <w:tblStylePr w:type="firstRow">
       <w:rPr>
+        <w:rFonts w:eastAsia="黑体"/>
         <w:b/>
         <w:bCs/>
         <w:color w:themeColor="background1" w:val="FFFFFF"/>
@@ -14247,6 +14944,7 @@
     </w:tblStylePr>
     <w:tblStylePr w:type="lastRow">
       <w:rPr>
+        <w:rFonts w:eastAsia="黑体"/>
         <w:b/>
         <w:bCs/>
         <w:color w:themeColor="accent2" w:themeShade="CC" w:val="9E3A38"/>
@@ -14261,12 +14959,14 @@
     </w:tblStylePr>
     <w:tblStylePr w:type="firstCol">
       <w:rPr>
+        <w:rFonts w:eastAsia="黑体"/>
         <w:b/>
         <w:bCs/>
       </w:rPr>
     </w:tblStylePr>
     <w:tblStylePr w:type="lastCol">
       <w:rPr>
+        <w:rFonts w:eastAsia="黑体"/>
         <w:b/>
         <w:bCs/>
       </w:rPr>
@@ -14301,6 +15001,7 @@
       <w:spacing w:after="0" w:line="240" w:lineRule="auto"/>
     </w:pPr>
     <w:rPr>
+      <w:rFonts w:eastAsia="黑体"/>
       <w:color w:themeColor="text1" w:val="000000"/>
     </w:rPr>
     <w:tblPr>
@@ -14319,6 +15020,7 @@
     </w:tcPr>
     <w:tblStylePr w:type="firstRow">
       <w:rPr>
+        <w:rFonts w:eastAsia="黑体"/>
         <w:b/>
         <w:bCs/>
         <w:color w:themeColor="background1" w:val="FFFFFF"/>
@@ -14333,6 +15035,7 @@
     </w:tblStylePr>
     <w:tblStylePr w:type="lastRow">
       <w:rPr>
+        <w:rFonts w:eastAsia="黑体"/>
         <w:b/>
         <w:bCs/>
         <w:color w:themeColor="accent2" w:themeShade="CC" w:val="9E3A38"/>
@@ -14347,12 +15050,14 @@
     </w:tblStylePr>
     <w:tblStylePr w:type="firstCol">
       <w:rPr>
+        <w:rFonts w:eastAsia="黑体"/>
         <w:b/>
         <w:bCs/>
       </w:rPr>
     </w:tblStylePr>
     <w:tblStylePr w:type="lastCol">
       <w:rPr>
+        <w:rFonts w:eastAsia="黑体"/>
         <w:b/>
         <w:bCs/>
       </w:rPr>
@@ -14387,6 +15092,7 @@
       <w:spacing w:after="0" w:line="240" w:lineRule="auto"/>
     </w:pPr>
     <w:rPr>
+      <w:rFonts w:eastAsia="黑体"/>
       <w:color w:themeColor="text1" w:val="000000"/>
     </w:rPr>
     <w:tblPr>
@@ -14405,6 +15111,7 @@
     </w:tcPr>
     <w:tblStylePr w:type="firstRow">
       <w:rPr>
+        <w:rFonts w:eastAsia="黑体"/>
         <w:b/>
         <w:bCs/>
         <w:color w:themeColor="background1" w:val="FFFFFF"/>
@@ -14419,6 +15126,7 @@
     </w:tblStylePr>
     <w:tblStylePr w:type="lastRow">
       <w:rPr>
+        <w:rFonts w:eastAsia="黑体"/>
         <w:b/>
         <w:bCs/>
         <w:color w:themeColor="accent4" w:themeShade="CC" w:val="664E82"/>
@@ -14433,12 +15141,14 @@
     </w:tblStylePr>
     <w:tblStylePr w:type="firstCol">
       <w:rPr>
+        <w:rFonts w:eastAsia="黑体"/>
         <w:b/>
         <w:bCs/>
       </w:rPr>
     </w:tblStylePr>
     <w:tblStylePr w:type="lastCol">
       <w:rPr>
+        <w:rFonts w:eastAsia="黑体"/>
         <w:b/>
         <w:bCs/>
       </w:rPr>
@@ -14473,6 +15183,7 @@
       <w:spacing w:after="0" w:line="240" w:lineRule="auto"/>
     </w:pPr>
     <w:rPr>
+      <w:rFonts w:eastAsia="黑体"/>
       <w:color w:themeColor="text1" w:val="000000"/>
     </w:rPr>
     <w:tblPr>
@@ -14491,6 +15202,7 @@
     </w:tcPr>
     <w:tblStylePr w:type="firstRow">
       <w:rPr>
+        <w:rFonts w:eastAsia="黑体"/>
         <w:b/>
         <w:bCs/>
         <w:color w:themeColor="background1" w:val="FFFFFF"/>
@@ -14505,6 +15217,7 @@
     </w:tblStylePr>
     <w:tblStylePr w:type="lastRow">
       <w:rPr>
+        <w:rFonts w:eastAsia="黑体"/>
         <w:b/>
         <w:bCs/>
         <w:color w:themeColor="accent3" w:themeShade="CC" w:val="7E9C40"/>
@@ -14519,12 +15232,14 @@
     </w:tblStylePr>
     <w:tblStylePr w:type="firstCol">
       <w:rPr>
+        <w:rFonts w:eastAsia="黑体"/>
         <w:b/>
         <w:bCs/>
       </w:rPr>
     </w:tblStylePr>
     <w:tblStylePr w:type="lastCol">
       <w:rPr>
+        <w:rFonts w:eastAsia="黑体"/>
         <w:b/>
         <w:bCs/>
       </w:rPr>
@@ -14559,6 +15274,7 @@
       <w:spacing w:after="0" w:line="240" w:lineRule="auto"/>
     </w:pPr>
     <w:rPr>
+      <w:rFonts w:eastAsia="黑体"/>
       <w:color w:themeColor="text1" w:val="000000"/>
     </w:rPr>
     <w:tblPr>
@@ -14577,6 +15293,7 @@
     </w:tcPr>
     <w:tblStylePr w:type="firstRow">
       <w:rPr>
+        <w:rFonts w:eastAsia="黑体"/>
         <w:b/>
         <w:bCs/>
         <w:color w:themeColor="background1" w:val="FFFFFF"/>
@@ -14591,6 +15308,7 @@
     </w:tblStylePr>
     <w:tblStylePr w:type="lastRow">
       <w:rPr>
+        <w:rFonts w:eastAsia="黑体"/>
         <w:b/>
         <w:bCs/>
         <w:color w:themeColor="accent6" w:themeShade="CC" w:val="F2730A"/>
@@ -14605,12 +15323,14 @@
     </w:tblStylePr>
     <w:tblStylePr w:type="firstCol">
       <w:rPr>
+        <w:rFonts w:eastAsia="黑体"/>
         <w:b/>
         <w:bCs/>
       </w:rPr>
     </w:tblStylePr>
     <w:tblStylePr w:type="lastCol">
       <w:rPr>
+        <w:rFonts w:eastAsia="黑体"/>
         <w:b/>
         <w:bCs/>
       </w:rPr>
@@ -14645,6 +15365,7 @@
       <w:spacing w:after="0" w:line="240" w:lineRule="auto"/>
     </w:pPr>
     <w:rPr>
+      <w:rFonts w:eastAsia="黑体"/>
       <w:color w:themeColor="text1" w:val="000000"/>
     </w:rPr>
     <w:tblPr>
@@ -14663,6 +15384,7 @@
     </w:tcPr>
     <w:tblStylePr w:type="firstRow">
       <w:rPr>
+        <w:rFonts w:eastAsia="黑体"/>
         <w:b/>
         <w:bCs/>
         <w:color w:themeColor="background1" w:val="FFFFFF"/>
@@ -14677,6 +15399,7 @@
     </w:tblStylePr>
     <w:tblStylePr w:type="lastRow">
       <w:rPr>
+        <w:rFonts w:eastAsia="黑体"/>
         <w:b/>
         <w:bCs/>
         <w:color w:themeColor="accent5" w:themeShade="CC" w:val="348DA5"/>
@@ -14691,12 +15414,14 @@
     </w:tblStylePr>
     <w:tblStylePr w:type="firstCol">
       <w:rPr>
+        <w:rFonts w:eastAsia="黑体"/>
         <w:b/>
         <w:bCs/>
       </w:rPr>
     </w:tblStylePr>
     <w:tblStylePr w:type="lastCol">
       <w:rPr>
+        <w:rFonts w:eastAsia="黑体"/>
         <w:b/>
         <w:bCs/>
       </w:rPr>
@@ -14731,6 +15456,7 @@
       <w:spacing w:after="0" w:line="240" w:lineRule="auto"/>
     </w:pPr>
     <w:rPr>
+      <w:rFonts w:eastAsia="黑体"/>
       <w:color w:themeColor="text1" w:val="000000"/>
     </w:rPr>
     <w:tblPr>
@@ -14752,6 +15478,7 @@
     </w:tcPr>
     <w:tblStylePr w:type="firstRow">
       <w:rPr>
+        <w:rFonts w:eastAsia="黑体"/>
         <w:b/>
         <w:bCs/>
       </w:rPr>
@@ -14762,6 +15489,7 @@
     </w:tblStylePr>
     <w:tblStylePr w:type="lastRow">
       <w:rPr>
+        <w:rFonts w:eastAsia="黑体"/>
         <w:b/>
         <w:bCs/>
         <w:color w:themeColor="text1" w:val="000000"/>
@@ -14773,6 +15501,7 @@
     </w:tblStylePr>
     <w:tblStylePr w:type="firstCol">
       <w:rPr>
+        <w:rFonts w:eastAsia="黑体"/>
         <w:color w:themeColor="background1" w:val="FFFFFF"/>
       </w:rPr>
       <w:tblPr/>
@@ -14782,6 +15511,7 @@
     </w:tblStylePr>
     <w:tblStylePr w:type="lastCol">
       <w:rPr>
+        <w:rFonts w:eastAsia="黑体"/>
         <w:color w:themeColor="background1" w:val="FFFFFF"/>
       </w:rPr>
       <w:tblPr/>
@@ -14811,6 +15541,7 @@
       <w:spacing w:after="0" w:line="240" w:lineRule="auto"/>
     </w:pPr>
     <w:rPr>
+      <w:rFonts w:eastAsia="黑体"/>
       <w:color w:themeColor="text1" w:val="000000"/>
     </w:rPr>
     <w:tblPr>
@@ -14832,6 +15563,7 @@
     </w:tcPr>
     <w:tblStylePr w:type="firstRow">
       <w:rPr>
+        <w:rFonts w:eastAsia="黑体"/>
         <w:b/>
         <w:bCs/>
       </w:rPr>
@@ -14842,6 +15574,7 @@
     </w:tblStylePr>
     <w:tblStylePr w:type="lastRow">
       <w:rPr>
+        <w:rFonts w:eastAsia="黑体"/>
         <w:b/>
         <w:bCs/>
         <w:color w:themeColor="text1" w:val="000000"/>
@@ -14853,6 +15586,7 @@
     </w:tblStylePr>
     <w:tblStylePr w:type="firstCol">
       <w:rPr>
+        <w:rFonts w:eastAsia="黑体"/>
         <w:color w:themeColor="background1" w:val="FFFFFF"/>
       </w:rPr>
       <w:tblPr/>
@@ -14862,6 +15596,7 @@
     </w:tblStylePr>
     <w:tblStylePr w:type="lastCol">
       <w:rPr>
+        <w:rFonts w:eastAsia="黑体"/>
         <w:color w:themeColor="background1" w:val="FFFFFF"/>
       </w:rPr>
       <w:tblPr/>
@@ -14891,6 +15626,7 @@
       <w:spacing w:after="0" w:line="240" w:lineRule="auto"/>
     </w:pPr>
     <w:rPr>
+      <w:rFonts w:eastAsia="黑体"/>
       <w:color w:themeColor="text1" w:val="000000"/>
     </w:rPr>
     <w:tblPr>
@@ -14912,6 +15648,7 @@
     </w:tcPr>
     <w:tblStylePr w:type="firstRow">
       <w:rPr>
+        <w:rFonts w:eastAsia="黑体"/>
         <w:b/>
         <w:bCs/>
       </w:rPr>
@@ -14922,6 +15659,7 @@
     </w:tblStylePr>
     <w:tblStylePr w:type="lastRow">
       <w:rPr>
+        <w:rFonts w:eastAsia="黑体"/>
         <w:b/>
         <w:bCs/>
         <w:color w:themeColor="text1" w:val="000000"/>
@@ -14933,6 +15671,7 @@
     </w:tblStylePr>
     <w:tblStylePr w:type="firstCol">
       <w:rPr>
+        <w:rFonts w:eastAsia="黑体"/>
         <w:color w:themeColor="background1" w:val="FFFFFF"/>
       </w:rPr>
       <w:tblPr/>
@@ -14942,6 +15681,7 @@
     </w:tblStylePr>
     <w:tblStylePr w:type="lastCol">
       <w:rPr>
+        <w:rFonts w:eastAsia="黑体"/>
         <w:color w:themeColor="background1" w:val="FFFFFF"/>
       </w:rPr>
       <w:tblPr/>
@@ -14971,6 +15711,7 @@
       <w:spacing w:after="0" w:line="240" w:lineRule="auto"/>
     </w:pPr>
     <w:rPr>
+      <w:rFonts w:eastAsia="黑体"/>
       <w:color w:themeColor="text1" w:val="000000"/>
     </w:rPr>
     <w:tblPr>
@@ -14992,6 +15733,7 @@
     </w:tcPr>
     <w:tblStylePr w:type="firstRow">
       <w:rPr>
+        <w:rFonts w:eastAsia="黑体"/>
         <w:b/>
         <w:bCs/>
       </w:rPr>
@@ -15002,6 +15744,7 @@
     </w:tblStylePr>
     <w:tblStylePr w:type="lastRow">
       <w:rPr>
+        <w:rFonts w:eastAsia="黑体"/>
         <w:b/>
         <w:bCs/>
         <w:color w:themeColor="text1" w:val="000000"/>
@@ -15013,6 +15756,7 @@
     </w:tblStylePr>
     <w:tblStylePr w:type="firstCol">
       <w:rPr>
+        <w:rFonts w:eastAsia="黑体"/>
         <w:color w:themeColor="background1" w:val="FFFFFF"/>
       </w:rPr>
       <w:tblPr/>
@@ -15022,6 +15766,7 @@
     </w:tblStylePr>
     <w:tblStylePr w:type="lastCol">
       <w:rPr>
+        <w:rFonts w:eastAsia="黑体"/>
         <w:color w:themeColor="background1" w:val="FFFFFF"/>
       </w:rPr>
       <w:tblPr/>
@@ -15051,6 +15796,7 @@
       <w:spacing w:after="0" w:line="240" w:lineRule="auto"/>
     </w:pPr>
     <w:rPr>
+      <w:rFonts w:eastAsia="黑体"/>
       <w:color w:themeColor="text1" w:val="000000"/>
     </w:rPr>
     <w:tblPr>
@@ -15072,6 +15818,7 @@
     </w:tcPr>
     <w:tblStylePr w:type="firstRow">
       <w:rPr>
+        <w:rFonts w:eastAsia="黑体"/>
         <w:b/>
         <w:bCs/>
       </w:rPr>
@@ -15082,6 +15829,7 @@
     </w:tblStylePr>
     <w:tblStylePr w:type="lastRow">
       <w:rPr>
+        <w:rFonts w:eastAsia="黑体"/>
         <w:b/>
         <w:bCs/>
         <w:color w:themeColor="text1" w:val="000000"/>
@@ -15093,6 +15841,7 @@
     </w:tblStylePr>
     <w:tblStylePr w:type="firstCol">
       <w:rPr>
+        <w:rFonts w:eastAsia="黑体"/>
         <w:color w:themeColor="background1" w:val="FFFFFF"/>
       </w:rPr>
       <w:tblPr/>
@@ -15102,6 +15851,7 @@
     </w:tblStylePr>
     <w:tblStylePr w:type="lastCol">
       <w:rPr>
+        <w:rFonts w:eastAsia="黑体"/>
         <w:color w:themeColor="background1" w:val="FFFFFF"/>
       </w:rPr>
       <w:tblPr/>
@@ -15131,6 +15881,7 @@
       <w:spacing w:after="0" w:line="240" w:lineRule="auto"/>
     </w:pPr>
     <w:rPr>
+      <w:rFonts w:eastAsia="黑体"/>
       <w:color w:themeColor="text1" w:val="000000"/>
     </w:rPr>
     <w:tblPr>
@@ -15152,6 +15903,7 @@
     </w:tcPr>
     <w:tblStylePr w:type="firstRow">
       <w:rPr>
+        <w:rFonts w:eastAsia="黑体"/>
         <w:b/>
         <w:bCs/>
       </w:rPr>
@@ -15162,6 +15914,7 @@
     </w:tblStylePr>
     <w:tblStylePr w:type="lastRow">
       <w:rPr>
+        <w:rFonts w:eastAsia="黑体"/>
         <w:b/>
         <w:bCs/>
         <w:color w:themeColor="text1" w:val="000000"/>
@@ -15173,6 +15926,7 @@
     </w:tblStylePr>
     <w:tblStylePr w:type="firstCol">
       <w:rPr>
+        <w:rFonts w:eastAsia="黑体"/>
         <w:color w:themeColor="background1" w:val="FFFFFF"/>
       </w:rPr>
       <w:tblPr/>
@@ -15182,6 +15936,7 @@
     </w:tblStylePr>
     <w:tblStylePr w:type="lastCol">
       <w:rPr>
+        <w:rFonts w:eastAsia="黑体"/>
         <w:color w:themeColor="background1" w:val="FFFFFF"/>
       </w:rPr>
       <w:tblPr/>
@@ -15211,6 +15966,7 @@
       <w:spacing w:after="0" w:line="240" w:lineRule="auto"/>
     </w:pPr>
     <w:rPr>
+      <w:rFonts w:eastAsia="黑体"/>
       <w:color w:themeColor="text1" w:val="000000"/>
     </w:rPr>
     <w:tblPr>
@@ -15232,6 +15988,7 @@
     </w:tcPr>
     <w:tblStylePr w:type="firstRow">
       <w:rPr>
+        <w:rFonts w:eastAsia="黑体"/>
         <w:b/>
         <w:bCs/>
       </w:rPr>
@@ -15242,6 +15999,7 @@
     </w:tblStylePr>
     <w:tblStylePr w:type="lastRow">
       <w:rPr>
+        <w:rFonts w:eastAsia="黑体"/>
         <w:b/>
         <w:bCs/>
         <w:color w:themeColor="text1" w:val="000000"/>
@@ -15253,6 +16011,7 @@
     </w:tblStylePr>
     <w:tblStylePr w:type="firstCol">
       <w:rPr>
+        <w:rFonts w:eastAsia="黑体"/>
         <w:color w:themeColor="background1" w:val="FFFFFF"/>
       </w:rPr>
       <w:tblPr/>
@@ -15262,6 +16021,7 @@
     </w:tblStylePr>
     <w:tblStylePr w:type="lastCol">
       <w:rPr>
+        <w:rFonts w:eastAsia="黑体"/>
         <w:color w:themeColor="background1" w:val="FFFFFF"/>
       </w:rPr>
       <w:tblPr/>
@@ -15294,6 +16054,7 @@
     <w:name w:val="KeywordTok"/>
     <w:basedOn w:val="VerbatimChar"/>
     <w:rPr>
+      <w:rFonts w:eastAsia="黑体"/>
       <w:b/>
       <w:color w:val="007020"/>
     </w:rPr>
@@ -15302,6 +16063,7 @@
     <w:name w:val="DataTypeTok"/>
     <w:basedOn w:val="VerbatimChar"/>
     <w:rPr>
+      <w:rFonts w:eastAsia="黑体"/>
       <w:color w:val="902000"/>
     </w:rPr>
   </w:style>
@@ -15309,6 +16071,7 @@
     <w:name w:val="DecValTok"/>
     <w:basedOn w:val="VerbatimChar"/>
     <w:rPr>
+      <w:rFonts w:eastAsia="黑体"/>
       <w:color w:val="40a070"/>
     </w:rPr>
   </w:style>
@@ -15316,6 +16079,7 @@
     <w:name w:val="BaseNTok"/>
     <w:basedOn w:val="VerbatimChar"/>
     <w:rPr>
+      <w:rFonts w:eastAsia="黑体"/>
       <w:color w:val="40a070"/>
     </w:rPr>
   </w:style>
@@ -15323,6 +16087,7 @@
     <w:name w:val="FloatTok"/>
     <w:basedOn w:val="VerbatimChar"/>
     <w:rPr>
+      <w:rFonts w:eastAsia="黑体"/>
       <w:color w:val="40a070"/>
     </w:rPr>
   </w:style>
@@ -15330,6 +16095,7 @@
     <w:name w:val="ConstantTok"/>
     <w:basedOn w:val="VerbatimChar"/>
     <w:rPr>
+      <w:rFonts w:eastAsia="黑体"/>
       <w:color w:val="880000"/>
     </w:rPr>
   </w:style>
@@ -15337,6 +16103,7 @@
     <w:name w:val="CharTok"/>
     <w:basedOn w:val="VerbatimChar"/>
     <w:rPr>
+      <w:rFonts w:eastAsia="黑体"/>
       <w:color w:val="4070a0"/>
     </w:rPr>
   </w:style>
@@ -15344,6 +16111,7 @@
     <w:name w:val="SpecialCharTok"/>
     <w:basedOn w:val="VerbatimChar"/>
     <w:rPr>
+      <w:rFonts w:eastAsia="黑体"/>
       <w:color w:val="4070a0"/>
     </w:rPr>
   </w:style>
@@ -15351,6 +16119,7 @@
     <w:name w:val="StringTok"/>
     <w:basedOn w:val="VerbatimChar"/>
     <w:rPr>
+      <w:rFonts w:eastAsia="黑体"/>
       <w:color w:val="4070a0"/>
     </w:rPr>
   </w:style>
@@ -15358,6 +16127,7 @@
     <w:name w:val="VerbatimStringTok"/>
     <w:basedOn w:val="VerbatimChar"/>
     <w:rPr>
+      <w:rFonts w:eastAsia="黑体"/>
       <w:color w:val="4070a0"/>
     </w:rPr>
   </w:style>
@@ -15365,6 +16135,7 @@
     <w:name w:val="SpecialStringTok"/>
     <w:basedOn w:val="VerbatimChar"/>
     <w:rPr>
+      <w:rFonts w:eastAsia="黑体"/>
       <w:color w:val="bb6688"/>
     </w:rPr>
   </w:style>
@@ -15372,6 +16143,7 @@
     <w:name w:val="ImportTok"/>
     <w:basedOn w:val="VerbatimChar"/>
     <w:rPr>
+      <w:rFonts w:eastAsia="黑体"/>
       <w:b/>
       <w:color w:val="008000"/>
     </w:rPr>
@@ -15380,6 +16152,7 @@
     <w:name w:val="CommentTok"/>
     <w:basedOn w:val="VerbatimChar"/>
     <w:rPr>
+      <w:rFonts w:eastAsia="黑体"/>
       <w:i/>
       <w:color w:val="60a0b0"/>
     </w:rPr>
@@ -15388,6 +16161,7 @@
     <w:name w:val="DocumentationTok"/>
     <w:basedOn w:val="VerbatimChar"/>
     <w:rPr>
+      <w:rFonts w:eastAsia="黑体"/>
       <w:i/>
       <w:color w:val="ba2121"/>
     </w:rPr>
@@ -15396,6 +16170,7 @@
     <w:name w:val="AnnotationTok"/>
     <w:basedOn w:val="VerbatimChar"/>
     <w:rPr>
+      <w:rFonts w:eastAsia="黑体"/>
       <w:b/>
       <w:i/>
       <w:color w:val="60a0b0"/>
@@ -15405,6 +16180,7 @@
     <w:name w:val="CommentVarTok"/>
     <w:basedOn w:val="VerbatimChar"/>
     <w:rPr>
+      <w:rFonts w:eastAsia="黑体"/>
       <w:b/>
       <w:i/>
       <w:color w:val="60a0b0"/>
@@ -15414,6 +16190,7 @@
     <w:name w:val="OtherTok"/>
     <w:basedOn w:val="VerbatimChar"/>
     <w:rPr>
+      <w:rFonts w:eastAsia="黑体"/>
       <w:color w:val="007020"/>
     </w:rPr>
   </w:style>
@@ -15421,6 +16198,7 @@
     <w:name w:val="FunctionTok"/>
     <w:basedOn w:val="VerbatimChar"/>
     <w:rPr>
+      <w:rFonts w:eastAsia="黑体"/>
       <w:color w:val="06287e"/>
     </w:rPr>
   </w:style>
@@ -15428,6 +16206,7 @@
     <w:name w:val="VariableTok"/>
     <w:basedOn w:val="VerbatimChar"/>
     <w:rPr>
+      <w:rFonts w:eastAsia="黑体"/>
       <w:color w:val="19177c"/>
     </w:rPr>
   </w:style>
@@ -15435,6 +16214,7 @@
     <w:name w:val="ControlFlowTok"/>
     <w:basedOn w:val="VerbatimChar"/>
     <w:rPr>
+      <w:rFonts w:eastAsia="黑体"/>
       <w:b/>
       <w:color w:val="007020"/>
     </w:rPr>
@@ -15443,6 +16223,7 @@
     <w:name w:val="OperatorTok"/>
     <w:basedOn w:val="VerbatimChar"/>
     <w:rPr>
+      <w:rFonts w:eastAsia="黑体"/>
       <w:color w:val="666666"/>
     </w:rPr>
   </w:style>
@@ -15450,18 +16231,22 @@
     <w:name w:val="BuiltInTok"/>
     <w:basedOn w:val="VerbatimChar"/>
     <w:rPr>
+      <w:rFonts w:eastAsia="黑体"/>
       <w:color w:val="008000"/>
     </w:rPr>
   </w:style>
   <w:style w:type="character" w:customStyle="1" w:styleId="ExtensionTok">
     <w:name w:val="ExtensionTok"/>
     <w:basedOn w:val="VerbatimChar"/>
-    <w:rPr/>
+    <w:rPr>
+      <w:rFonts w:eastAsia="黑体"/>
+    </w:rPr>
   </w:style>
   <w:style w:type="character" w:customStyle="1" w:styleId="PreprocessorTok">
     <w:name w:val="PreprocessorTok"/>
     <w:basedOn w:val="VerbatimChar"/>
     <w:rPr>
+      <w:rFonts w:eastAsia="黑体"/>
       <w:color w:val="bc7a00"/>
     </w:rPr>
   </w:style>
@@ -15469,18 +16254,22 @@
     <w:name w:val="AttributeTok"/>
     <w:basedOn w:val="VerbatimChar"/>
     <w:rPr>
+      <w:rFonts w:eastAsia="黑体"/>
       <w:color w:val="7d9029"/>
     </w:rPr>
   </w:style>
   <w:style w:type="character" w:customStyle="1" w:styleId="RegionMarkerTok">
     <w:name w:val="RegionMarkerTok"/>
     <w:basedOn w:val="VerbatimChar"/>
-    <w:rPr/>
+    <w:rPr>
+      <w:rFonts w:eastAsia="黑体"/>
+    </w:rPr>
   </w:style>
   <w:style w:type="character" w:customStyle="1" w:styleId="InformationTok">
     <w:name w:val="InformationTok"/>
     <w:basedOn w:val="VerbatimChar"/>
     <w:rPr>
+      <w:rFonts w:eastAsia="黑体"/>
       <w:b/>
       <w:i/>
       <w:color w:val="60a0b0"/>
@@ -15490,6 +16279,7 @@
     <w:name w:val="WarningTok"/>
     <w:basedOn w:val="VerbatimChar"/>
     <w:rPr>
+      <w:rFonts w:eastAsia="黑体"/>
       <w:b/>
       <w:i/>
       <w:color w:val="60a0b0"/>
@@ -15499,6 +16289,7 @@
     <w:name w:val="AlertTok"/>
     <w:basedOn w:val="VerbatimChar"/>
     <w:rPr>
+      <w:rFonts w:eastAsia="黑体"/>
       <w:b/>
       <w:color w:val="ff0000"/>
     </w:rPr>
@@ -15507,6 +16298,7 @@
     <w:name w:val="ErrorTok"/>
     <w:basedOn w:val="VerbatimChar"/>
     <w:rPr>
+      <w:rFonts w:eastAsia="黑体"/>
       <w:b/>
       <w:color w:val="ff0000"/>
     </w:rPr>
@@ -15514,7 +16306,9 @@
   <w:style w:type="character" w:customStyle="1" w:styleId="NormalTok">
     <w:name w:val="NormalTok"/>
     <w:basedOn w:val="VerbatimChar"/>
-    <w:rPr/>
+    <w:rPr>
+      <w:rFonts w:eastAsia="黑体"/>
+    </w:rPr>
   </w:style>
 </w:styles>
 </file>
@@ -15563,12 +16357,12 @@
     <a:fontScheme name="Office">
       <a:majorFont>
         <a:latin typeface="Calibri"/>
-        <a:ea typeface=""/>
+        <a:ea typeface="黑体"/>
         <a:cs typeface=""/>
         <a:font script="Jpan" typeface="ＭＳ ゴシック"/>
         <a:font script="Hang" typeface="맑은 고딕"/>
-        <a:font script="Hans" typeface="宋体"/>
-        <a:font script="Hant" typeface="新細明體"/>
+        <a:font script="Hans" typeface="黑体"/>
+        <a:font script="Hant" typeface="黑体"/>
         <a:font script="Arab" typeface="Times New Roman"/>
         <a:font script="Hebr" typeface="Times New Roman"/>
         <a:font script="Thai" typeface="Angsana New"/>
@@ -15598,12 +16392,12 @@
       </a:majorFont>
       <a:minorFont>
         <a:latin typeface="Cambria"/>
-        <a:ea typeface=""/>
+        <a:ea typeface="黑体"/>
         <a:cs typeface=""/>
         <a:font script="Jpan" typeface="ＭＳ 明朝"/>
         <a:font script="Hang" typeface="맑은 고딕"/>
-        <a:font script="Hans" typeface="宋体"/>
-        <a:font script="Hant" typeface="新細明體"/>
+        <a:font script="Hans" typeface="黑体"/>
+        <a:font script="Hant" typeface="黑体"/>
         <a:font script="Arab" typeface="Arial"/>
         <a:font script="Hebr" typeface="Arial"/>
         <a:font script="Thai" typeface="Cordia New"/>

--- a/06-转换电路/01-模数转换ADC/双积分型ADC电路/双积分型ADC电路.docx
+++ b/06-转换电路/01-模数转换ADC/双积分型ADC电路/双积分型ADC电路.docx
@@ -3286,7 +3286,7 @@
           <w:color w:val="555555"/>
           <w:sz w:val="21"/>
         </w:rPr>
-        <w:t>材料收集者：杜文杰，WX手机：19519196569，QQ:3478827729</w:t>
+        <w:t>材料收集者：杜文杰，微信/手机：19519196569，QQ:3478827729</w:t>
       </w:r>
     </w:p>
     <w:sectPr>
